--- a/documents/2as/frod/fard_01_2as_rt.docx
+++ b/documents/2as/frod/fard_01_2as_rt.docx
@@ -4826,7 +4826,7 @@
                     <a:graphicData uri="http://schemas.openxmlformats.org/drawingml/2006/picture">
                       <pic:pic>
                         <pic:nvPicPr>
-                          <pic:cNvPr id="0" name="fdda2bd5522bd366.png"/>
+                          <pic:cNvPr id="0" name="6411fdbfd55d2561.png"/>
                           <pic:cNvPicPr/>
                         </pic:nvPicPr>
                         <pic:blipFill>
@@ -6952,7 +6952,7 @@
                     <a:graphicData uri="http://schemas.openxmlformats.org/drawingml/2006/picture">
                       <pic:pic>
                         <pic:nvPicPr>
-                          <pic:cNvPr id="0" name="9a594b591ef3db14.png"/>
+                          <pic:cNvPr id="0" name="ace64c0762643280.png"/>
                           <pic:cNvPicPr/>
                         </pic:nvPicPr>
                         <pic:blipFill>
@@ -13009,15 +13009,6 @@
       <w:bidi/>
       <w:jc w:val="center"/>
     </w:pPr>
-    <w:r>
-      <w:rPr>
-        <w:b/>
-        <w:sz w:val="20"/>
-        <w:szCs w:val="20"/>
-        <w:rtl/>
-      </w:rPr>
-      <w:t xml:space="preserve">الأستاذ سوايسية هشام للرياضيات   |   prof_hicham_math   |   </w:t>
-    </w:r>
     <w:r>
       <w:rPr>
         <w:sz w:val="20"/>

--- a/documents/2as/frod/fard_01_2as_rt.docx
+++ b/documents/2as/frod/fard_01_2as_rt.docx
@@ -3348,7 +3348,7 @@
                 <w:color w:val="FFFFFF"/>
                 <w:rtl/>
               </w:rPr>
-              <w:t xml:space="preserve">حل التمرين 3</w:t>
+              <w:t xml:space="preserve">حل التمرين 1</w:t>
             </w:r>
           </w:p>
         </w:tc>
@@ -3584,6 +3584,42 @@
               </w:rPr>
               <w:t xml:space="preserve">.</w:t>
             </w:r>
+            <w:r>
+              <w:rPr>
+                <w:rtl/>
+              </w:rPr>
+              <w:t xml:space="preserve"> </w:t>
+            </w:r>
+            <m:oMath>
+              <m:d>
+                <m:dPr>
+                  <m:begChr m:val="("/>
+                  <m:endChr m:val=")"/>
+                  <m:sepChr m:val=""/>
+                  <m:grow/>
+                </m:dPr>
+                <m:e>
+                  <m:r>
+                    <m:rPr>
+                      <m:sty m:val="b"/>
+                    </m:rPr>
+                    <m:t>0</m:t>
+                  </m:r>
+                  <m:r>
+                    <m:rPr>
+                      <m:sty m:val="b"/>
+                    </m:rPr>
+                    <m:t>,</m:t>
+                  </m:r>
+                  <m:r>
+                    <m:rPr>
+                      <m:sty m:val="b"/>
+                    </m:rPr>
+                    <m:t>5</m:t>
+                  </m:r>
+                </m:e>
+              </m:d>
+            </m:oMath>
           </w:p>
           <w:p>
             <w:pPr>
@@ -4192,6 +4228,42 @@
                 </m:e>
               </m:borderBox>
             </m:oMath>
+            <w:r>
+              <w:rPr>
+                <w:rtl/>
+              </w:rPr>
+              <w:t xml:space="preserve"> </w:t>
+            </w:r>
+            <m:oMath>
+              <m:d>
+                <m:dPr>
+                  <m:begChr m:val="("/>
+                  <m:endChr m:val=")"/>
+                  <m:sepChr m:val=""/>
+                  <m:grow/>
+                </m:dPr>
+                <m:e>
+                  <m:r>
+                    <m:rPr>
+                      <m:sty m:val="b"/>
+                    </m:rPr>
+                    <m:t>1</m:t>
+                  </m:r>
+                  <m:r>
+                    <m:rPr>
+                      <m:sty m:val="b"/>
+                    </m:rPr>
+                    <m:t>,</m:t>
+                  </m:r>
+                  <m:r>
+                    <m:rPr>
+                      <m:sty m:val="b"/>
+                    </m:rPr>
+                    <m:t>5</m:t>
+                  </m:r>
+                </m:e>
+              </m:d>
+            </m:oMath>
           </w:p>
           <w:p>
             <w:pPr>
@@ -4687,6 +4759,30 @@
                 </m:e>
               </m:borderBox>
             </m:oMath>
+            <w:r>
+              <w:rPr>
+                <w:rtl/>
+              </w:rPr>
+              <w:t xml:space="preserve"> </w:t>
+            </w:r>
+            <m:oMath>
+              <m:d>
+                <m:dPr>
+                  <m:begChr m:val="("/>
+                  <m:endChr m:val=")"/>
+                  <m:sepChr m:val=""/>
+                  <m:grow/>
+                </m:dPr>
+                <m:e>
+                  <m:r>
+                    <m:rPr>
+                      <m:sty m:val="b"/>
+                    </m:rPr>
+                    <m:t>1</m:t>
+                  </m:r>
+                </m:e>
+              </m:d>
+            </m:oMath>
           </w:p>
           <w:p>
             <w:pPr>
@@ -4826,7 +4922,7 @@
                     <a:graphicData uri="http://schemas.openxmlformats.org/drawingml/2006/picture">
                       <pic:pic>
                         <pic:nvPicPr>
-                          <pic:cNvPr id="0" name="6411fdbfd55d2561.png"/>
+                          <pic:cNvPr id="0" name="3777d639aaa5a54f.png"/>
                           <pic:cNvPicPr/>
                         </pic:nvPicPr>
                         <pic:blipFill>
@@ -4997,6 +5093,42 @@
                   </m:d>
                 </m:e>
               </m:borderBox>
+            </m:oMath>
+            <w:r>
+              <w:rPr>
+                <w:rtl/>
+              </w:rPr>
+              <w:t xml:space="preserve"> </w:t>
+            </w:r>
+            <m:oMath>
+              <m:d>
+                <m:dPr>
+                  <m:begChr m:val="("/>
+                  <m:endChr m:val=")"/>
+                  <m:sepChr m:val=""/>
+                  <m:grow/>
+                </m:dPr>
+                <m:e>
+                  <m:r>
+                    <m:rPr>
+                      <m:sty m:val="b"/>
+                    </m:rPr>
+                    <m:t>1</m:t>
+                  </m:r>
+                  <m:r>
+                    <m:rPr>
+                      <m:sty m:val="b"/>
+                    </m:rPr>
+                    <m:t>,</m:t>
+                  </m:r>
+                  <m:r>
+                    <m:rPr>
+                      <m:sty m:val="b"/>
+                    </m:rPr>
+                    <m:t>5</m:t>
+                  </m:r>
+                </m:e>
+              </m:d>
             </m:oMath>
           </w:p>
           <w:p>
@@ -5685,6 +5817,42 @@
                 </m:e>
               </m:borderBox>
             </m:oMath>
+            <w:r>
+              <w:rPr>
+                <w:rtl/>
+              </w:rPr>
+              <w:t xml:space="preserve"> </w:t>
+            </w:r>
+            <m:oMath>
+              <m:d>
+                <m:dPr>
+                  <m:begChr m:val="("/>
+                  <m:endChr m:val=")"/>
+                  <m:sepChr m:val=""/>
+                  <m:grow/>
+                </m:dPr>
+                <m:e>
+                  <m:r>
+                    <m:rPr>
+                      <m:sty m:val="b"/>
+                    </m:rPr>
+                    <m:t>1</m:t>
+                  </m:r>
+                  <m:r>
+                    <m:rPr>
+                      <m:sty m:val="b"/>
+                    </m:rPr>
+                    <m:t>,</m:t>
+                  </m:r>
+                  <m:r>
+                    <m:rPr>
+                      <m:sty m:val="b"/>
+                    </m:rPr>
+                    <m:t>5</m:t>
+                  </m:r>
+                </m:e>
+              </m:d>
+            </m:oMath>
           </w:p>
         </w:tc>
       </w:tr>
@@ -5739,7 +5907,7 @@
                 <w:color w:val="FFFFFF"/>
                 <w:rtl/>
               </w:rPr>
-              <w:t xml:space="preserve">حل التمرين 3</w:t>
+              <w:t xml:space="preserve">حل التمرين 2</w:t>
             </w:r>
           </w:p>
         </w:tc>
@@ -5936,6 +6104,42 @@
                 </m:e>
               </m:borderBox>
             </m:oMath>
+            <w:r>
+              <w:rPr>
+                <w:rtl/>
+              </w:rPr>
+              <w:t xml:space="preserve"> </w:t>
+            </w:r>
+            <m:oMath>
+              <m:d>
+                <m:dPr>
+                  <m:begChr m:val="("/>
+                  <m:endChr m:val=")"/>
+                  <m:sepChr m:val=""/>
+                  <m:grow/>
+                </m:dPr>
+                <m:e>
+                  <m:r>
+                    <m:rPr>
+                      <m:sty m:val="b"/>
+                    </m:rPr>
+                    <m:t>0</m:t>
+                  </m:r>
+                  <m:r>
+                    <m:rPr>
+                      <m:sty m:val="b"/>
+                    </m:rPr>
+                    <m:t>,</m:t>
+                  </m:r>
+                  <m:r>
+                    <m:rPr>
+                      <m:sty m:val="b"/>
+                    </m:rPr>
+                    <m:t>5</m:t>
+                  </m:r>
+                </m:e>
+              </m:d>
+            </m:oMath>
           </w:p>
           <w:p>
             <w:pPr>
@@ -6228,6 +6432,30 @@
                 </m:e>
               </m:borderBox>
             </m:oMath>
+            <w:r>
+              <w:rPr>
+                <w:rtl/>
+              </w:rPr>
+              <w:t xml:space="preserve"> </w:t>
+            </w:r>
+            <m:oMath>
+              <m:d>
+                <m:dPr>
+                  <m:begChr m:val="("/>
+                  <m:endChr m:val=")"/>
+                  <m:sepChr m:val=""/>
+                  <m:grow/>
+                </m:dPr>
+                <m:e>
+                  <m:r>
+                    <m:rPr>
+                      <m:sty m:val="b"/>
+                    </m:rPr>
+                    <m:t>1</m:t>
+                  </m:r>
+                </m:e>
+              </m:d>
+            </m:oMath>
           </w:p>
           <w:p>
             <w:pPr>
@@ -6952,7 +7180,7 @@
                     <a:graphicData uri="http://schemas.openxmlformats.org/drawingml/2006/picture">
                       <pic:pic>
                         <pic:nvPicPr>
-                          <pic:cNvPr id="0" name="ace64c0762643280.png"/>
+                          <pic:cNvPr id="0" name="3123cee220cf979d.png"/>
                           <pic:cNvPicPr/>
                         </pic:nvPicPr>
                         <pic:blipFill>
@@ -6974,6 +7202,41 @@
                 </wp:inline>
               </w:drawing>
             </w:r>
+          </w:p>
+          <w:p>
+            <w:pPr>
+              <w:bidi/>
+            </w:pPr>
+            <m:oMath>
+              <m:d>
+                <m:dPr>
+                  <m:begChr m:val="("/>
+                  <m:endChr m:val=")"/>
+                  <m:sepChr m:val=""/>
+                  <m:grow/>
+                </m:dPr>
+                <m:e>
+                  <m:r>
+                    <m:rPr>
+                      <m:sty m:val="b"/>
+                    </m:rPr>
+                    <m:t>1</m:t>
+                  </m:r>
+                  <m:r>
+                    <m:rPr>
+                      <m:sty m:val="b"/>
+                    </m:rPr>
+                    <m:t>,</m:t>
+                  </m:r>
+                  <m:r>
+                    <m:rPr>
+                      <m:sty m:val="b"/>
+                    </m:rPr>
+                    <m:t>5</m:t>
+                  </m:r>
+                </m:e>
+              </m:d>
+            </m:oMath>
           </w:p>
           <w:p>
             <w:pPr>
@@ -7451,6 +7714,30 @@
               </w:rPr>
               <w:t xml:space="preserve">.</w:t>
             </w:r>
+            <w:r>
+              <w:rPr>
+                <w:rtl/>
+              </w:rPr>
+              <w:t xml:space="preserve"> </w:t>
+            </w:r>
+            <m:oMath>
+              <m:d>
+                <m:dPr>
+                  <m:begChr m:val="("/>
+                  <m:endChr m:val=")"/>
+                  <m:sepChr m:val=""/>
+                  <m:grow/>
+                </m:dPr>
+                <m:e>
+                  <m:r>
+                    <m:rPr>
+                      <m:sty m:val="b"/>
+                    </m:rPr>
+                    <m:t>1</m:t>
+                  </m:r>
+                </m:e>
+              </m:d>
+            </m:oMath>
           </w:p>
           <w:p>
             <w:pPr>
@@ -8057,6 +8344,30 @@
               </w:rPr>
               <w:t xml:space="preserve">.</w:t>
             </w:r>
+            <w:r>
+              <w:rPr>
+                <w:rtl/>
+              </w:rPr>
+              <w:t xml:space="preserve"> </w:t>
+            </w:r>
+            <m:oMath>
+              <m:d>
+                <m:dPr>
+                  <m:begChr m:val="("/>
+                  <m:endChr m:val=")"/>
+                  <m:sepChr m:val=""/>
+                  <m:grow/>
+                </m:dPr>
+                <m:e>
+                  <m:r>
+                    <m:rPr>
+                      <m:sty m:val="b"/>
+                    </m:rPr>
+                    <m:t>1</m:t>
+                  </m:r>
+                </m:e>
+              </m:d>
+            </m:oMath>
           </w:p>
           <w:p>
             <w:pPr>
@@ -8515,6 +8826,30 @@
               </w:rPr>
               <w:t xml:space="preserve">.</w:t>
             </w:r>
+            <w:r>
+              <w:rPr>
+                <w:rtl/>
+              </w:rPr>
+              <w:t xml:space="preserve"> </w:t>
+            </w:r>
+            <m:oMath>
+              <m:d>
+                <m:dPr>
+                  <m:begChr m:val="("/>
+                  <m:endChr m:val=")"/>
+                  <m:sepChr m:val=""/>
+                  <m:grow/>
+                </m:dPr>
+                <m:e>
+                  <m:r>
+                    <m:rPr>
+                      <m:sty m:val="b"/>
+                    </m:rPr>
+                    <m:t>1</m:t>
+                  </m:r>
+                </m:e>
+              </m:d>
+            </m:oMath>
           </w:p>
         </w:tc>
       </w:tr>
@@ -9778,6 +10113,42 @@
               </w:rPr>
               <w:t xml:space="preserve">.)</w:t>
             </w:r>
+            <w:r>
+              <w:rPr>
+                <w:rtl/>
+              </w:rPr>
+              <w:t xml:space="preserve"> </w:t>
+            </w:r>
+            <m:oMath>
+              <m:d>
+                <m:dPr>
+                  <m:begChr m:val="("/>
+                  <m:endChr m:val=")"/>
+                  <m:sepChr m:val=""/>
+                  <m:grow/>
+                </m:dPr>
+                <m:e>
+                  <m:r>
+                    <m:rPr>
+                      <m:sty m:val="b"/>
+                    </m:rPr>
+                    <m:t>1</m:t>
+                  </m:r>
+                  <m:r>
+                    <m:rPr>
+                      <m:sty m:val="b"/>
+                    </m:rPr>
+                    <m:t>,</m:t>
+                  </m:r>
+                  <m:r>
+                    <m:rPr>
+                      <m:sty m:val="b"/>
+                    </m:rPr>
+                    <m:t>5</m:t>
+                  </m:r>
+                </m:e>
+              </m:d>
+            </m:oMath>
           </w:p>
           <w:p>
             <w:pPr>
@@ -9914,6 +10285,42 @@
                 </m:e>
               </m:borderBox>
             </m:oMath>
+            <w:r>
+              <w:rPr>
+                <w:rtl/>
+              </w:rPr>
+              <w:t xml:space="preserve"> </w:t>
+            </w:r>
+            <m:oMath>
+              <m:d>
+                <m:dPr>
+                  <m:begChr m:val="("/>
+                  <m:endChr m:val=")"/>
+                  <m:sepChr m:val=""/>
+                  <m:grow/>
+                </m:dPr>
+                <m:e>
+                  <m:r>
+                    <m:rPr>
+                      <m:sty m:val="b"/>
+                    </m:rPr>
+                    <m:t>0</m:t>
+                  </m:r>
+                  <m:r>
+                    <m:rPr>
+                      <m:sty m:val="b"/>
+                    </m:rPr>
+                    <m:t>,</m:t>
+                  </m:r>
+                  <m:r>
+                    <m:rPr>
+                      <m:sty m:val="b"/>
+                    </m:rPr>
+                    <m:t>5</m:t>
+                  </m:r>
+                </m:e>
+              </m:d>
+            </m:oMath>
           </w:p>
           <w:p>
             <w:pPr>
@@ -10248,6 +10655,42 @@
                 </m:e>
               </m:borderBox>
             </m:oMath>
+            <w:r>
+              <w:rPr>
+                <w:rtl/>
+              </w:rPr>
+              <w:t xml:space="preserve"> </w:t>
+            </w:r>
+            <m:oMath>
+              <m:d>
+                <m:dPr>
+                  <m:begChr m:val="("/>
+                  <m:endChr m:val=")"/>
+                  <m:sepChr m:val=""/>
+                  <m:grow/>
+                </m:dPr>
+                <m:e>
+                  <m:r>
+                    <m:rPr>
+                      <m:sty m:val="b"/>
+                    </m:rPr>
+                    <m:t>0</m:t>
+                  </m:r>
+                  <m:r>
+                    <m:rPr>
+                      <m:sty m:val="b"/>
+                    </m:rPr>
+                    <m:t>,</m:t>
+                  </m:r>
+                  <m:r>
+                    <m:rPr>
+                      <m:sty m:val="b"/>
+                    </m:rPr>
+                    <m:t>5</m:t>
+                  </m:r>
+                </m:e>
+              </m:d>
+            </m:oMath>
           </w:p>
           <w:p>
             <w:pPr>
@@ -10371,6 +10814,42 @@
                 </m:e>
               </m:borderBox>
             </m:oMath>
+            <w:r>
+              <w:rPr>
+                <w:rtl/>
+              </w:rPr>
+              <w:t xml:space="preserve"> </w:t>
+            </w:r>
+            <m:oMath>
+              <m:d>
+                <m:dPr>
+                  <m:begChr m:val="("/>
+                  <m:endChr m:val=")"/>
+                  <m:sepChr m:val=""/>
+                  <m:grow/>
+                </m:dPr>
+                <m:e>
+                  <m:r>
+                    <m:rPr>
+                      <m:sty m:val="b"/>
+                    </m:rPr>
+                    <m:t>0</m:t>
+                  </m:r>
+                  <m:r>
+                    <m:rPr>
+                      <m:sty m:val="b"/>
+                    </m:rPr>
+                    <m:t>,</m:t>
+                  </m:r>
+                  <m:r>
+                    <m:rPr>
+                      <m:sty m:val="b"/>
+                    </m:rPr>
+                    <m:t>5</m:t>
+                  </m:r>
+                </m:e>
+              </m:d>
+            </m:oMath>
           </w:p>
           <w:p>
             <w:pPr>
@@ -10651,6 +11130,30 @@
                   </m:f>
                 </m:e>
               </m:borderBox>
+            </m:oMath>
+            <w:r>
+              <w:rPr>
+                <w:rtl/>
+              </w:rPr>
+              <w:t xml:space="preserve"> </w:t>
+            </w:r>
+            <m:oMath>
+              <m:d>
+                <m:dPr>
+                  <m:begChr m:val="("/>
+                  <m:endChr m:val=")"/>
+                  <m:sepChr m:val=""/>
+                  <m:grow/>
+                </m:dPr>
+                <m:e>
+                  <m:r>
+                    <m:rPr>
+                      <m:sty m:val="b"/>
+                    </m:rPr>
+                    <m:t>1</m:t>
+                  </m:r>
+                </m:e>
+              </m:d>
             </m:oMath>
           </w:p>
           <w:p>
@@ -11356,6 +11859,41 @@
               <w:bidi/>
               <w:spacing w:before="120"/>
             </w:pPr>
+            <m:oMath>
+              <m:d>
+                <m:dPr>
+                  <m:begChr m:val="("/>
+                  <m:endChr m:val=")"/>
+                  <m:sepChr m:val=""/>
+                  <m:grow/>
+                </m:dPr>
+                <m:e>
+                  <m:r>
+                    <m:rPr>
+                      <m:sty m:val="b"/>
+                    </m:rPr>
+                    <m:t>1</m:t>
+                  </m:r>
+                  <m:r>
+                    <m:rPr>
+                      <m:sty m:val="b"/>
+                    </m:rPr>
+                    <m:t>,</m:t>
+                  </m:r>
+                  <m:r>
+                    <m:rPr>
+                      <m:sty m:val="b"/>
+                    </m:rPr>
+                    <m:t>5</m:t>
+                  </m:r>
+                </m:e>
+              </m:d>
+            </m:oMath>
+          </w:p>
+          <w:p>
+            <w:pPr>
+              <w:bidi/>
+            </w:pPr>
             <w:r>
               <w:rPr>
                 <w:b/>
@@ -11598,6 +12136,42 @@
                   </m:r>
                 </m:e>
               </m:borderBox>
+            </m:oMath>
+            <w:r>
+              <w:rPr>
+                <w:rtl/>
+              </w:rPr>
+              <w:t xml:space="preserve"> </w:t>
+            </w:r>
+            <m:oMath>
+              <m:d>
+                <m:dPr>
+                  <m:begChr m:val="("/>
+                  <m:endChr m:val=")"/>
+                  <m:sepChr m:val=""/>
+                  <m:grow/>
+                </m:dPr>
+                <m:e>
+                  <m:r>
+                    <m:rPr>
+                      <m:sty m:val="b"/>
+                    </m:rPr>
+                    <m:t>0</m:t>
+                  </m:r>
+                  <m:r>
+                    <m:rPr>
+                      <m:sty m:val="b"/>
+                    </m:rPr>
+                    <m:t>,</m:t>
+                  </m:r>
+                  <m:r>
+                    <m:rPr>
+                      <m:sty m:val="b"/>
+                    </m:rPr>
+                    <m:t>5</m:t>
+                  </m:r>
+                </m:e>
+              </m:d>
             </m:oMath>
           </w:p>
           <w:p>
@@ -12005,73 +12579,13 @@
                 </m:e>
               </m:borderBox>
             </m:oMath>
-          </w:p>
-          <w:p>
-            <w:pPr>
-              <w:bidi/>
-            </w:pPr>
-            <w:r>
-              <w:rPr>
-                <w:b/>
-                <w:bCs/>
-                <w:rtl/>
-              </w:rPr>
-              <w:t xml:space="preserve">4.</w:t>
-            </w:r>
-            <w:r>
-              <w:rPr>
-                <w:rtl/>
-              </w:rPr>
-              <w:t xml:space="preserve"> </w:t>
-            </w:r>
-            <m:oMath>
-              <m:r>
-                <m:t>G</m:t>
-              </m:r>
-              <m:r>
-                <m:rPr>
-                  <m:sty m:val="p"/>
-                </m:rPr>
-                <m:t>=</m:t>
-              </m:r>
-              <m:r>
-                <m:t>10</m:t>
-              </m:r>
-              <m:r>
-                <m:t>X</m:t>
-              </m:r>
-              <m:r>
-                <m:rPr>
-                  <m:sty m:val="p"/>
-                </m:rPr>
-                <m:t>−</m:t>
-              </m:r>
-              <m:r>
-                <m:t>m</m:t>
-              </m:r>
-            </m:oMath>
-            <w:r>
-              <w:rPr>
-                <w:rtl/>
-              </w:rPr>
-              <w:t xml:space="preserve"> </w:t>
-            </w:r>
-            <w:r>
-              <w:rPr>
-                <w:rtl/>
-              </w:rPr>
-              <w:t xml:space="preserve">، ومنه</w:t>
-            </w:r>
-            <w:r>
-              <w:rPr>
-                <w:rtl/>
-              </w:rPr>
-              <w:t xml:space="preserve"> </w:t>
-            </w:r>
-            <m:oMath>
-              <m:r>
-                <m:t>E</m:t>
-              </m:r>
+            <w:r>
+              <w:rPr>
+                <w:rtl/>
+              </w:rPr>
+              <w:t xml:space="preserve"> </w:t>
+            </w:r>
+            <m:oMath>
               <m:d>
                 <m:dPr>
                   <m:begChr m:val="("/>
@@ -12081,10 +12595,37 @@
                 </m:dPr>
                 <m:e>
                   <m:r>
-                    <m:t>G</m:t>
+                    <m:rPr>
+                      <m:sty m:val="b"/>
+                    </m:rPr>
+                    <m:t>1</m:t>
                   </m:r>
                 </m:e>
               </m:d>
+            </m:oMath>
+          </w:p>
+          <w:p>
+            <w:pPr>
+              <w:bidi/>
+            </w:pPr>
+            <w:r>
+              <w:rPr>
+                <w:b/>
+                <w:bCs/>
+                <w:rtl/>
+              </w:rPr>
+              <w:t xml:space="preserve">4.</w:t>
+            </w:r>
+            <w:r>
+              <w:rPr>
+                <w:rtl/>
+              </w:rPr>
+              <w:t xml:space="preserve"> </w:t>
+            </w:r>
+            <m:oMath>
+              <m:r>
+                <m:t>G</m:t>
+              </m:r>
               <m:r>
                 <m:rPr>
                   <m:sty m:val="p"/>
@@ -12094,6 +12635,38 @@
               <m:r>
                 <m:t>10</m:t>
               </m:r>
+              <m:r>
+                <m:t>X</m:t>
+              </m:r>
+              <m:r>
+                <m:rPr>
+                  <m:sty m:val="p"/>
+                </m:rPr>
+                <m:t>−</m:t>
+              </m:r>
+              <m:r>
+                <m:t>m</m:t>
+              </m:r>
+            </m:oMath>
+            <w:r>
+              <w:rPr>
+                <w:rtl/>
+              </w:rPr>
+              <w:t xml:space="preserve"> </w:t>
+            </w:r>
+            <w:r>
+              <w:rPr>
+                <w:rtl/>
+              </w:rPr>
+              <w:t xml:space="preserve">، ومنه</w:t>
+            </w:r>
+            <w:r>
+              <w:rPr>
+                <w:rtl/>
+              </w:rPr>
+              <w:t xml:space="preserve"> </w:t>
+            </w:r>
+            <m:oMath>
               <m:r>
                 <m:t>E</m:t>
               </m:r>
@@ -12106,7 +12679,7 @@
                 </m:dPr>
                 <m:e>
                   <m:r>
-                    <m:t>X</m:t>
+                    <m:t>G</m:t>
                   </m:r>
                 </m:e>
               </m:d>
@@ -12114,58 +12687,11 @@
                 <m:rPr>
                   <m:sty m:val="p"/>
                 </m:rPr>
-                <m:t>−</m:t>
-              </m:r>
-              <m:r>
-                <m:t>m</m:t>
-              </m:r>
-              <m:r>
-                <m:rPr>
-                  <m:sty m:val="p"/>
-                </m:rPr>
                 <m:t>=</m:t>
               </m:r>
-              <m:borderBox>
-                <m:e>
-                  <m:r>
-                    <m:t>24</m:t>
-                  </m:r>
-                  <m:r>
-                    <m:rPr>
-                      <m:sty m:val="p"/>
-                    </m:rPr>
-                    <m:t>−</m:t>
-                  </m:r>
-                  <m:r>
-                    <m:t>m</m:t>
-                  </m:r>
-                </m:e>
-              </m:borderBox>
-            </m:oMath>
-            <w:r>
-              <w:rPr>
-                <w:rtl/>
-              </w:rPr>
-              <w:t xml:space="preserve">.</w:t>
-            </w:r>
-          </w:p>
-          <w:p>
-            <w:pPr>
-              <w:bidi/>
-            </w:pPr>
-            <w:r>
-              <w:rPr>
-                <w:rtl/>
-              </w:rPr>
-              <w:t xml:space="preserve">اللعبة عادلة معناه</w:t>
-            </w:r>
-            <w:r>
-              <w:rPr>
-                <w:rtl/>
-              </w:rPr>
-              <w:t xml:space="preserve"> </w:t>
-            </w:r>
-            <m:oMath>
+              <m:r>
+                <m:t>10</m:t>
+              </m:r>
               <m:r>
                 <m:t>E</m:t>
               </m:r>
@@ -12178,6 +12704,78 @@
                 </m:dPr>
                 <m:e>
                   <m:r>
+                    <m:t>X</m:t>
+                  </m:r>
+                </m:e>
+              </m:d>
+              <m:r>
+                <m:rPr>
+                  <m:sty m:val="p"/>
+                </m:rPr>
+                <m:t>−</m:t>
+              </m:r>
+              <m:r>
+                <m:t>m</m:t>
+              </m:r>
+              <m:r>
+                <m:rPr>
+                  <m:sty m:val="p"/>
+                </m:rPr>
+                <m:t>=</m:t>
+              </m:r>
+              <m:borderBox>
+                <m:e>
+                  <m:r>
+                    <m:t>24</m:t>
+                  </m:r>
+                  <m:r>
+                    <m:rPr>
+                      <m:sty m:val="p"/>
+                    </m:rPr>
+                    <m:t>−</m:t>
+                  </m:r>
+                  <m:r>
+                    <m:t>m</m:t>
+                  </m:r>
+                </m:e>
+              </m:borderBox>
+            </m:oMath>
+            <w:r>
+              <w:rPr>
+                <w:rtl/>
+              </w:rPr>
+              <w:t xml:space="preserve">.</w:t>
+            </w:r>
+          </w:p>
+          <w:p>
+            <w:pPr>
+              <w:bidi/>
+            </w:pPr>
+            <w:r>
+              <w:rPr>
+                <w:rtl/>
+              </w:rPr>
+              <w:t xml:space="preserve">اللعبة عادلة معناه</w:t>
+            </w:r>
+            <w:r>
+              <w:rPr>
+                <w:rtl/>
+              </w:rPr>
+              <w:t xml:space="preserve"> </w:t>
+            </w:r>
+            <m:oMath>
+              <m:r>
+                <m:t>E</m:t>
+              </m:r>
+              <m:d>
+                <m:dPr>
+                  <m:begChr m:val="("/>
+                  <m:endChr m:val=")"/>
+                  <m:sepChr m:val=""/>
+                  <m:grow/>
+                </m:dPr>
+                <m:e>
+                  <m:r>
                     <m:t>G</m:t>
                   </m:r>
                 </m:e>
@@ -12240,6 +12838,30 @@
               </w:rPr>
               <w:t xml:space="preserve">دينار.</w:t>
             </w:r>
+            <w:r>
+              <w:rPr>
+                <w:rtl/>
+              </w:rPr>
+              <w:t xml:space="preserve"> </w:t>
+            </w:r>
+            <m:oMath>
+              <m:d>
+                <m:dPr>
+                  <m:begChr m:val="("/>
+                  <m:endChr m:val=")"/>
+                  <m:sepChr m:val=""/>
+                  <m:grow/>
+                </m:dPr>
+                <m:e>
+                  <m:r>
+                    <m:rPr>
+                      <m:sty m:val="b"/>
+                    </m:rPr>
+                    <m:t>1</m:t>
+                  </m:r>
+                </m:e>
+              </m:d>
+            </m:oMath>
           </w:p>
         </w:tc>
       </w:tr>

--- a/documents/2as/frod/fard_01_2as_rt.docx
+++ b/documents/2as/frod/fard_01_2as_rt.docx
@@ -3590,36 +3590,15 @@
               </w:rPr>
               <w:t xml:space="preserve"> </w:t>
             </w:r>
-            <m:oMath>
-              <m:d>
-                <m:dPr>
-                  <m:begChr m:val="("/>
-                  <m:endChr m:val=")"/>
-                  <m:sepChr m:val=""/>
-                  <m:grow/>
-                </m:dPr>
-                <m:e>
-                  <m:r>
-                    <m:rPr>
-                      <m:sty m:val="b"/>
-                    </m:rPr>
-                    <m:t>0</m:t>
-                  </m:r>
-                  <m:r>
-                    <m:rPr>
-                      <m:sty m:val="b"/>
-                    </m:rPr>
-                    <m:t>,</m:t>
-                  </m:r>
-                  <m:r>
-                    <m:rPr>
-                      <m:sty m:val="b"/>
-                    </m:rPr>
-                    <m:t>5</m:t>
-                  </m:r>
-                </m:e>
-              </m:d>
-            </m:oMath>
+            <w:r>
+              <w:rPr>
+                <w:b/>
+                <w:bCs/>
+                <w:color w:val="C00000"/>
+                <w:rtl/>
+              </w:rPr>
+              <w:t xml:space="preserve">(0,5)</w:t>
+            </w:r>
           </w:p>
           <w:p>
             <w:pPr>
@@ -4234,36 +4213,15 @@
               </w:rPr>
               <w:t xml:space="preserve"> </w:t>
             </w:r>
-            <m:oMath>
-              <m:d>
-                <m:dPr>
-                  <m:begChr m:val="("/>
-                  <m:endChr m:val=")"/>
-                  <m:sepChr m:val=""/>
-                  <m:grow/>
-                </m:dPr>
-                <m:e>
-                  <m:r>
-                    <m:rPr>
-                      <m:sty m:val="b"/>
-                    </m:rPr>
-                    <m:t>1</m:t>
-                  </m:r>
-                  <m:r>
-                    <m:rPr>
-                      <m:sty m:val="b"/>
-                    </m:rPr>
-                    <m:t>,</m:t>
-                  </m:r>
-                  <m:r>
-                    <m:rPr>
-                      <m:sty m:val="b"/>
-                    </m:rPr>
-                    <m:t>5</m:t>
-                  </m:r>
-                </m:e>
-              </m:d>
-            </m:oMath>
+            <w:r>
+              <w:rPr>
+                <w:b/>
+                <w:bCs/>
+                <w:color w:val="C00000"/>
+                <w:rtl/>
+              </w:rPr>
+              <w:t xml:space="preserve">(1,5)</w:t>
+            </w:r>
           </w:p>
           <w:p>
             <w:pPr>
@@ -4765,24 +4723,15 @@
               </w:rPr>
               <w:t xml:space="preserve"> </w:t>
             </w:r>
-            <m:oMath>
-              <m:d>
-                <m:dPr>
-                  <m:begChr m:val="("/>
-                  <m:endChr m:val=")"/>
-                  <m:sepChr m:val=""/>
-                  <m:grow/>
-                </m:dPr>
-                <m:e>
-                  <m:r>
-                    <m:rPr>
-                      <m:sty m:val="b"/>
-                    </m:rPr>
-                    <m:t>1</m:t>
-                  </m:r>
-                </m:e>
-              </m:d>
-            </m:oMath>
+            <w:r>
+              <w:rPr>
+                <w:b/>
+                <w:bCs/>
+                <w:color w:val="C00000"/>
+                <w:rtl/>
+              </w:rPr>
+              <w:t xml:space="preserve">(1)</w:t>
+            </w:r>
           </w:p>
           <w:p>
             <w:pPr>
@@ -4922,7 +4871,7 @@
                     <a:graphicData uri="http://schemas.openxmlformats.org/drawingml/2006/picture">
                       <pic:pic>
                         <pic:nvPicPr>
-                          <pic:cNvPr id="0" name="3777d639aaa5a54f.png"/>
+                          <pic:cNvPr id="0" name="f273a91513f065e8.png"/>
                           <pic:cNvPicPr/>
                         </pic:nvPicPr>
                         <pic:blipFill>
@@ -5100,36 +5049,15 @@
               </w:rPr>
               <w:t xml:space="preserve"> </w:t>
             </w:r>
-            <m:oMath>
-              <m:d>
-                <m:dPr>
-                  <m:begChr m:val="("/>
-                  <m:endChr m:val=")"/>
-                  <m:sepChr m:val=""/>
-                  <m:grow/>
-                </m:dPr>
-                <m:e>
-                  <m:r>
-                    <m:rPr>
-                      <m:sty m:val="b"/>
-                    </m:rPr>
-                    <m:t>1</m:t>
-                  </m:r>
-                  <m:r>
-                    <m:rPr>
-                      <m:sty m:val="b"/>
-                    </m:rPr>
-                    <m:t>,</m:t>
-                  </m:r>
-                  <m:r>
-                    <m:rPr>
-                      <m:sty m:val="b"/>
-                    </m:rPr>
-                    <m:t>5</m:t>
-                  </m:r>
-                </m:e>
-              </m:d>
-            </m:oMath>
+            <w:r>
+              <w:rPr>
+                <w:b/>
+                <w:bCs/>
+                <w:color w:val="C00000"/>
+                <w:rtl/>
+              </w:rPr>
+              <w:t xml:space="preserve">(1,5)</w:t>
+            </w:r>
           </w:p>
           <w:p>
             <w:pPr>
@@ -5823,36 +5751,15 @@
               </w:rPr>
               <w:t xml:space="preserve"> </w:t>
             </w:r>
-            <m:oMath>
-              <m:d>
-                <m:dPr>
-                  <m:begChr m:val="("/>
-                  <m:endChr m:val=")"/>
-                  <m:sepChr m:val=""/>
-                  <m:grow/>
-                </m:dPr>
-                <m:e>
-                  <m:r>
-                    <m:rPr>
-                      <m:sty m:val="b"/>
-                    </m:rPr>
-                    <m:t>1</m:t>
-                  </m:r>
-                  <m:r>
-                    <m:rPr>
-                      <m:sty m:val="b"/>
-                    </m:rPr>
-                    <m:t>,</m:t>
-                  </m:r>
-                  <m:r>
-                    <m:rPr>
-                      <m:sty m:val="b"/>
-                    </m:rPr>
-                    <m:t>5</m:t>
-                  </m:r>
-                </m:e>
-              </m:d>
-            </m:oMath>
+            <w:r>
+              <w:rPr>
+                <w:b/>
+                <w:bCs/>
+                <w:color w:val="C00000"/>
+                <w:rtl/>
+              </w:rPr>
+              <w:t xml:space="preserve">(1,5)</w:t>
+            </w:r>
           </w:p>
         </w:tc>
       </w:tr>
@@ -6110,36 +6017,15 @@
               </w:rPr>
               <w:t xml:space="preserve"> </w:t>
             </w:r>
-            <m:oMath>
-              <m:d>
-                <m:dPr>
-                  <m:begChr m:val="("/>
-                  <m:endChr m:val=")"/>
-                  <m:sepChr m:val=""/>
-                  <m:grow/>
-                </m:dPr>
-                <m:e>
-                  <m:r>
-                    <m:rPr>
-                      <m:sty m:val="b"/>
-                    </m:rPr>
-                    <m:t>0</m:t>
-                  </m:r>
-                  <m:r>
-                    <m:rPr>
-                      <m:sty m:val="b"/>
-                    </m:rPr>
-                    <m:t>,</m:t>
-                  </m:r>
-                  <m:r>
-                    <m:rPr>
-                      <m:sty m:val="b"/>
-                    </m:rPr>
-                    <m:t>5</m:t>
-                  </m:r>
-                </m:e>
-              </m:d>
-            </m:oMath>
+            <w:r>
+              <w:rPr>
+                <w:b/>
+                <w:bCs/>
+                <w:color w:val="C00000"/>
+                <w:rtl/>
+              </w:rPr>
+              <w:t xml:space="preserve">(0,5)</w:t>
+            </w:r>
           </w:p>
           <w:p>
             <w:pPr>
@@ -6438,24 +6324,15 @@
               </w:rPr>
               <w:t xml:space="preserve"> </w:t>
             </w:r>
-            <m:oMath>
-              <m:d>
-                <m:dPr>
-                  <m:begChr m:val="("/>
-                  <m:endChr m:val=")"/>
-                  <m:sepChr m:val=""/>
-                  <m:grow/>
-                </m:dPr>
-                <m:e>
-                  <m:r>
-                    <m:rPr>
-                      <m:sty m:val="b"/>
-                    </m:rPr>
-                    <m:t>1</m:t>
-                  </m:r>
-                </m:e>
-              </m:d>
-            </m:oMath>
+            <w:r>
+              <w:rPr>
+                <w:b/>
+                <w:bCs/>
+                <w:color w:val="C00000"/>
+                <w:rtl/>
+              </w:rPr>
+              <w:t xml:space="preserve">(1)</w:t>
+            </w:r>
           </w:p>
           <w:p>
             <w:pPr>
@@ -7180,7 +7057,7 @@
                     <a:graphicData uri="http://schemas.openxmlformats.org/drawingml/2006/picture">
                       <pic:pic>
                         <pic:nvPicPr>
-                          <pic:cNvPr id="0" name="3123cee220cf979d.png"/>
+                          <pic:cNvPr id="0" name="253dd2bc6e771bca.png"/>
                           <pic:cNvPicPr/>
                         </pic:nvPicPr>
                         <pic:blipFill>
@@ -7207,36 +7084,15 @@
             <w:pPr>
               <w:bidi/>
             </w:pPr>
-            <m:oMath>
-              <m:d>
-                <m:dPr>
-                  <m:begChr m:val="("/>
-                  <m:endChr m:val=")"/>
-                  <m:sepChr m:val=""/>
-                  <m:grow/>
-                </m:dPr>
-                <m:e>
-                  <m:r>
-                    <m:rPr>
-                      <m:sty m:val="b"/>
-                    </m:rPr>
-                    <m:t>1</m:t>
-                  </m:r>
-                  <m:r>
-                    <m:rPr>
-                      <m:sty m:val="b"/>
-                    </m:rPr>
-                    <m:t>,</m:t>
-                  </m:r>
-                  <m:r>
-                    <m:rPr>
-                      <m:sty m:val="b"/>
-                    </m:rPr>
-                    <m:t>5</m:t>
-                  </m:r>
-                </m:e>
-              </m:d>
-            </m:oMath>
+            <w:r>
+              <w:rPr>
+                <w:b/>
+                <w:bCs/>
+                <w:color w:val="C00000"/>
+                <w:rtl/>
+              </w:rPr>
+              <w:t xml:space="preserve">(1,5)</w:t>
+            </w:r>
           </w:p>
           <w:p>
             <w:pPr>
@@ -7720,24 +7576,15 @@
               </w:rPr>
               <w:t xml:space="preserve"> </w:t>
             </w:r>
-            <m:oMath>
-              <m:d>
-                <m:dPr>
-                  <m:begChr m:val="("/>
-                  <m:endChr m:val=")"/>
-                  <m:sepChr m:val=""/>
-                  <m:grow/>
-                </m:dPr>
-                <m:e>
-                  <m:r>
-                    <m:rPr>
-                      <m:sty m:val="b"/>
-                    </m:rPr>
-                    <m:t>1</m:t>
-                  </m:r>
-                </m:e>
-              </m:d>
-            </m:oMath>
+            <w:r>
+              <w:rPr>
+                <w:b/>
+                <w:bCs/>
+                <w:color w:val="C00000"/>
+                <w:rtl/>
+              </w:rPr>
+              <w:t xml:space="preserve">(1)</w:t>
+            </w:r>
           </w:p>
           <w:p>
             <w:pPr>
@@ -8350,24 +8197,15 @@
               </w:rPr>
               <w:t xml:space="preserve"> </w:t>
             </w:r>
-            <m:oMath>
-              <m:d>
-                <m:dPr>
-                  <m:begChr m:val="("/>
-                  <m:endChr m:val=")"/>
-                  <m:sepChr m:val=""/>
-                  <m:grow/>
-                </m:dPr>
-                <m:e>
-                  <m:r>
-                    <m:rPr>
-                      <m:sty m:val="b"/>
-                    </m:rPr>
-                    <m:t>1</m:t>
-                  </m:r>
-                </m:e>
-              </m:d>
-            </m:oMath>
+            <w:r>
+              <w:rPr>
+                <w:b/>
+                <w:bCs/>
+                <w:color w:val="C00000"/>
+                <w:rtl/>
+              </w:rPr>
+              <w:t xml:space="preserve">(1)</w:t>
+            </w:r>
           </w:p>
           <w:p>
             <w:pPr>
@@ -8832,24 +8670,15 @@
               </w:rPr>
               <w:t xml:space="preserve"> </w:t>
             </w:r>
-            <m:oMath>
-              <m:d>
-                <m:dPr>
-                  <m:begChr m:val="("/>
-                  <m:endChr m:val=")"/>
-                  <m:sepChr m:val=""/>
-                  <m:grow/>
-                </m:dPr>
-                <m:e>
-                  <m:r>
-                    <m:rPr>
-                      <m:sty m:val="b"/>
-                    </m:rPr>
-                    <m:t>1</m:t>
-                  </m:r>
-                </m:e>
-              </m:d>
-            </m:oMath>
+            <w:r>
+              <w:rPr>
+                <w:b/>
+                <w:bCs/>
+                <w:color w:val="C00000"/>
+                <w:rtl/>
+              </w:rPr>
+              <w:t xml:space="preserve">(1)</w:t>
+            </w:r>
           </w:p>
         </w:tc>
       </w:tr>
@@ -10119,36 +9948,15 @@
               </w:rPr>
               <w:t xml:space="preserve"> </w:t>
             </w:r>
-            <m:oMath>
-              <m:d>
-                <m:dPr>
-                  <m:begChr m:val="("/>
-                  <m:endChr m:val=")"/>
-                  <m:sepChr m:val=""/>
-                  <m:grow/>
-                </m:dPr>
-                <m:e>
-                  <m:r>
-                    <m:rPr>
-                      <m:sty m:val="b"/>
-                    </m:rPr>
-                    <m:t>1</m:t>
-                  </m:r>
-                  <m:r>
-                    <m:rPr>
-                      <m:sty m:val="b"/>
-                    </m:rPr>
-                    <m:t>,</m:t>
-                  </m:r>
-                  <m:r>
-                    <m:rPr>
-                      <m:sty m:val="b"/>
-                    </m:rPr>
-                    <m:t>5</m:t>
-                  </m:r>
-                </m:e>
-              </m:d>
-            </m:oMath>
+            <w:r>
+              <w:rPr>
+                <w:b/>
+                <w:bCs/>
+                <w:color w:val="C00000"/>
+                <w:rtl/>
+              </w:rPr>
+              <w:t xml:space="preserve">(1,5)</w:t>
+            </w:r>
           </w:p>
           <w:p>
             <w:pPr>
@@ -10291,36 +10099,15 @@
               </w:rPr>
               <w:t xml:space="preserve"> </w:t>
             </w:r>
-            <m:oMath>
-              <m:d>
-                <m:dPr>
-                  <m:begChr m:val="("/>
-                  <m:endChr m:val=")"/>
-                  <m:sepChr m:val=""/>
-                  <m:grow/>
-                </m:dPr>
-                <m:e>
-                  <m:r>
-                    <m:rPr>
-                      <m:sty m:val="b"/>
-                    </m:rPr>
-                    <m:t>0</m:t>
-                  </m:r>
-                  <m:r>
-                    <m:rPr>
-                      <m:sty m:val="b"/>
-                    </m:rPr>
-                    <m:t>,</m:t>
-                  </m:r>
-                  <m:r>
-                    <m:rPr>
-                      <m:sty m:val="b"/>
-                    </m:rPr>
-                    <m:t>5</m:t>
-                  </m:r>
-                </m:e>
-              </m:d>
-            </m:oMath>
+            <w:r>
+              <w:rPr>
+                <w:b/>
+                <w:bCs/>
+                <w:color w:val="C00000"/>
+                <w:rtl/>
+              </w:rPr>
+              <w:t xml:space="preserve">(0,5)</w:t>
+            </w:r>
           </w:p>
           <w:p>
             <w:pPr>
@@ -10661,36 +10448,15 @@
               </w:rPr>
               <w:t xml:space="preserve"> </w:t>
             </w:r>
-            <m:oMath>
-              <m:d>
-                <m:dPr>
-                  <m:begChr m:val="("/>
-                  <m:endChr m:val=")"/>
-                  <m:sepChr m:val=""/>
-                  <m:grow/>
-                </m:dPr>
-                <m:e>
-                  <m:r>
-                    <m:rPr>
-                      <m:sty m:val="b"/>
-                    </m:rPr>
-                    <m:t>0</m:t>
-                  </m:r>
-                  <m:r>
-                    <m:rPr>
-                      <m:sty m:val="b"/>
-                    </m:rPr>
-                    <m:t>,</m:t>
-                  </m:r>
-                  <m:r>
-                    <m:rPr>
-                      <m:sty m:val="b"/>
-                    </m:rPr>
-                    <m:t>5</m:t>
-                  </m:r>
-                </m:e>
-              </m:d>
-            </m:oMath>
+            <w:r>
+              <w:rPr>
+                <w:b/>
+                <w:bCs/>
+                <w:color w:val="C00000"/>
+                <w:rtl/>
+              </w:rPr>
+              <w:t xml:space="preserve">(0,5)</w:t>
+            </w:r>
           </w:p>
           <w:p>
             <w:pPr>
@@ -10820,36 +10586,15 @@
               </w:rPr>
               <w:t xml:space="preserve"> </w:t>
             </w:r>
-            <m:oMath>
-              <m:d>
-                <m:dPr>
-                  <m:begChr m:val="("/>
-                  <m:endChr m:val=")"/>
-                  <m:sepChr m:val=""/>
-                  <m:grow/>
-                </m:dPr>
-                <m:e>
-                  <m:r>
-                    <m:rPr>
-                      <m:sty m:val="b"/>
-                    </m:rPr>
-                    <m:t>0</m:t>
-                  </m:r>
-                  <m:r>
-                    <m:rPr>
-                      <m:sty m:val="b"/>
-                    </m:rPr>
-                    <m:t>,</m:t>
-                  </m:r>
-                  <m:r>
-                    <m:rPr>
-                      <m:sty m:val="b"/>
-                    </m:rPr>
-                    <m:t>5</m:t>
-                  </m:r>
-                </m:e>
-              </m:d>
-            </m:oMath>
+            <w:r>
+              <w:rPr>
+                <w:b/>
+                <w:bCs/>
+                <w:color w:val="C00000"/>
+                <w:rtl/>
+              </w:rPr>
+              <w:t xml:space="preserve">(0,5)</w:t>
+            </w:r>
           </w:p>
           <w:p>
             <w:pPr>
@@ -11137,24 +10882,15 @@
               </w:rPr>
               <w:t xml:space="preserve"> </w:t>
             </w:r>
-            <m:oMath>
-              <m:d>
-                <m:dPr>
-                  <m:begChr m:val="("/>
-                  <m:endChr m:val=")"/>
-                  <m:sepChr m:val=""/>
-                  <m:grow/>
-                </m:dPr>
-                <m:e>
-                  <m:r>
-                    <m:rPr>
-                      <m:sty m:val="b"/>
-                    </m:rPr>
-                    <m:t>1</m:t>
-                  </m:r>
-                </m:e>
-              </m:d>
-            </m:oMath>
+            <w:r>
+              <w:rPr>
+                <w:b/>
+                <w:bCs/>
+                <w:color w:val="C00000"/>
+                <w:rtl/>
+              </w:rPr>
+              <w:t xml:space="preserve">(1)</w:t>
+            </w:r>
           </w:p>
           <w:p>
             <w:pPr>
@@ -11859,36 +11595,15 @@
               <w:bidi/>
               <w:spacing w:before="120"/>
             </w:pPr>
-            <m:oMath>
-              <m:d>
-                <m:dPr>
-                  <m:begChr m:val="("/>
-                  <m:endChr m:val=")"/>
-                  <m:sepChr m:val=""/>
-                  <m:grow/>
-                </m:dPr>
-                <m:e>
-                  <m:r>
-                    <m:rPr>
-                      <m:sty m:val="b"/>
-                    </m:rPr>
-                    <m:t>1</m:t>
-                  </m:r>
-                  <m:r>
-                    <m:rPr>
-                      <m:sty m:val="b"/>
-                    </m:rPr>
-                    <m:t>,</m:t>
-                  </m:r>
-                  <m:r>
-                    <m:rPr>
-                      <m:sty m:val="b"/>
-                    </m:rPr>
-                    <m:t>5</m:t>
-                  </m:r>
-                </m:e>
-              </m:d>
-            </m:oMath>
+            <w:r>
+              <w:rPr>
+                <w:b/>
+                <w:bCs/>
+                <w:color w:val="C00000"/>
+                <w:rtl/>
+              </w:rPr>
+              <w:t xml:space="preserve">(1,5)</w:t>
+            </w:r>
           </w:p>
           <w:p>
             <w:pPr>
@@ -12143,36 +11858,15 @@
               </w:rPr>
               <w:t xml:space="preserve"> </w:t>
             </w:r>
-            <m:oMath>
-              <m:d>
-                <m:dPr>
-                  <m:begChr m:val="("/>
-                  <m:endChr m:val=")"/>
-                  <m:sepChr m:val=""/>
-                  <m:grow/>
-                </m:dPr>
-                <m:e>
-                  <m:r>
-                    <m:rPr>
-                      <m:sty m:val="b"/>
-                    </m:rPr>
-                    <m:t>0</m:t>
-                  </m:r>
-                  <m:r>
-                    <m:rPr>
-                      <m:sty m:val="b"/>
-                    </m:rPr>
-                    <m:t>,</m:t>
-                  </m:r>
-                  <m:r>
-                    <m:rPr>
-                      <m:sty m:val="b"/>
-                    </m:rPr>
-                    <m:t>5</m:t>
-                  </m:r>
-                </m:e>
-              </m:d>
-            </m:oMath>
+            <w:r>
+              <w:rPr>
+                <w:b/>
+                <w:bCs/>
+                <w:color w:val="C00000"/>
+                <w:rtl/>
+              </w:rPr>
+              <w:t xml:space="preserve">(0,5)</w:t>
+            </w:r>
           </w:p>
           <w:p>
             <w:pPr>
@@ -12585,7 +12279,82 @@
               </w:rPr>
               <w:t xml:space="preserve"> </w:t>
             </w:r>
-            <m:oMath>
+            <w:r>
+              <w:rPr>
+                <w:b/>
+                <w:bCs/>
+                <w:color w:val="C00000"/>
+                <w:rtl/>
+              </w:rPr>
+              <w:t xml:space="preserve">(1)</w:t>
+            </w:r>
+          </w:p>
+          <w:p>
+            <w:pPr>
+              <w:bidi/>
+            </w:pPr>
+            <w:r>
+              <w:rPr>
+                <w:b/>
+                <w:bCs/>
+                <w:rtl/>
+              </w:rPr>
+              <w:t xml:space="preserve">4.</w:t>
+            </w:r>
+            <w:r>
+              <w:rPr>
+                <w:rtl/>
+              </w:rPr>
+              <w:t xml:space="preserve"> </w:t>
+            </w:r>
+            <m:oMath>
+              <m:r>
+                <m:t>G</m:t>
+              </m:r>
+              <m:r>
+                <m:rPr>
+                  <m:sty m:val="p"/>
+                </m:rPr>
+                <m:t>=</m:t>
+              </m:r>
+              <m:r>
+                <m:t>10</m:t>
+              </m:r>
+              <m:r>
+                <m:t>X</m:t>
+              </m:r>
+              <m:r>
+                <m:rPr>
+                  <m:sty m:val="p"/>
+                </m:rPr>
+                <m:t>−</m:t>
+              </m:r>
+              <m:r>
+                <m:t>m</m:t>
+              </m:r>
+            </m:oMath>
+            <w:r>
+              <w:rPr>
+                <w:rtl/>
+              </w:rPr>
+              <w:t xml:space="preserve"> </w:t>
+            </w:r>
+            <w:r>
+              <w:rPr>
+                <w:rtl/>
+              </w:rPr>
+              <w:t xml:space="preserve">، ومنه</w:t>
+            </w:r>
+            <w:r>
+              <w:rPr>
+                <w:rtl/>
+              </w:rPr>
+              <w:t xml:space="preserve"> </w:t>
+            </w:r>
+            <m:oMath>
+              <m:r>
+                <m:t>E</m:t>
+              </m:r>
               <m:d>
                 <m:dPr>
                   <m:begChr m:val="("/>
@@ -12595,37 +12364,10 @@
                 </m:dPr>
                 <m:e>
                   <m:r>
-                    <m:rPr>
-                      <m:sty m:val="b"/>
-                    </m:rPr>
-                    <m:t>1</m:t>
+                    <m:t>G</m:t>
                   </m:r>
                 </m:e>
               </m:d>
-            </m:oMath>
-          </w:p>
-          <w:p>
-            <w:pPr>
-              <w:bidi/>
-            </w:pPr>
-            <w:r>
-              <w:rPr>
-                <w:b/>
-                <w:bCs/>
-                <w:rtl/>
-              </w:rPr>
-              <w:t xml:space="preserve">4.</w:t>
-            </w:r>
-            <w:r>
-              <w:rPr>
-                <w:rtl/>
-              </w:rPr>
-              <w:t xml:space="preserve"> </w:t>
-            </w:r>
-            <m:oMath>
-              <m:r>
-                <m:t>G</m:t>
-              </m:r>
               <m:r>
                 <m:rPr>
                   <m:sty m:val="p"/>
@@ -12635,38 +12377,6 @@
               <m:r>
                 <m:t>10</m:t>
               </m:r>
-              <m:r>
-                <m:t>X</m:t>
-              </m:r>
-              <m:r>
-                <m:rPr>
-                  <m:sty m:val="p"/>
-                </m:rPr>
-                <m:t>−</m:t>
-              </m:r>
-              <m:r>
-                <m:t>m</m:t>
-              </m:r>
-            </m:oMath>
-            <w:r>
-              <w:rPr>
-                <w:rtl/>
-              </w:rPr>
-              <w:t xml:space="preserve"> </w:t>
-            </w:r>
-            <w:r>
-              <w:rPr>
-                <w:rtl/>
-              </w:rPr>
-              <w:t xml:space="preserve">، ومنه</w:t>
-            </w:r>
-            <w:r>
-              <w:rPr>
-                <w:rtl/>
-              </w:rPr>
-              <w:t xml:space="preserve"> </w:t>
-            </w:r>
-            <m:oMath>
               <m:r>
                 <m:t>E</m:t>
               </m:r>
@@ -12679,7 +12389,7 @@
                 </m:dPr>
                 <m:e>
                   <m:r>
-                    <m:t>G</m:t>
+                    <m:t>X</m:t>
                   </m:r>
                 </m:e>
               </m:d>
@@ -12687,11 +12397,58 @@
                 <m:rPr>
                   <m:sty m:val="p"/>
                 </m:rPr>
+                <m:t>−</m:t>
+              </m:r>
+              <m:r>
+                <m:t>m</m:t>
+              </m:r>
+              <m:r>
+                <m:rPr>
+                  <m:sty m:val="p"/>
+                </m:rPr>
                 <m:t>=</m:t>
               </m:r>
-              <m:r>
-                <m:t>10</m:t>
-              </m:r>
+              <m:borderBox>
+                <m:e>
+                  <m:r>
+                    <m:t>24</m:t>
+                  </m:r>
+                  <m:r>
+                    <m:rPr>
+                      <m:sty m:val="p"/>
+                    </m:rPr>
+                    <m:t>−</m:t>
+                  </m:r>
+                  <m:r>
+                    <m:t>m</m:t>
+                  </m:r>
+                </m:e>
+              </m:borderBox>
+            </m:oMath>
+            <w:r>
+              <w:rPr>
+                <w:rtl/>
+              </w:rPr>
+              <w:t xml:space="preserve">.</w:t>
+            </w:r>
+          </w:p>
+          <w:p>
+            <w:pPr>
+              <w:bidi/>
+            </w:pPr>
+            <w:r>
+              <w:rPr>
+                <w:rtl/>
+              </w:rPr>
+              <w:t xml:space="preserve">اللعبة عادلة معناه</w:t>
+            </w:r>
+            <w:r>
+              <w:rPr>
+                <w:rtl/>
+              </w:rPr>
+              <w:t xml:space="preserve"> </w:t>
+            </w:r>
+            <m:oMath>
               <m:r>
                 <m:t>E</m:t>
               </m:r>
@@ -12704,78 +12461,6 @@
                 </m:dPr>
                 <m:e>
                   <m:r>
-                    <m:t>X</m:t>
-                  </m:r>
-                </m:e>
-              </m:d>
-              <m:r>
-                <m:rPr>
-                  <m:sty m:val="p"/>
-                </m:rPr>
-                <m:t>−</m:t>
-              </m:r>
-              <m:r>
-                <m:t>m</m:t>
-              </m:r>
-              <m:r>
-                <m:rPr>
-                  <m:sty m:val="p"/>
-                </m:rPr>
-                <m:t>=</m:t>
-              </m:r>
-              <m:borderBox>
-                <m:e>
-                  <m:r>
-                    <m:t>24</m:t>
-                  </m:r>
-                  <m:r>
-                    <m:rPr>
-                      <m:sty m:val="p"/>
-                    </m:rPr>
-                    <m:t>−</m:t>
-                  </m:r>
-                  <m:r>
-                    <m:t>m</m:t>
-                  </m:r>
-                </m:e>
-              </m:borderBox>
-            </m:oMath>
-            <w:r>
-              <w:rPr>
-                <w:rtl/>
-              </w:rPr>
-              <w:t xml:space="preserve">.</w:t>
-            </w:r>
-          </w:p>
-          <w:p>
-            <w:pPr>
-              <w:bidi/>
-            </w:pPr>
-            <w:r>
-              <w:rPr>
-                <w:rtl/>
-              </w:rPr>
-              <w:t xml:space="preserve">اللعبة عادلة معناه</w:t>
-            </w:r>
-            <w:r>
-              <w:rPr>
-                <w:rtl/>
-              </w:rPr>
-              <w:t xml:space="preserve"> </w:t>
-            </w:r>
-            <m:oMath>
-              <m:r>
-                <m:t>E</m:t>
-              </m:r>
-              <m:d>
-                <m:dPr>
-                  <m:begChr m:val="("/>
-                  <m:endChr m:val=")"/>
-                  <m:sepChr m:val=""/>
-                  <m:grow/>
-                </m:dPr>
-                <m:e>
-                  <m:r>
                     <m:t>G</m:t>
                   </m:r>
                 </m:e>
@@ -12844,24 +12529,15 @@
               </w:rPr>
               <w:t xml:space="preserve"> </w:t>
             </w:r>
-            <m:oMath>
-              <m:d>
-                <m:dPr>
-                  <m:begChr m:val="("/>
-                  <m:endChr m:val=")"/>
-                  <m:sepChr m:val=""/>
-                  <m:grow/>
-                </m:dPr>
-                <m:e>
-                  <m:r>
-                    <m:rPr>
-                      <m:sty m:val="b"/>
-                    </m:rPr>
-                    <m:t>1</m:t>
-                  </m:r>
-                </m:e>
-              </m:d>
-            </m:oMath>
+            <w:r>
+              <w:rPr>
+                <w:b/>
+                <w:bCs/>
+                <w:color w:val="C00000"/>
+                <w:rtl/>
+              </w:rPr>
+              <w:t xml:space="preserve">(1)</w:t>
+            </w:r>
           </w:p>
         </w:tc>
       </w:tr>

--- a/documents/2as/frod/fard_01_2as_rt.docx
+++ b/documents/2as/frod/fard_01_2as_rt.docx
@@ -976,70 +976,6 @@
               <w:t xml:space="preserve">.</w:t>
             </w:r>
           </w:p>
-        </w:tc>
-      </w:tr>
-    </w:tbl>
-    <w:p>
-      <w:pPr>
-        <w:bidi/>
-        <w:spacing w:before="0" w:after="0"/>
-      </w:pPr>
-    </w:p>
-    <w:tbl>
-      <w:tblPr>
-        <w:tblW w:w="9864" w:type="dxa"/>
-        <w:jc w:val="center"/>
-        <w:tblBorders>
-          <w:top w:val="single" w:sz="10" w:space="0" w:color="192E53"/>
-          <w:left w:val="single" w:sz="10" w:space="0" w:color="192E53"/>
-          <w:bottom w:val="single" w:sz="10" w:space="0" w:color="192E53"/>
-          <w:right w:val="single" w:sz="10" w:space="0" w:color="192E53"/>
-          <w:insideH w:val="single" w:sz="10" w:space="0" w:color="192E53"/>
-        </w:tblBorders>
-        <w:tblLayout w:type="fixed"/>
-        <w:tblCellMar>
-          <w:top w:w="40" w:type="dxa"/>
-          <w:left w:w="140" w:type="dxa"/>
-          <w:bottom w:w="60" w:type="dxa"/>
-          <w:right w:w="140" w:type="dxa"/>
-        </w:tblCellMar>
-      </w:tblPr>
-      <w:tblGrid>
-        <w:gridCol w:w="9864"/>
-      </w:tblGrid>
-      <w:tr>
-        <w:trPr>
-          <w:cantSplit/>
-        </w:trPr>
-        <w:tc>
-          <w:tcPr>
-            <w:tcW w:w="9864" w:type="dxa"/>
-            <w:shd w:val="clear" w:color="auto" w:fill="192E53"/>
-          </w:tcPr>
-          <w:p>
-            <w:pPr>
-              <w:keepNext/>
-              <w:bidi/>
-              <w:spacing w:before="0" w:after="0"/>
-            </w:pPr>
-            <w:r>
-              <w:rPr>
-                <w:b/>
-                <w:bCs/>
-                <w:color w:val="FFFFFF"/>
-                <w:rtl/>
-              </w:rPr>
-              <w:t xml:space="preserve">التمرين 2: الدوال: التفكيك واتجاه التغير والتناظر (06 نقاط)</w:t>
-            </w:r>
-          </w:p>
-        </w:tc>
-      </w:tr>
-      <w:tr>
-        <w:tc>
-          <w:tcPr>
-            <w:tcW w:w="9864" w:type="dxa"/>
-            <w:shd w:val="clear" w:color="auto" w:fill="F4F5F7"/>
-          </w:tcPr>
           <w:p>
             <w:pPr>
               <w:bidi/>
@@ -1050,67 +986,152 @@
                 <w:bCs/>
                 <w:rtl/>
               </w:rPr>
-              <w:t xml:space="preserve">‎I.</w:t>
-            </w:r>
-            <w:r>
-              <w:rPr>
-                <w:rtl/>
-              </w:rPr>
-              <w:t xml:space="preserve"> </w:t>
-            </w:r>
-            <m:oMath>
-              <m:r>
-                <m:t>f</m:t>
-              </m:r>
-            </m:oMath>
-            <w:r>
-              <w:rPr>
-                <w:rtl/>
-              </w:rPr>
-              <w:t xml:space="preserve"> </w:t>
-            </w:r>
-            <w:r>
-              <w:rPr>
-                <w:rtl/>
-              </w:rPr>
-              <w:t xml:space="preserve">الدالة المعرّفة على</w:t>
-            </w:r>
-            <w:r>
-              <w:rPr>
-                <w:rtl/>
-              </w:rPr>
-              <w:t xml:space="preserve"> </w:t>
-            </w:r>
-            <m:oMath>
-              <m:r>
-                <m:rPr>
-                  <m:sty m:val="p"/>
-                  <m:scr m:val="double-struck"/>
-                </m:rPr>
-                <m:t>R</m:t>
-              </m:r>
-            </m:oMath>
-            <w:r>
-              <w:rPr>
-                <w:rtl/>
-              </w:rPr>
-              <w:t xml:space="preserve"> </w:t>
-            </w:r>
-            <w:r>
-              <w:rPr>
-                <w:rtl/>
-              </w:rPr>
-              <w:t xml:space="preserve">بـ:</w:t>
-            </w:r>
-            <w:r>
-              <w:rPr>
-                <w:rtl/>
-              </w:rPr>
-              <w:t xml:space="preserve"> </w:t>
-            </w:r>
-            <m:oMath>
-              <m:r>
-                <m:t>f</m:t>
+              <w:t xml:space="preserve">6.</w:t>
+            </w:r>
+            <w:r>
+              <w:rPr>
+                <w:rtl/>
+              </w:rPr>
+              <w:t xml:space="preserve"> </w:t>
+            </w:r>
+            <w:r>
+              <w:rPr>
+                <w:b/>
+                <w:bCs/>
+                <w:rtl/>
+              </w:rPr>
+              <w:t xml:space="preserve">(سؤال تميّز)</w:t>
+            </w:r>
+            <w:r>
+              <w:rPr>
+                <w:rtl/>
+              </w:rPr>
+              <w:t xml:space="preserve"> </w:t>
+            </w:r>
+            <w:r>
+              <w:rPr>
+                <w:rtl/>
+              </w:rPr>
+              <w:t xml:space="preserve">لاحظ أن</w:t>
+            </w:r>
+            <w:r>
+              <w:rPr>
+                <w:rtl/>
+              </w:rPr>
+              <w:t xml:space="preserve"> </w:t>
+            </w:r>
+            <m:oMath>
+              <m:r>
+                <m:t>0</m:t>
+              </m:r>
+            </m:oMath>
+            <w:r>
+              <w:rPr>
+                <w:rtl/>
+              </w:rPr>
+              <w:t xml:space="preserve"> </w:t>
+            </w:r>
+            <w:r>
+              <w:rPr>
+                <w:rtl/>
+              </w:rPr>
+              <w:t xml:space="preserve">ليس حلاً للمعادلة</w:t>
+            </w:r>
+            <w:r>
+              <w:rPr>
+                <w:rtl/>
+              </w:rPr>
+              <w:t xml:space="preserve"> </w:t>
+            </w:r>
+            <m:oMath>
+              <m:r>
+                <m:t>6</m:t>
+              </m:r>
+              <m:sSup>
+                <m:e>
+                  <m:r>
+                    <m:t>x</m:t>
+                  </m:r>
+                </m:e>
+                <m:sup>
+                  <m:r>
+                    <m:t>3</m:t>
+                  </m:r>
+                </m:sup>
+              </m:sSup>
+              <m:r>
+                <m:rPr>
+                  <m:sty m:val="p"/>
+                </m:rPr>
+                <m:t>−</m:t>
+              </m:r>
+              <m:r>
+                <m:t>11</m:t>
+              </m:r>
+              <m:sSup>
+                <m:e>
+                  <m:r>
+                    <m:t>x</m:t>
+                  </m:r>
+                </m:e>
+                <m:sup>
+                  <m:r>
+                    <m:t>2</m:t>
+                  </m:r>
+                </m:sup>
+              </m:sSup>
+              <m:r>
+                <m:rPr>
+                  <m:sty m:val="p"/>
+                </m:rPr>
+                <m:t>−</m:t>
+              </m:r>
+              <m:r>
+                <m:t>3</m:t>
+              </m:r>
+              <m:r>
+                <m:t>x</m:t>
+              </m:r>
+              <m:r>
+                <m:rPr>
+                  <m:sty m:val="p"/>
+                </m:rPr>
+                <m:t>+</m:t>
+              </m:r>
+              <m:r>
+                <m:t>2</m:t>
+              </m:r>
+              <m:r>
+                <m:rPr>
+                  <m:sty m:val="p"/>
+                </m:rPr>
+                <m:t>=</m:t>
+              </m:r>
+              <m:r>
+                <m:t>0</m:t>
+              </m:r>
+            </m:oMath>
+            <w:r>
+              <w:rPr>
+                <w:rtl/>
+              </w:rPr>
+              <w:t xml:space="preserve"> </w:t>
+            </w:r>
+            <w:r>
+              <w:rPr>
+                <w:rtl/>
+              </w:rPr>
+              <w:t xml:space="preserve">، ثم بيّن أنها تكافئ</w:t>
+            </w:r>
+            <w:r>
+              <w:rPr>
+                <w:rtl/>
+              </w:rPr>
+              <w:t xml:space="preserve"> </w:t>
+            </w:r>
+            <m:oMath>
+              <m:r>
+                <m:t>P</m:t>
               </m:r>
               <m:d>
                 <m:dPr>
@@ -1120,670 +1141,44 @@
                   <m:grow/>
                 </m:dPr>
                 <m:e>
-                  <m:r>
-                    <m:t>x</m:t>
-                  </m:r>
-                </m:e>
-              </m:d>
-              <m:r>
-                <m:rPr>
-                  <m:sty m:val="p"/>
-                </m:rPr>
-                <m:t>=</m:t>
-              </m:r>
-              <m:sSup>
-                <m:e>
-                  <m:r>
-                    <m:t>x</m:t>
-                  </m:r>
-                </m:e>
-                <m:sup>
-                  <m:r>
-                    <m:t>2</m:t>
-                  </m:r>
-                </m:sup>
-              </m:sSup>
-              <m:r>
-                <m:rPr>
-                  <m:sty m:val="p"/>
-                </m:rPr>
-                <m:t>−</m:t>
-              </m:r>
-              <m:r>
-                <m:t>4</m:t>
-              </m:r>
-              <m:r>
-                <m:t>x</m:t>
-              </m:r>
-              <m:r>
-                <m:rPr>
-                  <m:sty m:val="p"/>
-                </m:rPr>
-                <m:t>+</m:t>
-              </m:r>
-              <m:r>
-                <m:t>3</m:t>
-              </m:r>
-            </m:oMath>
-            <w:r>
-              <w:rPr>
-                <w:rtl/>
-              </w:rPr>
-              <w:t xml:space="preserve"> </w:t>
-            </w:r>
-            <w:r>
-              <w:rPr>
-                <w:rtl/>
-              </w:rPr>
-              <w:t xml:space="preserve">، و</w:t>
-            </w:r>
-            <w:r>
-              <w:rPr>
-                <w:rtl/>
-              </w:rPr>
-              <w:t xml:space="preserve"> </w:t>
-            </w:r>
-            <m:oMath>
-              <m:d>
-                <m:dPr>
-                  <m:begChr m:val="("/>
-                  <m:endChr m:val=")"/>
-                  <m:sepChr m:val=""/>
-                  <m:grow/>
-                </m:dPr>
-                <m:e>
-                  <m:sSub>
-                    <m:e>
+                  <m:f>
+                    <m:fPr>
+                      <m:type m:val="bar"/>
+                    </m:fPr>
+                    <m:num>
                       <m:r>
-                        <m:t>C</m:t>
+                        <m:t>1</m:t>
                       </m:r>
-                    </m:e>
-                    <m:sub>
-                      <m:r>
-                        <m:t>f</m:t>
-                      </m:r>
-                    </m:sub>
-                  </m:sSub>
-                </m:e>
-              </m:d>
-            </m:oMath>
-            <w:r>
-              <w:rPr>
-                <w:rtl/>
-              </w:rPr>
-              <w:t xml:space="preserve"> </w:t>
-            </w:r>
-            <w:r>
-              <w:rPr>
-                <w:rtl/>
-              </w:rPr>
-              <w:t xml:space="preserve">تمثيلها البياني في معلم متعامد ومتجانس</w:t>
-            </w:r>
-            <w:r>
-              <w:rPr>
-                <w:rtl/>
-              </w:rPr>
-              <w:t xml:space="preserve"> </w:t>
-            </w:r>
-            <m:oMath>
-              <m:d>
-                <m:dPr>
-                  <m:begChr m:val="("/>
-                  <m:endChr m:val=")"/>
-                  <m:sepChr m:val=""/>
-                  <m:grow/>
-                </m:dPr>
-                <m:e>
-                  <m:r>
-                    <m:t>O</m:t>
-                  </m:r>
-                  <m:r>
-                    <m:rPr>
-                      <m:sty m:val="p"/>
-                    </m:rPr>
-                    <m:t>;</m:t>
-                  </m:r>
-                  <m:acc>
-                    <m:accPr>
-                      <m:chr m:val="⃗"/>
-                    </m:accPr>
-                    <m:e>
-                      <m:r>
-                        <m:t>i</m:t>
-                      </m:r>
-                    </m:e>
-                  </m:acc>
-                  <m:r>
-                    <m:rPr>
-                      <m:sty m:val="p"/>
-                    </m:rPr>
-                    <m:t>,</m:t>
-                  </m:r>
-                  <m:acc>
-                    <m:accPr>
-                      <m:chr m:val="⃗"/>
-                    </m:accPr>
-                    <m:e>
-                      <m:r>
-                        <m:t>j</m:t>
-                      </m:r>
-                    </m:e>
-                  </m:acc>
-                </m:e>
-              </m:d>
-            </m:oMath>
-            <w:r>
-              <w:rPr>
-                <w:rtl/>
-              </w:rPr>
-              <w:t xml:space="preserve">.</w:t>
-            </w:r>
-          </w:p>
-          <w:p>
-            <w:pPr>
-              <w:bidi/>
-            </w:pPr>
-            <w:r>
-              <w:rPr>
-                <w:b/>
-                <w:bCs/>
-                <w:rtl/>
-              </w:rPr>
-              <w:t xml:space="preserve">1.</w:t>
-            </w:r>
-            <w:r>
-              <w:rPr>
-                <w:rtl/>
-              </w:rPr>
-              <w:t xml:space="preserve"> </w:t>
-            </w:r>
-            <w:r>
-              <w:rPr>
-                <w:rtl/>
-              </w:rPr>
-              <w:t xml:space="preserve">تحقّق أنه من أجل كل عدد حقيقي</w:t>
-            </w:r>
-            <w:r>
-              <w:rPr>
-                <w:rtl/>
-              </w:rPr>
-              <w:t xml:space="preserve"> </w:t>
-            </w:r>
-            <m:oMath>
-              <m:r>
-                <m:t>x</m:t>
-              </m:r>
-            </m:oMath>
-            <w:r>
-              <w:rPr>
-                <w:rtl/>
-              </w:rPr>
-              <w:t xml:space="preserve">:</w:t>
-            </w:r>
-            <w:r>
-              <w:rPr>
-                <w:rtl/>
-              </w:rPr>
-              <w:t xml:space="preserve"> </w:t>
-            </w:r>
-            <m:oMath>
-              <m:r>
-                <m:t>f</m:t>
-              </m:r>
-              <m:d>
-                <m:dPr>
-                  <m:begChr m:val="("/>
-                  <m:endChr m:val=")"/>
-                  <m:sepChr m:val=""/>
-                  <m:grow/>
-                </m:dPr>
-                <m:e>
-                  <m:r>
-                    <m:t>x</m:t>
-                  </m:r>
-                </m:e>
-              </m:d>
-              <m:r>
-                <m:rPr>
-                  <m:sty m:val="p"/>
-                </m:rPr>
-                <m:t>=</m:t>
-              </m:r>
-              <m:sSup>
-                <m:e>
-                  <m:d>
-                    <m:dPr>
-                      <m:begChr m:val="("/>
-                      <m:endChr m:val=")"/>
-                      <m:sepChr m:val=""/>
-                      <m:grow/>
-                    </m:dPr>
-                    <m:e>
+                    </m:num>
+                    <m:den>
                       <m:r>
                         <m:t>x</m:t>
                       </m:r>
-                      <m:r>
-                        <m:rPr>
-                          <m:sty m:val="p"/>
-                        </m:rPr>
-                        <m:t>−</m:t>
-                      </m:r>
-                      <m:r>
-                        <m:t>2</m:t>
-                      </m:r>
-                    </m:e>
-                  </m:d>
-                </m:e>
-                <m:sup>
-                  <m:r>
-                    <m:t>2</m:t>
-                  </m:r>
-                </m:sup>
-              </m:sSup>
-              <m:r>
-                <m:rPr>
-                  <m:sty m:val="p"/>
-                </m:rPr>
-                <m:t>−</m:t>
-              </m:r>
-              <m:r>
-                <m:t>1</m:t>
-              </m:r>
-            </m:oMath>
-            <w:r>
-              <w:rPr>
-                <w:rtl/>
-              </w:rPr>
-              <w:t xml:space="preserve">.</w:t>
-            </w:r>
-          </w:p>
-          <w:p>
-            <w:pPr>
-              <w:bidi/>
-            </w:pPr>
-            <w:r>
-              <w:rPr>
-                <w:b/>
-                <w:bCs/>
-                <w:rtl/>
-              </w:rPr>
-              <w:t xml:space="preserve">2.</w:t>
-            </w:r>
-            <w:r>
-              <w:rPr>
-                <w:rtl/>
-              </w:rPr>
-              <w:t xml:space="preserve"> </w:t>
-            </w:r>
-            <w:r>
-              <w:rPr>
-                <w:rtl/>
-              </w:rPr>
-              <w:t xml:space="preserve">عيّن دالتين مرجعيتين أو تآلفيتين</w:t>
-            </w:r>
-            <w:r>
-              <w:rPr>
-                <w:rtl/>
-              </w:rPr>
-              <w:t xml:space="preserve"> </w:t>
-            </w:r>
-            <m:oMath>
-              <m:r>
-                <m:t>u</m:t>
-              </m:r>
-            </m:oMath>
-            <w:r>
-              <w:rPr>
-                <w:rtl/>
-              </w:rPr>
-              <w:t xml:space="preserve"> </w:t>
-            </w:r>
-            <w:r>
-              <w:rPr>
-                <w:rtl/>
-              </w:rPr>
-              <w:t xml:space="preserve">و</w:t>
-            </w:r>
-            <w:r>
-              <w:rPr>
-                <w:rtl/>
-              </w:rPr>
-              <w:t xml:space="preserve"> </w:t>
-            </w:r>
-            <m:oMath>
-              <m:r>
-                <m:t>v</m:t>
-              </m:r>
-            </m:oMath>
-            <w:r>
-              <w:rPr>
-                <w:rtl/>
-              </w:rPr>
-              <w:t xml:space="preserve"> </w:t>
-            </w:r>
-            <w:r>
-              <w:rPr>
-                <w:rtl/>
-              </w:rPr>
-              <w:t xml:space="preserve">بحيث:</w:t>
-            </w:r>
-            <w:r>
-              <w:rPr>
-                <w:rtl/>
-              </w:rPr>
-              <w:t xml:space="preserve"> </w:t>
-            </w:r>
-            <m:oMath>
-              <m:r>
-                <m:t>f</m:t>
-              </m:r>
-              <m:r>
-                <m:rPr>
-                  <m:sty m:val="p"/>
-                </m:rPr>
-                <m:t>=</m:t>
-              </m:r>
-              <m:r>
-                <m:t>v</m:t>
-              </m:r>
-              <m:r>
-                <m:rPr>
-                  <m:sty m:val="p"/>
-                </m:rPr>
-                <m:t>∘</m:t>
-              </m:r>
-              <m:r>
-                <m:t>u</m:t>
-              </m:r>
-            </m:oMath>
-            <w:r>
-              <w:rPr>
-                <w:rtl/>
-              </w:rPr>
-              <w:t xml:space="preserve">.</w:t>
-            </w:r>
-          </w:p>
-          <w:p>
-            <w:pPr>
-              <w:bidi/>
-            </w:pPr>
-            <w:r>
-              <w:rPr>
-                <w:b/>
-                <w:bCs/>
-                <w:rtl/>
-              </w:rPr>
-              <w:t xml:space="preserve">3.</w:t>
-            </w:r>
-            <w:r>
-              <w:rPr>
-                <w:rtl/>
-              </w:rPr>
-              <w:t xml:space="preserve"> </w:t>
-            </w:r>
-            <w:r>
-              <w:rPr>
-                <w:rtl/>
-              </w:rPr>
-              <w:t xml:space="preserve">استنتج اتجاه تغيّر الدالة</w:t>
-            </w:r>
-            <w:r>
-              <w:rPr>
-                <w:rtl/>
-              </w:rPr>
-              <w:t xml:space="preserve"> </w:t>
-            </w:r>
-            <m:oMath>
-              <m:r>
-                <m:t>f</m:t>
-              </m:r>
-            </m:oMath>
-            <w:r>
-              <w:rPr>
-                <w:rtl/>
-              </w:rPr>
-              <w:t xml:space="preserve"> </w:t>
-            </w:r>
-            <w:r>
-              <w:rPr>
-                <w:rtl/>
-              </w:rPr>
-              <w:t xml:space="preserve">على كل من المجالين</w:t>
-            </w:r>
-            <w:r>
-              <w:rPr>
-                <w:rtl/>
-              </w:rPr>
-              <w:t xml:space="preserve"> </w:t>
-            </w:r>
-            <m:oMath>
-              <m:r>
-                <m:rPr>
-                  <m:sty m:val="p"/>
-                </m:rPr>
-                <m:t>]</m:t>
-              </m:r>
-              <m:r>
-                <m:rPr>
-                  <m:sty m:val="p"/>
-                </m:rPr>
-                <m:t>−</m:t>
-              </m:r>
-              <m:r>
-                <m:rPr>
-                  <m:sty m:val="p"/>
-                </m:rPr>
-                <m:t>∞</m:t>
-              </m:r>
-              <m:r>
-                <m:rPr>
-                  <m:sty m:val="p"/>
-                </m:rPr>
-                <m:t>;</m:t>
-              </m:r>
-              <m:r>
-                <m:t>2</m:t>
-              </m:r>
-              <m:r>
-                <m:rPr>
-                  <m:sty m:val="p"/>
-                </m:rPr>
-                <m:t>]</m:t>
-              </m:r>
-            </m:oMath>
-            <w:r>
-              <w:rPr>
-                <w:rtl/>
-              </w:rPr>
-              <w:t xml:space="preserve"> </w:t>
-            </w:r>
-            <w:r>
-              <w:rPr>
-                <w:rtl/>
-              </w:rPr>
-              <w:t xml:space="preserve">و</w:t>
-            </w:r>
-            <w:r>
-              <w:rPr>
-                <w:rtl/>
-              </w:rPr>
-              <w:t xml:space="preserve"> </w:t>
-            </w:r>
-            <m:oMath>
-              <m:r>
-                <m:rPr>
-                  <m:sty m:val="p"/>
-                </m:rPr>
-                <m:t>[</m:t>
-              </m:r>
-              <m:r>
-                <m:t>2</m:t>
-              </m:r>
-              <m:r>
-                <m:rPr>
-                  <m:sty m:val="p"/>
-                </m:rPr>
-                <m:t>;</m:t>
-              </m:r>
-              <m:r>
-                <m:rPr>
-                  <m:sty m:val="p"/>
-                </m:rPr>
-                <m:t>+</m:t>
-              </m:r>
-              <m:r>
-                <m:rPr>
-                  <m:sty m:val="p"/>
-                </m:rPr>
-                <m:t>∞</m:t>
-              </m:r>
-              <m:r>
-                <m:rPr>
-                  <m:sty m:val="p"/>
-                </m:rPr>
-                <m:t>[</m:t>
-              </m:r>
-            </m:oMath>
-            <w:r>
-              <w:rPr>
-                <w:rtl/>
-              </w:rPr>
-              <w:t xml:space="preserve"> </w:t>
-            </w:r>
-            <w:r>
-              <w:rPr>
-                <w:rtl/>
-              </w:rPr>
-              <w:t xml:space="preserve">، ثم شكّل جدول تغيّراتها.</w:t>
-            </w:r>
-          </w:p>
-          <w:p>
-            <w:pPr>
-              <w:bidi/>
-            </w:pPr>
-            <w:r>
-              <w:rPr>
-                <w:b/>
-                <w:bCs/>
-                <w:rtl/>
-              </w:rPr>
-              <w:t xml:space="preserve">4.</w:t>
-            </w:r>
-            <w:r>
-              <w:rPr>
-                <w:rtl/>
-              </w:rPr>
-              <w:t xml:space="preserve"> </w:t>
-            </w:r>
-            <w:r>
-              <w:rPr>
-                <w:rtl/>
-              </w:rPr>
-              <w:t xml:space="preserve">بيّن أن المستقيم ذا المعادلة</w:t>
-            </w:r>
-            <w:r>
-              <w:rPr>
-                <w:rtl/>
-              </w:rPr>
-              <w:t xml:space="preserve"> </w:t>
-            </w:r>
-            <m:oMath>
-              <m:r>
-                <m:t>x</m:t>
-              </m:r>
-              <m:r>
-                <m:rPr>
-                  <m:sty m:val="p"/>
-                </m:rPr>
-                <m:t>=</m:t>
-              </m:r>
-              <m:r>
-                <m:t>2</m:t>
-              </m:r>
-            </m:oMath>
-            <w:r>
-              <w:rPr>
-                <w:rtl/>
-              </w:rPr>
-              <w:t xml:space="preserve"> </w:t>
-            </w:r>
-            <w:r>
-              <w:rPr>
-                <w:rtl/>
-              </w:rPr>
-              <w:t xml:space="preserve">محور تناظر للمنحنى</w:t>
-            </w:r>
-            <w:r>
-              <w:rPr>
-                <w:rtl/>
-              </w:rPr>
-              <w:t xml:space="preserve"> </w:t>
-            </w:r>
-            <m:oMath>
-              <m:d>
-                <m:dPr>
-                  <m:begChr m:val="("/>
-                  <m:endChr m:val=")"/>
-                  <m:sepChr m:val=""/>
-                  <m:grow/>
-                </m:dPr>
-                <m:e>
-                  <m:sSub>
-                    <m:e>
-                      <m:r>
-                        <m:t>C</m:t>
-                      </m:r>
-                    </m:e>
-                    <m:sub>
-                      <m:r>
-                        <m:t>f</m:t>
-                      </m:r>
-                    </m:sub>
-                  </m:sSub>
+                    </m:den>
+                  </m:f>
                 </m:e>
               </m:d>
-            </m:oMath>
-            <w:r>
-              <w:rPr>
-                <w:rtl/>
-              </w:rPr>
-              <w:t xml:space="preserve">.</w:t>
-            </w:r>
-          </w:p>
-          <w:p>
-            <w:pPr>
-              <w:bidi/>
-            </w:pPr>
-            <w:r>
-              <w:rPr>
-                <w:b/>
-                <w:bCs/>
-                <w:rtl/>
-              </w:rPr>
-              <w:t xml:space="preserve">‎II.</w:t>
-            </w:r>
-            <w:r>
-              <w:rPr>
-                <w:rtl/>
-              </w:rPr>
-              <w:t xml:space="preserve"> </w:t>
-            </w:r>
-            <m:oMath>
-              <m:r>
-                <m:t>h</m:t>
-              </m:r>
-            </m:oMath>
-            <w:r>
-              <w:rPr>
-                <w:rtl/>
-              </w:rPr>
-              <w:t xml:space="preserve"> </w:t>
-            </w:r>
-            <w:r>
-              <w:rPr>
-                <w:rtl/>
-              </w:rPr>
-              <w:t xml:space="preserve">الدالة المعرّفة على</w:t>
+              <m:r>
+                <m:rPr>
+                  <m:sty m:val="p"/>
+                </m:rPr>
+                <m:t>=</m:t>
+              </m:r>
+              <m:r>
+                <m:t>0</m:t>
+              </m:r>
+            </m:oMath>
+            <w:r>
+              <w:rPr>
+                <w:rtl/>
+              </w:rPr>
+              <w:t xml:space="preserve"> </w:t>
+            </w:r>
+            <w:r>
+              <w:rPr>
+                <w:rtl/>
+              </w:rPr>
+              <w:t xml:space="preserve">واستنتج حلولها في</w:t>
             </w:r>
             <w:r>
               <w:rPr>
@@ -1799,508 +1194,6 @@
                 </m:rPr>
                 <m:t>R</m:t>
               </m:r>
-              <m:r>
-                <m:rPr>
-                  <m:sty m:val="p"/>
-                </m:rPr>
-                <m:t>−</m:t>
-              </m:r>
-              <m:r>
-                <m:rPr>
-                  <m:sty m:val="p"/>
-                </m:rPr>
-                <m:t>{</m:t>
-              </m:r>
-              <m:r>
-                <m:t>3</m:t>
-              </m:r>
-              <m:r>
-                <m:rPr>
-                  <m:sty m:val="p"/>
-                </m:rPr>
-                <m:t>}</m:t>
-              </m:r>
-            </m:oMath>
-            <w:r>
-              <w:rPr>
-                <w:rtl/>
-              </w:rPr>
-              <w:t xml:space="preserve"> </w:t>
-            </w:r>
-            <w:r>
-              <w:rPr>
-                <w:rtl/>
-              </w:rPr>
-              <w:t xml:space="preserve">بـ:</w:t>
-            </w:r>
-            <w:r>
-              <w:rPr>
-                <w:rtl/>
-              </w:rPr>
-              <w:t xml:space="preserve"> </w:t>
-            </w:r>
-            <m:oMath>
-              <m:r>
-                <m:t>h</m:t>
-              </m:r>
-              <m:d>
-                <m:dPr>
-                  <m:begChr m:val="("/>
-                  <m:endChr m:val=")"/>
-                  <m:sepChr m:val=""/>
-                  <m:grow/>
-                </m:dPr>
-                <m:e>
-                  <m:r>
-                    <m:t>x</m:t>
-                  </m:r>
-                </m:e>
-              </m:d>
-              <m:r>
-                <m:rPr>
-                  <m:sty m:val="p"/>
-                </m:rPr>
-                <m:t>=</m:t>
-              </m:r>
-              <m:f>
-                <m:fPr>
-                  <m:type m:val="bar"/>
-                </m:fPr>
-                <m:num>
-                  <m:r>
-                    <m:t>2</m:t>
-                  </m:r>
-                  <m:r>
-                    <m:t>x</m:t>
-                  </m:r>
-                  <m:r>
-                    <m:rPr>
-                      <m:sty m:val="p"/>
-                    </m:rPr>
-                    <m:t>−</m:t>
-                  </m:r>
-                  <m:r>
-                    <m:t>5</m:t>
-                  </m:r>
-                </m:num>
-                <m:den>
-                  <m:r>
-                    <m:t>x</m:t>
-                  </m:r>
-                  <m:r>
-                    <m:rPr>
-                      <m:sty m:val="p"/>
-                    </m:rPr>
-                    <m:t>−</m:t>
-                  </m:r>
-                  <m:r>
-                    <m:t>3</m:t>
-                  </m:r>
-                </m:den>
-              </m:f>
-            </m:oMath>
-            <w:r>
-              <w:rPr>
-                <w:rtl/>
-              </w:rPr>
-              <w:t xml:space="preserve"> </w:t>
-            </w:r>
-            <w:r>
-              <w:rPr>
-                <w:rtl/>
-              </w:rPr>
-              <w:t xml:space="preserve">، و</w:t>
-            </w:r>
-            <w:r>
-              <w:rPr>
-                <w:rtl/>
-              </w:rPr>
-              <w:t xml:space="preserve"> </w:t>
-            </w:r>
-            <m:oMath>
-              <m:d>
-                <m:dPr>
-                  <m:begChr m:val="("/>
-                  <m:endChr m:val=")"/>
-                  <m:sepChr m:val=""/>
-                  <m:grow/>
-                </m:dPr>
-                <m:e>
-                  <m:sSub>
-                    <m:e>
-                      <m:r>
-                        <m:t>C</m:t>
-                      </m:r>
-                    </m:e>
-                    <m:sub>
-                      <m:r>
-                        <m:t>h</m:t>
-                      </m:r>
-                    </m:sub>
-                  </m:sSub>
-                </m:e>
-              </m:d>
-            </m:oMath>
-            <w:r>
-              <w:rPr>
-                <w:rtl/>
-              </w:rPr>
-              <w:t xml:space="preserve"> </w:t>
-            </w:r>
-            <w:r>
-              <w:rPr>
-                <w:rtl/>
-              </w:rPr>
-              <w:t xml:space="preserve">تمثيلها البياني.</w:t>
-            </w:r>
-          </w:p>
-          <w:p>
-            <w:pPr>
-              <w:bidi/>
-            </w:pPr>
-            <w:r>
-              <w:rPr>
-                <w:b/>
-                <w:bCs/>
-                <w:rtl/>
-              </w:rPr>
-              <w:t xml:space="preserve">1.</w:t>
-            </w:r>
-            <w:r>
-              <w:rPr>
-                <w:rtl/>
-              </w:rPr>
-              <w:t xml:space="preserve"> </w:t>
-            </w:r>
-            <w:r>
-              <w:rPr>
-                <w:rtl/>
-              </w:rPr>
-              <w:t xml:space="preserve">تحقّق أنه من أجل كل</w:t>
-            </w:r>
-            <w:r>
-              <w:rPr>
-                <w:rtl/>
-              </w:rPr>
-              <w:t xml:space="preserve"> </w:t>
-            </w:r>
-            <m:oMath>
-              <m:r>
-                <m:t>x</m:t>
-              </m:r>
-              <m:r>
-                <m:rPr>
-                  <m:sty m:val="p"/>
-                </m:rPr>
-                <m:t>≠</m:t>
-              </m:r>
-              <m:r>
-                <m:t>3</m:t>
-              </m:r>
-            </m:oMath>
-            <w:r>
-              <w:rPr>
-                <w:rtl/>
-              </w:rPr>
-              <w:t xml:space="preserve">:</w:t>
-            </w:r>
-            <w:r>
-              <w:rPr>
-                <w:rtl/>
-              </w:rPr>
-              <w:t xml:space="preserve"> </w:t>
-            </w:r>
-            <m:oMath>
-              <m:r>
-                <m:t>h</m:t>
-              </m:r>
-              <m:d>
-                <m:dPr>
-                  <m:begChr m:val="("/>
-                  <m:endChr m:val=")"/>
-                  <m:sepChr m:val=""/>
-                  <m:grow/>
-                </m:dPr>
-                <m:e>
-                  <m:r>
-                    <m:t>x</m:t>
-                  </m:r>
-                </m:e>
-              </m:d>
-              <m:r>
-                <m:rPr>
-                  <m:sty m:val="p"/>
-                </m:rPr>
-                <m:t>=</m:t>
-              </m:r>
-              <m:r>
-                <m:t>2</m:t>
-              </m:r>
-              <m:r>
-                <m:rPr>
-                  <m:sty m:val="p"/>
-                </m:rPr>
-                <m:t>+</m:t>
-              </m:r>
-              <m:f>
-                <m:fPr>
-                  <m:type m:val="bar"/>
-                </m:fPr>
-                <m:num>
-                  <m:r>
-                    <m:t>1</m:t>
-                  </m:r>
-                </m:num>
-                <m:den>
-                  <m:r>
-                    <m:t>x</m:t>
-                  </m:r>
-                  <m:r>
-                    <m:rPr>
-                      <m:sty m:val="p"/>
-                    </m:rPr>
-                    <m:t>−</m:t>
-                  </m:r>
-                  <m:r>
-                    <m:t>3</m:t>
-                  </m:r>
-                </m:den>
-              </m:f>
-            </m:oMath>
-            <w:r>
-              <w:rPr>
-                <w:rtl/>
-              </w:rPr>
-              <w:t xml:space="preserve"> </w:t>
-            </w:r>
-            <w:r>
-              <w:rPr>
-                <w:rtl/>
-              </w:rPr>
-              <w:t xml:space="preserve">، ثم استنتج اتجاه تغيّر</w:t>
-            </w:r>
-            <w:r>
-              <w:rPr>
-                <w:rtl/>
-              </w:rPr>
-              <w:t xml:space="preserve"> </w:t>
-            </w:r>
-            <m:oMath>
-              <m:r>
-                <m:t>h</m:t>
-              </m:r>
-            </m:oMath>
-            <w:r>
-              <w:rPr>
-                <w:rtl/>
-              </w:rPr>
-              <w:t xml:space="preserve"> </w:t>
-            </w:r>
-            <w:r>
-              <w:rPr>
-                <w:rtl/>
-              </w:rPr>
-              <w:t xml:space="preserve">على كل من المجالين</w:t>
-            </w:r>
-            <w:r>
-              <w:rPr>
-                <w:rtl/>
-              </w:rPr>
-              <w:t xml:space="preserve"> </w:t>
-            </w:r>
-            <m:oMath>
-              <m:r>
-                <m:rPr>
-                  <m:sty m:val="p"/>
-                </m:rPr>
-                <m:t>]</m:t>
-              </m:r>
-              <m:r>
-                <m:rPr>
-                  <m:sty m:val="p"/>
-                </m:rPr>
-                <m:t>−</m:t>
-              </m:r>
-              <m:r>
-                <m:rPr>
-                  <m:sty m:val="p"/>
-                </m:rPr>
-                <m:t>∞</m:t>
-              </m:r>
-              <m:r>
-                <m:rPr>
-                  <m:sty m:val="p"/>
-                </m:rPr>
-                <m:t>;</m:t>
-              </m:r>
-              <m:r>
-                <m:t>3</m:t>
-              </m:r>
-              <m:r>
-                <m:rPr>
-                  <m:sty m:val="p"/>
-                </m:rPr>
-                <m:t>[</m:t>
-              </m:r>
-            </m:oMath>
-            <w:r>
-              <w:rPr>
-                <w:rtl/>
-              </w:rPr>
-              <w:t xml:space="preserve"> </w:t>
-            </w:r>
-            <w:r>
-              <w:rPr>
-                <w:rtl/>
-              </w:rPr>
-              <w:t xml:space="preserve">و</w:t>
-            </w:r>
-            <w:r>
-              <w:rPr>
-                <w:rtl/>
-              </w:rPr>
-              <w:t xml:space="preserve"> </w:t>
-            </w:r>
-            <m:oMath>
-              <m:r>
-                <m:rPr>
-                  <m:sty m:val="p"/>
-                </m:rPr>
-                <m:t>]</m:t>
-              </m:r>
-              <m:r>
-                <m:t>3</m:t>
-              </m:r>
-              <m:r>
-                <m:rPr>
-                  <m:sty m:val="p"/>
-                </m:rPr>
-                <m:t>;</m:t>
-              </m:r>
-              <m:r>
-                <m:rPr>
-                  <m:sty m:val="p"/>
-                </m:rPr>
-                <m:t>+</m:t>
-              </m:r>
-              <m:r>
-                <m:rPr>
-                  <m:sty m:val="p"/>
-                </m:rPr>
-                <m:t>∞</m:t>
-              </m:r>
-              <m:r>
-                <m:rPr>
-                  <m:sty m:val="p"/>
-                </m:rPr>
-                <m:t>[</m:t>
-              </m:r>
-            </m:oMath>
-            <w:r>
-              <w:rPr>
-                <w:rtl/>
-              </w:rPr>
-              <w:t xml:space="preserve">.</w:t>
-            </w:r>
-          </w:p>
-          <w:p>
-            <w:pPr>
-              <w:bidi/>
-            </w:pPr>
-            <w:r>
-              <w:rPr>
-                <w:b/>
-                <w:bCs/>
-                <w:rtl/>
-              </w:rPr>
-              <w:t xml:space="preserve">2.</w:t>
-            </w:r>
-            <w:r>
-              <w:rPr>
-                <w:rtl/>
-              </w:rPr>
-              <w:t xml:space="preserve"> </w:t>
-            </w:r>
-            <w:r>
-              <w:rPr>
-                <w:rtl/>
-              </w:rPr>
-              <w:t xml:space="preserve">بيّن أن النقطة</w:t>
-            </w:r>
-            <w:r>
-              <w:rPr>
-                <w:rtl/>
-              </w:rPr>
-              <w:t xml:space="preserve"> </w:t>
-            </w:r>
-            <m:oMath>
-              <m:r>
-                <m:t>Ω</m:t>
-              </m:r>
-              <m:d>
-                <m:dPr>
-                  <m:begChr m:val="("/>
-                  <m:endChr m:val=")"/>
-                  <m:sepChr m:val=""/>
-                  <m:grow/>
-                </m:dPr>
-                <m:e>
-                  <m:r>
-                    <m:t>3</m:t>
-                  </m:r>
-                  <m:r>
-                    <m:rPr>
-                      <m:sty m:val="p"/>
-                    </m:rPr>
-                    <m:t>;</m:t>
-                  </m:r>
-                  <m:r>
-                    <m:t>2</m:t>
-                  </m:r>
-                </m:e>
-              </m:d>
-            </m:oMath>
-            <w:r>
-              <w:rPr>
-                <w:rtl/>
-              </w:rPr>
-              <w:t xml:space="preserve"> </w:t>
-            </w:r>
-            <w:r>
-              <w:rPr>
-                <w:rtl/>
-              </w:rPr>
-              <w:t xml:space="preserve">مركز تناظر للمنحنى</w:t>
-            </w:r>
-            <w:r>
-              <w:rPr>
-                <w:rtl/>
-              </w:rPr>
-              <w:t xml:space="preserve"> </w:t>
-            </w:r>
-            <m:oMath>
-              <m:d>
-                <m:dPr>
-                  <m:begChr m:val="("/>
-                  <m:endChr m:val=")"/>
-                  <m:sepChr m:val=""/>
-                  <m:grow/>
-                </m:dPr>
-                <m:e>
-                  <m:sSub>
-                    <m:e>
-                      <m:r>
-                        <m:t>C</m:t>
-                      </m:r>
-                    </m:e>
-                    <m:sub>
-                      <m:r>
-                        <m:t>h</m:t>
-                      </m:r>
-                    </m:sub>
-                  </m:sSub>
-                </m:e>
-              </m:d>
             </m:oMath>
             <w:r>
               <w:rPr>
@@ -2362,7 +1255,7 @@
                 <w:color w:val="FFFFFF"/>
                 <w:rtl/>
               </w:rPr>
-              <w:t xml:space="preserve">التمرين 3: الاحتمالات (08 نقاط)</w:t>
+              <w:t xml:space="preserve">التمرين 2: الدوال: التفكيك واتجاه التغير والتناظر (06 نقاط)</w:t>
             </w:r>
           </w:p>
         </w:tc>
@@ -2379,565 +1272,71 @@
             </w:pPr>
             <w:r>
               <w:rPr>
-                <w:rtl/>
-              </w:rPr>
-              <w:t xml:space="preserve">يحتوي كيس على</w:t>
-            </w:r>
-            <w:r>
-              <w:rPr>
-                <w:rtl/>
-              </w:rPr>
-              <w:t xml:space="preserve"> </w:t>
-            </w:r>
-            <m:oMath>
-              <m:r>
-                <m:t>5</m:t>
-              </m:r>
-            </m:oMath>
-            <w:r>
-              <w:rPr>
-                <w:rtl/>
-              </w:rPr>
-              <w:t xml:space="preserve"> </w:t>
-            </w:r>
-            <w:r>
-              <w:rPr>
-                <w:rtl/>
-              </w:rPr>
-              <w:t xml:space="preserve">كريات متماثلة لا نفرّق بينها باللمس ، تحمل الأرقام:</w:t>
-            </w:r>
-            <w:r>
-              <w:rPr>
-                <w:rtl/>
-              </w:rPr>
-              <w:t xml:space="preserve"> </w:t>
-            </w:r>
-            <m:oMath>
-              <m:r>
-                <m:t>0</m:t>
-              </m:r>
-            </m:oMath>
-            <w:r>
-              <w:rPr>
-                <w:rtl/>
-              </w:rPr>
-              <w:t xml:space="preserve"> </w:t>
-            </w:r>
-            <w:r>
-              <w:rPr>
-                <w:rtl/>
-              </w:rPr>
-              <w:t xml:space="preserve">،</w:t>
-            </w:r>
-            <w:r>
-              <w:rPr>
-                <w:rtl/>
-              </w:rPr>
-              <w:t xml:space="preserve"> </w:t>
-            </w:r>
-            <m:oMath>
-              <m:r>
-                <m:t>1</m:t>
-              </m:r>
-            </m:oMath>
-            <w:r>
-              <w:rPr>
-                <w:rtl/>
-              </w:rPr>
-              <w:t xml:space="preserve"> </w:t>
-            </w:r>
-            <w:r>
-              <w:rPr>
-                <w:rtl/>
-              </w:rPr>
-              <w:t xml:space="preserve">،</w:t>
-            </w:r>
-            <w:r>
-              <w:rPr>
-                <w:rtl/>
-              </w:rPr>
-              <w:t xml:space="preserve"> </w:t>
-            </w:r>
-            <m:oMath>
-              <m:r>
-                <m:t>1</m:t>
-              </m:r>
-            </m:oMath>
-            <w:r>
-              <w:rPr>
-                <w:rtl/>
-              </w:rPr>
-              <w:t xml:space="preserve"> </w:t>
-            </w:r>
-            <w:r>
-              <w:rPr>
-                <w:rtl/>
-              </w:rPr>
-              <w:t xml:space="preserve">،</w:t>
-            </w:r>
-            <w:r>
-              <w:rPr>
-                <w:rtl/>
-              </w:rPr>
-              <w:t xml:space="preserve"> </w:t>
-            </w:r>
-            <m:oMath>
-              <m:r>
-                <m:t>2</m:t>
-              </m:r>
-            </m:oMath>
-            <w:r>
-              <w:rPr>
-                <w:rtl/>
-              </w:rPr>
-              <w:t xml:space="preserve"> </w:t>
-            </w:r>
-            <w:r>
-              <w:rPr>
-                <w:rtl/>
-              </w:rPr>
-              <w:t xml:space="preserve">،</w:t>
-            </w:r>
-            <w:r>
-              <w:rPr>
-                <w:rtl/>
-              </w:rPr>
-              <w:t xml:space="preserve"> </w:t>
-            </w:r>
-            <m:oMath>
-              <m:r>
-                <m:t>2</m:t>
-              </m:r>
-            </m:oMath>
-            <w:r>
-              <w:rPr>
-                <w:rtl/>
-              </w:rPr>
-              <w:t xml:space="preserve">.</w:t>
-            </w:r>
-            <w:r>
-              <w:rPr>
-                <w:rtl/>
-              </w:rPr>
-              <w:t xml:space="preserve"> </w:t>
-            </w:r>
-            <w:r>
-              <w:rPr>
-                <w:rtl/>
-              </w:rPr>
-              <w:t xml:space="preserve">نسحب عشوائياً كريتين من الكيس</w:t>
-            </w:r>
-            <w:r>
-              <w:rPr>
-                <w:rtl/>
-              </w:rPr>
-              <w:t xml:space="preserve"> </w:t>
-            </w:r>
-            <w:r>
-              <w:rPr>
                 <w:b/>
                 <w:bCs/>
                 <w:rtl/>
               </w:rPr>
-              <w:t xml:space="preserve">على التوالي ودون إرجاع</w:t>
-            </w:r>
-            <w:r>
-              <w:rPr>
-                <w:rtl/>
-              </w:rPr>
-              <w:t xml:space="preserve"> </w:t>
-            </w:r>
-            <w:r>
-              <w:rPr>
-                <w:rtl/>
-              </w:rPr>
-              <w:t xml:space="preserve">، ونسجّل الرقمين المحصل عليهما.</w:t>
-            </w:r>
-          </w:p>
-          <w:p>
-            <w:pPr>
-              <w:bidi/>
-            </w:pPr>
-            <w:r>
-              <w:rPr>
-                <w:b/>
-                <w:bCs/>
-                <w:rtl/>
-              </w:rPr>
-              <w:t xml:space="preserve">1.</w:t>
-            </w:r>
-            <w:r>
-              <w:rPr>
-                <w:rtl/>
-              </w:rPr>
-              <w:t xml:space="preserve"> </w:t>
-            </w:r>
-            <w:r>
-              <w:rPr>
-                <w:rtl/>
-              </w:rPr>
-              <w:t xml:space="preserve">مثّل مجموعة الإمكانيات بجدول ذي مدخلين ، ثم عيّن عددها.</w:t>
-            </w:r>
-          </w:p>
-          <w:p>
-            <w:pPr>
-              <w:bidi/>
-            </w:pPr>
-            <w:r>
-              <w:rPr>
-                <w:b/>
-                <w:bCs/>
-                <w:rtl/>
-              </w:rPr>
-              <w:t xml:space="preserve">2.</w:t>
-            </w:r>
-            <w:r>
-              <w:rPr>
-                <w:rtl/>
-              </w:rPr>
-              <w:t xml:space="preserve"> </w:t>
-            </w:r>
-            <w:r>
-              <w:rPr>
-                <w:rtl/>
-              </w:rPr>
-              <w:t xml:space="preserve">احسب احتمال كل حادثة من الحوادث التالية:</w:t>
-            </w:r>
-          </w:p>
-          <w:p>
-            <w:pPr>
-              <w:bidi/>
-              <w:ind w:left="567"/>
-            </w:pPr>
-            <w:r>
-              <w:rPr>
-                <w:rtl/>
-              </w:rPr>
-              <w:t xml:space="preserve"/>
-            </w:r>
-            <w:r>
-              <w:rPr>
-                <w:b/>
-                <w:bCs/>
-                <w:rtl/>
-              </w:rPr>
-              <w:t xml:space="preserve">(أ)</w:t>
-            </w:r>
-            <w:r>
-              <w:rPr>
-                <w:rtl/>
-              </w:rPr>
-              <w:t xml:space="preserve"> </w:t>
-            </w:r>
-            <m:oMath>
-              <m:r>
-                <m:t>A</m:t>
-              </m:r>
-            </m:oMath>
-            <w:r>
-              <w:rPr>
-                <w:rtl/>
-              </w:rPr>
-              <w:t xml:space="preserve">: «مجموع الرقمين يساوي</w:t>
-            </w:r>
-            <w:r>
-              <w:rPr>
-                <w:rtl/>
-              </w:rPr>
-              <w:t xml:space="preserve"> </w:t>
-            </w:r>
-            <m:oMath>
-              <m:r>
-                <m:t>3</m:t>
-              </m:r>
-            </m:oMath>
-            <w:r>
-              <w:rPr>
-                <w:rtl/>
-              </w:rPr>
-              <w:t xml:space="preserve">».</w:t>
-            </w:r>
-          </w:p>
-          <w:p>
-            <w:pPr>
-              <w:bidi/>
-              <w:ind w:left="567"/>
-            </w:pPr>
-            <w:r>
-              <w:rPr>
-                <w:rtl/>
-              </w:rPr>
-              <w:t xml:space="preserve"/>
-            </w:r>
-            <w:r>
-              <w:rPr>
-                <w:b/>
-                <w:bCs/>
-                <w:rtl/>
-              </w:rPr>
-              <w:t xml:space="preserve">(ب)</w:t>
-            </w:r>
-            <w:r>
-              <w:rPr>
-                <w:rtl/>
-              </w:rPr>
-              <w:t xml:space="preserve"> </w:t>
-            </w:r>
-            <m:oMath>
-              <m:r>
-                <m:t>B</m:t>
-              </m:r>
-            </m:oMath>
-            <w:r>
-              <w:rPr>
-                <w:rtl/>
-              </w:rPr>
-              <w:t xml:space="preserve">: «الكريتان تحملان نفس الرقم».</w:t>
-            </w:r>
-          </w:p>
-          <w:p>
-            <w:pPr>
-              <w:bidi/>
-              <w:ind w:left="567"/>
-            </w:pPr>
-            <w:r>
-              <w:rPr>
-                <w:rtl/>
-              </w:rPr>
-              <w:t xml:space="preserve"/>
-            </w:r>
-            <w:r>
-              <w:rPr>
-                <w:b/>
-                <w:bCs/>
-                <w:rtl/>
-              </w:rPr>
-              <w:t xml:space="preserve">(جـ)</w:t>
-            </w:r>
-            <w:r>
-              <w:rPr>
-                <w:rtl/>
-              </w:rPr>
-              <w:t xml:space="preserve"> </w:t>
-            </w:r>
-            <m:oMath>
-              <m:r>
-                <m:t>C</m:t>
-              </m:r>
-            </m:oMath>
-            <w:r>
-              <w:rPr>
-                <w:rtl/>
-              </w:rPr>
-              <w:t xml:space="preserve">: «إحدى الكريتين على الأقل تحمل الرقم</w:t>
-            </w:r>
-            <w:r>
-              <w:rPr>
-                <w:rtl/>
-              </w:rPr>
-              <w:t xml:space="preserve"> </w:t>
-            </w:r>
-            <m:oMath>
-              <m:r>
-                <m:t>0</m:t>
-              </m:r>
-            </m:oMath>
-            <w:r>
-              <w:rPr>
-                <w:rtl/>
-              </w:rPr>
-              <w:t xml:space="preserve">».</w:t>
-            </w:r>
-          </w:p>
-          <w:p>
-            <w:pPr>
-              <w:bidi/>
-              <w:ind w:left="567"/>
-            </w:pPr>
-            <w:r>
-              <w:rPr>
-                <w:rtl/>
-              </w:rPr>
-              <w:t xml:space="preserve"/>
-            </w:r>
-            <w:r>
-              <w:rPr>
-                <w:b/>
-                <w:bCs/>
-                <w:rtl/>
-              </w:rPr>
-              <w:t xml:space="preserve">(د)</w:t>
-            </w:r>
-            <w:r>
-              <w:rPr>
-                <w:rtl/>
-              </w:rPr>
-              <w:t xml:space="preserve"> </w:t>
-            </w:r>
-            <m:oMath>
-              <m:r>
-                <m:t>A</m:t>
-              </m:r>
-              <m:r>
-                <m:rPr>
-                  <m:sty m:val="p"/>
-                </m:rPr>
-                <m:t>∪</m:t>
-              </m:r>
-              <m:r>
-                <m:t>C</m:t>
-              </m:r>
-            </m:oMath>
-            <w:r>
-              <w:rPr>
-                <w:rtl/>
-              </w:rPr>
-              <w:t xml:space="preserve">.</w:t>
-            </w:r>
-          </w:p>
-          <w:p>
-            <w:pPr>
-              <w:bidi/>
-            </w:pPr>
-            <w:r>
-              <w:rPr>
-                <w:b/>
-                <w:bCs/>
-                <w:rtl/>
-              </w:rPr>
-              <w:t xml:space="preserve">3.</w:t>
-            </w:r>
-            <w:r>
-              <w:rPr>
-                <w:rtl/>
-              </w:rPr>
-              <w:t xml:space="preserve"> </w:t>
-            </w:r>
-            <w:r>
-              <w:rPr>
-                <w:rtl/>
-              </w:rPr>
-              <w:t xml:space="preserve">ليكن</w:t>
-            </w:r>
-            <w:r>
-              <w:rPr>
-                <w:rtl/>
-              </w:rPr>
-              <w:t xml:space="preserve"> </w:t>
-            </w:r>
-            <m:oMath>
-              <m:r>
-                <m:t>X</m:t>
-              </m:r>
-            </m:oMath>
-            <w:r>
-              <w:rPr>
-                <w:rtl/>
-              </w:rPr>
-              <w:t xml:space="preserve"> </w:t>
-            </w:r>
-            <w:r>
-              <w:rPr>
-                <w:rtl/>
-              </w:rPr>
-              <w:t xml:space="preserve">المتغير العشوائي الذي يرفق بكل سحبة مجموع الرقمين المسجلين.</w:t>
-            </w:r>
-          </w:p>
-          <w:p>
-            <w:pPr>
-              <w:bidi/>
-              <w:ind w:left="567"/>
-            </w:pPr>
-            <w:r>
-              <w:rPr>
-                <w:rtl/>
-              </w:rPr>
-              <w:t xml:space="preserve"/>
-            </w:r>
-            <w:r>
-              <w:rPr>
-                <w:b/>
-                <w:bCs/>
-                <w:rtl/>
-              </w:rPr>
-              <w:t xml:space="preserve">(أ)</w:t>
-            </w:r>
-            <w:r>
-              <w:rPr>
-                <w:rtl/>
-              </w:rPr>
-              <w:t xml:space="preserve"> </w:t>
-            </w:r>
-            <w:r>
-              <w:rPr>
-                <w:rtl/>
-              </w:rPr>
-              <w:t xml:space="preserve">عيّن القيم الممكنة للمتغير العشوائي</w:t>
-            </w:r>
-            <w:r>
-              <w:rPr>
-                <w:rtl/>
-              </w:rPr>
-              <w:t xml:space="preserve"> </w:t>
-            </w:r>
-            <m:oMath>
-              <m:r>
-                <m:t>X</m:t>
-              </m:r>
-            </m:oMath>
-            <w:r>
-              <w:rPr>
-                <w:rtl/>
-              </w:rPr>
-              <w:t xml:space="preserve"> </w:t>
-            </w:r>
-            <w:r>
-              <w:rPr>
-                <w:rtl/>
-              </w:rPr>
-              <w:t xml:space="preserve">، ثم عرّف قانون احتماله.</w:t>
-            </w:r>
-          </w:p>
-          <w:p>
-            <w:pPr>
-              <w:bidi/>
-              <w:ind w:left="567"/>
-            </w:pPr>
-            <w:r>
-              <w:rPr>
-                <w:rtl/>
-              </w:rPr>
-              <w:t xml:space="preserve"/>
-            </w:r>
-            <w:r>
-              <w:rPr>
-                <w:b/>
-                <w:bCs/>
-                <w:rtl/>
-              </w:rPr>
-              <w:t xml:space="preserve">(ب)</w:t>
-            </w:r>
-            <w:r>
-              <w:rPr>
-                <w:rtl/>
-              </w:rPr>
-              <w:t xml:space="preserve"> </w:t>
-            </w:r>
-            <w:r>
-              <w:rPr>
-                <w:rtl/>
-              </w:rPr>
-              <w:t xml:space="preserve">احسب الأمل الرياضياتي</w:t>
-            </w:r>
-            <w:r>
-              <w:rPr>
-                <w:rtl/>
-              </w:rPr>
-              <w:t xml:space="preserve"> </w:t>
-            </w:r>
-            <m:oMath>
-              <m:r>
-                <m:t>E</m:t>
+              <w:t xml:space="preserve">‎I.</w:t>
+            </w:r>
+            <w:r>
+              <w:rPr>
+                <w:rtl/>
+              </w:rPr>
+              <w:t xml:space="preserve"> </w:t>
+            </w:r>
+            <m:oMath>
+              <m:r>
+                <m:t>f</m:t>
+              </m:r>
+            </m:oMath>
+            <w:r>
+              <w:rPr>
+                <w:rtl/>
+              </w:rPr>
+              <w:t xml:space="preserve"> </w:t>
+            </w:r>
+            <w:r>
+              <w:rPr>
+                <w:rtl/>
+              </w:rPr>
+              <w:t xml:space="preserve">الدالة المعرّفة على</w:t>
+            </w:r>
+            <w:r>
+              <w:rPr>
+                <w:rtl/>
+              </w:rPr>
+              <w:t xml:space="preserve"> </w:t>
+            </w:r>
+            <m:oMath>
+              <m:r>
+                <m:rPr>
+                  <m:sty m:val="p"/>
+                  <m:scr m:val="double-struck"/>
+                </m:rPr>
+                <m:t>R</m:t>
+              </m:r>
+            </m:oMath>
+            <w:r>
+              <w:rPr>
+                <w:rtl/>
+              </w:rPr>
+              <w:t xml:space="preserve"> </w:t>
+            </w:r>
+            <w:r>
+              <w:rPr>
+                <w:rtl/>
+              </w:rPr>
+              <w:t xml:space="preserve">بـ:</w:t>
+            </w:r>
+            <w:r>
+              <w:rPr>
+                <w:rtl/>
+              </w:rPr>
+              <w:t xml:space="preserve"> </w:t>
+            </w:r>
+            <m:oMath>
+              <m:r>
+                <m:t>f</m:t>
               </m:r>
               <m:d>
                 <m:dPr>
@@ -2948,33 +1347,69 @@
                 </m:dPr>
                 <m:e>
                   <m:r>
-                    <m:t>X</m:t>
+                    <m:t>x</m:t>
                   </m:r>
                 </m:e>
               </m:d>
-            </m:oMath>
-            <w:r>
-              <w:rPr>
-                <w:rtl/>
-              </w:rPr>
-              <w:t xml:space="preserve"> </w:t>
-            </w:r>
-            <w:r>
-              <w:rPr>
-                <w:rtl/>
-              </w:rPr>
-              <w:t xml:space="preserve">، والتباين</w:t>
-            </w:r>
-            <w:r>
-              <w:rPr>
-                <w:rtl/>
-              </w:rPr>
-              <w:t xml:space="preserve"> </w:t>
-            </w:r>
-            <m:oMath>
-              <m:r>
-                <m:t>V</m:t>
-              </m:r>
+              <m:r>
+                <m:rPr>
+                  <m:sty m:val="p"/>
+                </m:rPr>
+                <m:t>=</m:t>
+              </m:r>
+              <m:sSup>
+                <m:e>
+                  <m:r>
+                    <m:t>x</m:t>
+                  </m:r>
+                </m:e>
+                <m:sup>
+                  <m:r>
+                    <m:t>2</m:t>
+                  </m:r>
+                </m:sup>
+              </m:sSup>
+              <m:r>
+                <m:rPr>
+                  <m:sty m:val="p"/>
+                </m:rPr>
+                <m:t>−</m:t>
+              </m:r>
+              <m:r>
+                <m:t>4</m:t>
+              </m:r>
+              <m:r>
+                <m:t>x</m:t>
+              </m:r>
+              <m:r>
+                <m:rPr>
+                  <m:sty m:val="p"/>
+                </m:rPr>
+                <m:t>+</m:t>
+              </m:r>
+              <m:r>
+                <m:t>3</m:t>
+              </m:r>
+            </m:oMath>
+            <w:r>
+              <w:rPr>
+                <w:rtl/>
+              </w:rPr>
+              <w:t xml:space="preserve"> </w:t>
+            </w:r>
+            <w:r>
+              <w:rPr>
+                <w:rtl/>
+              </w:rPr>
+              <w:t xml:space="preserve">، و</w:t>
+            </w:r>
+            <w:r>
+              <w:rPr>
+                <w:rtl/>
+              </w:rPr>
+              <w:t xml:space="preserve"> </w:t>
+            </w:r>
+            <m:oMath>
               <m:d>
                 <m:dPr>
                   <m:begChr m:val="("/>
@@ -2983,9 +1418,18 @@
                   <m:grow/>
                 </m:dPr>
                 <m:e>
-                  <m:r>
-                    <m:t>X</m:t>
-                  </m:r>
+                  <m:sSub>
+                    <m:e>
+                      <m:r>
+                        <m:t>C</m:t>
+                      </m:r>
+                    </m:e>
+                    <m:sub>
+                      <m:r>
+                        <m:t>f</m:t>
+                      </m:r>
+                    </m:sub>
+                  </m:sSub>
                 </m:e>
               </m:d>
             </m:oMath>
@@ -2999,18 +1443,15 @@
               <w:rPr>
                 <w:rtl/>
               </w:rPr>
-              <w:t xml:space="preserve">، والانحراف المعياري</w:t>
-            </w:r>
-            <w:r>
-              <w:rPr>
-                <w:rtl/>
-              </w:rPr>
-              <w:t xml:space="preserve"> </w:t>
-            </w:r>
-            <m:oMath>
-              <m:r>
-                <m:t>σ</m:t>
-              </m:r>
+              <w:t xml:space="preserve">تمثيلها البياني في معلم متعامد ومتجانس</w:t>
+            </w:r>
+            <w:r>
+              <w:rPr>
+                <w:rtl/>
+              </w:rPr>
+              <w:t xml:space="preserve"> </w:t>
+            </w:r>
+            <m:oMath>
               <m:d>
                 <m:dPr>
                   <m:begChr m:val="("/>
@@ -3020,8 +1461,40 @@
                 </m:dPr>
                 <m:e>
                   <m:r>
-                    <m:t>X</m:t>
-                  </m:r>
+                    <m:t>O</m:t>
+                  </m:r>
+                  <m:r>
+                    <m:rPr>
+                      <m:sty m:val="p"/>
+                    </m:rPr>
+                    <m:t>;</m:t>
+                  </m:r>
+                  <m:acc>
+                    <m:accPr>
+                      <m:chr m:val="⃗"/>
+                    </m:accPr>
+                    <m:e>
+                      <m:r>
+                        <m:t>i</m:t>
+                      </m:r>
+                    </m:e>
+                  </m:acc>
+                  <m:r>
+                    <m:rPr>
+                      <m:sty m:val="p"/>
+                    </m:rPr>
+                    <m:t>,</m:t>
+                  </m:r>
+                  <m:acc>
+                    <m:accPr>
+                      <m:chr m:val="⃗"/>
+                    </m:accPr>
+                    <m:e>
+                      <m:r>
+                        <m:t>j</m:t>
+                      </m:r>
+                    </m:e>
+                  </m:acc>
                 </m:e>
               </m:d>
             </m:oMath>
@@ -3042,112 +1515,46 @@
                 <w:bCs/>
                 <w:rtl/>
               </w:rPr>
-              <w:t xml:space="preserve">4.</w:t>
-            </w:r>
-            <w:r>
-              <w:rPr>
-                <w:rtl/>
-              </w:rPr>
-              <w:t xml:space="preserve"> </w:t>
-            </w:r>
-            <w:r>
-              <w:rPr>
-                <w:rtl/>
-              </w:rPr>
-              <w:t xml:space="preserve">يدفع لاعب</w:t>
-            </w:r>
-            <w:r>
-              <w:rPr>
-                <w:rtl/>
-              </w:rPr>
-              <w:t xml:space="preserve"> </w:t>
-            </w:r>
-            <m:oMath>
-              <m:r>
-                <m:t>m</m:t>
-              </m:r>
-            </m:oMath>
-            <w:r>
-              <w:rPr>
-                <w:rtl/>
-              </w:rPr>
-              <w:t xml:space="preserve"> </w:t>
-            </w:r>
-            <w:r>
-              <w:rPr>
-                <w:rtl/>
-              </w:rPr>
-              <w:t xml:space="preserve">دينار للمشاركة في اللعبة ، ويتحصل على</w:t>
-            </w:r>
-            <w:r>
-              <w:rPr>
-                <w:rtl/>
-              </w:rPr>
-              <w:t xml:space="preserve"> </w:t>
-            </w:r>
-            <m:oMath>
-              <m:r>
-                <m:t>10</m:t>
-              </m:r>
-              <m:r>
-                <m:t>X</m:t>
-              </m:r>
-            </m:oMath>
-            <w:r>
-              <w:rPr>
-                <w:rtl/>
-              </w:rPr>
-              <w:t xml:space="preserve"> </w:t>
-            </w:r>
-            <w:r>
-              <w:rPr>
-                <w:rtl/>
-              </w:rPr>
-              <w:t xml:space="preserve">دينار. ليكن</w:t>
-            </w:r>
-            <w:r>
-              <w:rPr>
-                <w:rtl/>
-              </w:rPr>
-              <w:t xml:space="preserve"> </w:t>
-            </w:r>
-            <m:oMath>
-              <m:r>
-                <m:t>G</m:t>
-              </m:r>
-            </m:oMath>
-            <w:r>
-              <w:rPr>
-                <w:rtl/>
-              </w:rPr>
-              <w:t xml:space="preserve"> </w:t>
-            </w:r>
-            <w:r>
-              <w:rPr>
-                <w:rtl/>
-              </w:rPr>
-              <w:t xml:space="preserve">ربحه الجبري.</w:t>
-            </w:r>
-          </w:p>
-          <w:p>
-            <w:pPr>
-              <w:bidi/>
-            </w:pPr>
-            <w:r>
-              <w:rPr>
-                <w:rtl/>
-              </w:rPr>
-              <w:t xml:space="preserve">عبّر عن</w:t>
-            </w:r>
-            <w:r>
-              <w:rPr>
-                <w:rtl/>
-              </w:rPr>
-              <w:t xml:space="preserve"> </w:t>
-            </w:r>
-            <m:oMath>
-              <m:r>
-                <m:t>E</m:t>
+              <w:t xml:space="preserve">1.</w:t>
+            </w:r>
+            <w:r>
+              <w:rPr>
+                <w:rtl/>
+              </w:rPr>
+              <w:t xml:space="preserve"> </w:t>
+            </w:r>
+            <w:r>
+              <w:rPr>
+                <w:rtl/>
+              </w:rPr>
+              <w:t xml:space="preserve">تحقّق أنه من أجل كل عدد حقيقي</w:t>
+            </w:r>
+            <w:r>
+              <w:rPr>
+                <w:rtl/>
+              </w:rPr>
+              <w:t xml:space="preserve"> </w:t>
+            </w:r>
+            <m:oMath>
+              <m:r>
+                <m:t>x</m:t>
+              </m:r>
+            </m:oMath>
+            <w:r>
+              <w:rPr>
+                <w:rtl/>
+              </w:rPr>
+              <w:t xml:space="preserve">:</w:t>
+            </w:r>
+            <w:r>
+              <w:rPr>
+                <w:rtl/>
+              </w:rPr>
+              <w:t xml:space="preserve"> </w:t>
+            </w:r>
+            <m:oMath>
+              <m:r>
+                <m:t>f</m:t>
               </m:r>
               <m:d>
                 <m:dPr>
@@ -3158,10 +1565,2193 @@
                 </m:dPr>
                 <m:e>
                   <m:r>
-                    <m:t>G</m:t>
+                    <m:t>x</m:t>
                   </m:r>
                 </m:e>
               </m:d>
+              <m:r>
+                <m:rPr>
+                  <m:sty m:val="p"/>
+                </m:rPr>
+                <m:t>=</m:t>
+              </m:r>
+              <m:sSup>
+                <m:e>
+                  <m:d>
+                    <m:dPr>
+                      <m:begChr m:val="("/>
+                      <m:endChr m:val=")"/>
+                      <m:sepChr m:val=""/>
+                      <m:grow/>
+                    </m:dPr>
+                    <m:e>
+                      <m:r>
+                        <m:t>x</m:t>
+                      </m:r>
+                      <m:r>
+                        <m:rPr>
+                          <m:sty m:val="p"/>
+                        </m:rPr>
+                        <m:t>−</m:t>
+                      </m:r>
+                      <m:r>
+                        <m:t>2</m:t>
+                      </m:r>
+                    </m:e>
+                  </m:d>
+                </m:e>
+                <m:sup>
+                  <m:r>
+                    <m:t>2</m:t>
+                  </m:r>
+                </m:sup>
+              </m:sSup>
+              <m:r>
+                <m:rPr>
+                  <m:sty m:val="p"/>
+                </m:rPr>
+                <m:t>−</m:t>
+              </m:r>
+              <m:r>
+                <m:t>1</m:t>
+              </m:r>
+            </m:oMath>
+            <w:r>
+              <w:rPr>
+                <w:rtl/>
+              </w:rPr>
+              <w:t xml:space="preserve">.</w:t>
+            </w:r>
+          </w:p>
+          <w:p>
+            <w:pPr>
+              <w:bidi/>
+            </w:pPr>
+            <w:r>
+              <w:rPr>
+                <w:b/>
+                <w:bCs/>
+                <w:rtl/>
+              </w:rPr>
+              <w:t xml:space="preserve">2.</w:t>
+            </w:r>
+            <w:r>
+              <w:rPr>
+                <w:rtl/>
+              </w:rPr>
+              <w:t xml:space="preserve"> </w:t>
+            </w:r>
+            <w:r>
+              <w:rPr>
+                <w:rtl/>
+              </w:rPr>
+              <w:t xml:space="preserve">عيّن دالتين مرجعيتين أو تآلفيتين</w:t>
+            </w:r>
+            <w:r>
+              <w:rPr>
+                <w:rtl/>
+              </w:rPr>
+              <w:t xml:space="preserve"> </w:t>
+            </w:r>
+            <m:oMath>
+              <m:r>
+                <m:t>u</m:t>
+              </m:r>
+            </m:oMath>
+            <w:r>
+              <w:rPr>
+                <w:rtl/>
+              </w:rPr>
+              <w:t xml:space="preserve"> </w:t>
+            </w:r>
+            <w:r>
+              <w:rPr>
+                <w:rtl/>
+              </w:rPr>
+              <w:t xml:space="preserve">و</w:t>
+            </w:r>
+            <w:r>
+              <w:rPr>
+                <w:rtl/>
+              </w:rPr>
+              <w:t xml:space="preserve"> </w:t>
+            </w:r>
+            <m:oMath>
+              <m:r>
+                <m:t>v</m:t>
+              </m:r>
+            </m:oMath>
+            <w:r>
+              <w:rPr>
+                <w:rtl/>
+              </w:rPr>
+              <w:t xml:space="preserve"> </w:t>
+            </w:r>
+            <w:r>
+              <w:rPr>
+                <w:rtl/>
+              </w:rPr>
+              <w:t xml:space="preserve">بحيث:</w:t>
+            </w:r>
+            <w:r>
+              <w:rPr>
+                <w:rtl/>
+              </w:rPr>
+              <w:t xml:space="preserve"> </w:t>
+            </w:r>
+            <m:oMath>
+              <m:r>
+                <m:t>f</m:t>
+              </m:r>
+              <m:r>
+                <m:rPr>
+                  <m:sty m:val="p"/>
+                </m:rPr>
+                <m:t>=</m:t>
+              </m:r>
+              <m:r>
+                <m:t>v</m:t>
+              </m:r>
+              <m:r>
+                <m:rPr>
+                  <m:sty m:val="p"/>
+                </m:rPr>
+                <m:t>∘</m:t>
+              </m:r>
+              <m:r>
+                <m:t>u</m:t>
+              </m:r>
+            </m:oMath>
+            <w:r>
+              <w:rPr>
+                <w:rtl/>
+              </w:rPr>
+              <w:t xml:space="preserve">.</w:t>
+            </w:r>
+          </w:p>
+          <w:p>
+            <w:pPr>
+              <w:bidi/>
+            </w:pPr>
+            <w:r>
+              <w:rPr>
+                <w:b/>
+                <w:bCs/>
+                <w:rtl/>
+              </w:rPr>
+              <w:t xml:space="preserve">3.</w:t>
+            </w:r>
+            <w:r>
+              <w:rPr>
+                <w:rtl/>
+              </w:rPr>
+              <w:t xml:space="preserve"> </w:t>
+            </w:r>
+            <w:r>
+              <w:rPr>
+                <w:rtl/>
+              </w:rPr>
+              <w:t xml:space="preserve">استنتج اتجاه تغيّر الدالة</w:t>
+            </w:r>
+            <w:r>
+              <w:rPr>
+                <w:rtl/>
+              </w:rPr>
+              <w:t xml:space="preserve"> </w:t>
+            </w:r>
+            <m:oMath>
+              <m:r>
+                <m:t>f</m:t>
+              </m:r>
+            </m:oMath>
+            <w:r>
+              <w:rPr>
+                <w:rtl/>
+              </w:rPr>
+              <w:t xml:space="preserve"> </w:t>
+            </w:r>
+            <w:r>
+              <w:rPr>
+                <w:rtl/>
+              </w:rPr>
+              <w:t xml:space="preserve">على كل من المجالين</w:t>
+            </w:r>
+            <w:r>
+              <w:rPr>
+                <w:rtl/>
+              </w:rPr>
+              <w:t xml:space="preserve"> </w:t>
+            </w:r>
+            <m:oMath>
+              <m:r>
+                <m:rPr>
+                  <m:sty m:val="p"/>
+                </m:rPr>
+                <m:t>]</m:t>
+              </m:r>
+              <m:r>
+                <m:rPr>
+                  <m:sty m:val="p"/>
+                </m:rPr>
+                <m:t>−</m:t>
+              </m:r>
+              <m:r>
+                <m:rPr>
+                  <m:sty m:val="p"/>
+                </m:rPr>
+                <m:t>∞</m:t>
+              </m:r>
+              <m:r>
+                <m:rPr>
+                  <m:sty m:val="p"/>
+                </m:rPr>
+                <m:t>;</m:t>
+              </m:r>
+              <m:r>
+                <m:t>2</m:t>
+              </m:r>
+              <m:r>
+                <m:rPr>
+                  <m:sty m:val="p"/>
+                </m:rPr>
+                <m:t>]</m:t>
+              </m:r>
+            </m:oMath>
+            <w:r>
+              <w:rPr>
+                <w:rtl/>
+              </w:rPr>
+              <w:t xml:space="preserve"> </w:t>
+            </w:r>
+            <w:r>
+              <w:rPr>
+                <w:rtl/>
+              </w:rPr>
+              <w:t xml:space="preserve">و</w:t>
+            </w:r>
+            <w:r>
+              <w:rPr>
+                <w:rtl/>
+              </w:rPr>
+              <w:t xml:space="preserve"> </w:t>
+            </w:r>
+            <m:oMath>
+              <m:r>
+                <m:rPr>
+                  <m:sty m:val="p"/>
+                </m:rPr>
+                <m:t>[</m:t>
+              </m:r>
+              <m:r>
+                <m:t>2</m:t>
+              </m:r>
+              <m:r>
+                <m:rPr>
+                  <m:sty m:val="p"/>
+                </m:rPr>
+                <m:t>;</m:t>
+              </m:r>
+              <m:r>
+                <m:rPr>
+                  <m:sty m:val="p"/>
+                </m:rPr>
+                <m:t>+</m:t>
+              </m:r>
+              <m:r>
+                <m:rPr>
+                  <m:sty m:val="p"/>
+                </m:rPr>
+                <m:t>∞</m:t>
+              </m:r>
+              <m:r>
+                <m:rPr>
+                  <m:sty m:val="p"/>
+                </m:rPr>
+                <m:t>[</m:t>
+              </m:r>
+            </m:oMath>
+            <w:r>
+              <w:rPr>
+                <w:rtl/>
+              </w:rPr>
+              <w:t xml:space="preserve"> </w:t>
+            </w:r>
+            <w:r>
+              <w:rPr>
+                <w:rtl/>
+              </w:rPr>
+              <w:t xml:space="preserve">، ثم شكّل جدول تغيّراتها.</w:t>
+            </w:r>
+          </w:p>
+          <w:p>
+            <w:pPr>
+              <w:bidi/>
+            </w:pPr>
+            <w:r>
+              <w:rPr>
+                <w:b/>
+                <w:bCs/>
+                <w:rtl/>
+              </w:rPr>
+              <w:t xml:space="preserve">4.</w:t>
+            </w:r>
+            <w:r>
+              <w:rPr>
+                <w:rtl/>
+              </w:rPr>
+              <w:t xml:space="preserve"> </w:t>
+            </w:r>
+            <w:r>
+              <w:rPr>
+                <w:rtl/>
+              </w:rPr>
+              <w:t xml:space="preserve">بيّن أن المستقيم ذا المعادلة</w:t>
+            </w:r>
+            <w:r>
+              <w:rPr>
+                <w:rtl/>
+              </w:rPr>
+              <w:t xml:space="preserve"> </w:t>
+            </w:r>
+            <m:oMath>
+              <m:r>
+                <m:t>x</m:t>
+              </m:r>
+              <m:r>
+                <m:rPr>
+                  <m:sty m:val="p"/>
+                </m:rPr>
+                <m:t>=</m:t>
+              </m:r>
+              <m:r>
+                <m:t>2</m:t>
+              </m:r>
+            </m:oMath>
+            <w:r>
+              <w:rPr>
+                <w:rtl/>
+              </w:rPr>
+              <w:t xml:space="preserve"> </w:t>
+            </w:r>
+            <w:r>
+              <w:rPr>
+                <w:rtl/>
+              </w:rPr>
+              <w:t xml:space="preserve">محور تناظر للمنحنى</w:t>
+            </w:r>
+            <w:r>
+              <w:rPr>
+                <w:rtl/>
+              </w:rPr>
+              <w:t xml:space="preserve"> </w:t>
+            </w:r>
+            <m:oMath>
+              <m:d>
+                <m:dPr>
+                  <m:begChr m:val="("/>
+                  <m:endChr m:val=")"/>
+                  <m:sepChr m:val=""/>
+                  <m:grow/>
+                </m:dPr>
+                <m:e>
+                  <m:sSub>
+                    <m:e>
+                      <m:r>
+                        <m:t>C</m:t>
+                      </m:r>
+                    </m:e>
+                    <m:sub>
+                      <m:r>
+                        <m:t>f</m:t>
+                      </m:r>
+                    </m:sub>
+                  </m:sSub>
+                </m:e>
+              </m:d>
+            </m:oMath>
+            <w:r>
+              <w:rPr>
+                <w:rtl/>
+              </w:rPr>
+              <w:t xml:space="preserve">.</w:t>
+            </w:r>
+          </w:p>
+          <w:p>
+            <w:pPr>
+              <w:bidi/>
+            </w:pPr>
+            <w:r>
+              <w:rPr>
+                <w:b/>
+                <w:bCs/>
+                <w:rtl/>
+              </w:rPr>
+              <w:t xml:space="preserve">5.</w:t>
+            </w:r>
+            <w:r>
+              <w:rPr>
+                <w:rtl/>
+              </w:rPr>
+              <w:t xml:space="preserve"> </w:t>
+            </w:r>
+            <w:r>
+              <w:rPr>
+                <w:b/>
+                <w:bCs/>
+                <w:rtl/>
+              </w:rPr>
+              <w:t xml:space="preserve">(سؤال تميّز)</w:t>
+            </w:r>
+            <w:r>
+              <w:rPr>
+                <w:rtl/>
+              </w:rPr>
+              <w:t xml:space="preserve"> </w:t>
+            </w:r>
+            <w:r>
+              <w:rPr>
+                <w:rtl/>
+              </w:rPr>
+              <w:t xml:space="preserve">نعتبر الدالة</w:t>
+            </w:r>
+            <w:r>
+              <w:rPr>
+                <w:rtl/>
+              </w:rPr>
+              <w:t xml:space="preserve"> </w:t>
+            </w:r>
+            <m:oMath>
+              <m:r>
+                <m:t>k</m:t>
+              </m:r>
+            </m:oMath>
+            <w:r>
+              <w:rPr>
+                <w:rtl/>
+              </w:rPr>
+              <w:t xml:space="preserve"> </w:t>
+            </w:r>
+            <w:r>
+              <w:rPr>
+                <w:rtl/>
+              </w:rPr>
+              <w:t xml:space="preserve">المعرّفة على</w:t>
+            </w:r>
+            <w:r>
+              <w:rPr>
+                <w:rtl/>
+              </w:rPr>
+              <w:t xml:space="preserve"> </w:t>
+            </w:r>
+            <m:oMath>
+              <m:r>
+                <m:rPr>
+                  <m:sty m:val="p"/>
+                  <m:scr m:val="double-struck"/>
+                </m:rPr>
+                <m:t>R</m:t>
+              </m:r>
+            </m:oMath>
+            <w:r>
+              <w:rPr>
+                <w:rtl/>
+              </w:rPr>
+              <w:t xml:space="preserve"> </w:t>
+            </w:r>
+            <w:r>
+              <w:rPr>
+                <w:rtl/>
+              </w:rPr>
+              <w:t xml:space="preserve">بـ:</w:t>
+            </w:r>
+            <w:r>
+              <w:rPr>
+                <w:rtl/>
+              </w:rPr>
+              <w:t xml:space="preserve"> </w:t>
+            </w:r>
+            <m:oMath>
+              <m:r>
+                <m:t>k</m:t>
+              </m:r>
+              <m:d>
+                <m:dPr>
+                  <m:begChr m:val="("/>
+                  <m:endChr m:val=")"/>
+                  <m:sepChr m:val=""/>
+                  <m:grow/>
+                </m:dPr>
+                <m:e>
+                  <m:r>
+                    <m:t>x</m:t>
+                  </m:r>
+                </m:e>
+              </m:d>
+              <m:r>
+                <m:rPr>
+                  <m:sty m:val="p"/>
+                </m:rPr>
+                <m:t>=</m:t>
+              </m:r>
+              <m:sSup>
+                <m:e>
+                  <m:r>
+                    <m:t>x</m:t>
+                  </m:r>
+                </m:e>
+                <m:sup>
+                  <m:r>
+                    <m:t>2</m:t>
+                  </m:r>
+                </m:sup>
+              </m:sSup>
+              <m:r>
+                <m:rPr>
+                  <m:sty m:val="p"/>
+                </m:rPr>
+                <m:t>−</m:t>
+              </m:r>
+              <m:r>
+                <m:t>4</m:t>
+              </m:r>
+              <m:d>
+                <m:dPr>
+                  <m:begChr m:val="|"/>
+                  <m:endChr m:val="|"/>
+                  <m:sepChr m:val=""/>
+                  <m:grow/>
+                </m:dPr>
+                <m:e>
+                  <m:r>
+                    <m:t>x</m:t>
+                  </m:r>
+                </m:e>
+              </m:d>
+              <m:r>
+                <m:rPr>
+                  <m:sty m:val="p"/>
+                </m:rPr>
+                <m:t>+</m:t>
+              </m:r>
+              <m:r>
+                <m:t>3</m:t>
+              </m:r>
+            </m:oMath>
+            <w:r>
+              <w:rPr>
+                <w:rtl/>
+              </w:rPr>
+              <w:t xml:space="preserve">. بيّن أن</w:t>
+            </w:r>
+            <w:r>
+              <w:rPr>
+                <w:rtl/>
+              </w:rPr>
+              <w:t xml:space="preserve"> </w:t>
+            </w:r>
+            <m:oMath>
+              <m:r>
+                <m:t>k</m:t>
+              </m:r>
+            </m:oMath>
+            <w:r>
+              <w:rPr>
+                <w:rtl/>
+              </w:rPr>
+              <w:t xml:space="preserve"> </w:t>
+            </w:r>
+            <w:r>
+              <w:rPr>
+                <w:rtl/>
+              </w:rPr>
+              <w:t xml:space="preserve">زوجية وأن</w:t>
+            </w:r>
+            <w:r>
+              <w:rPr>
+                <w:rtl/>
+              </w:rPr>
+              <w:t xml:space="preserve"> </w:t>
+            </w:r>
+            <m:oMath>
+              <m:r>
+                <m:t>k</m:t>
+              </m:r>
+              <m:d>
+                <m:dPr>
+                  <m:begChr m:val="("/>
+                  <m:endChr m:val=")"/>
+                  <m:sepChr m:val=""/>
+                  <m:grow/>
+                </m:dPr>
+                <m:e>
+                  <m:r>
+                    <m:t>x</m:t>
+                  </m:r>
+                </m:e>
+              </m:d>
+              <m:r>
+                <m:rPr>
+                  <m:sty m:val="p"/>
+                </m:rPr>
+                <m:t>=</m:t>
+              </m:r>
+              <m:r>
+                <m:t>f</m:t>
+              </m:r>
+              <m:d>
+                <m:dPr>
+                  <m:begChr m:val="("/>
+                  <m:endChr m:val=")"/>
+                  <m:sepChr m:val=""/>
+                  <m:grow/>
+                </m:dPr>
+                <m:e>
+                  <m:r>
+                    <m:t>x</m:t>
+                  </m:r>
+                </m:e>
+              </m:d>
+            </m:oMath>
+            <w:r>
+              <w:rPr>
+                <w:rtl/>
+              </w:rPr>
+              <w:t xml:space="preserve"> </w:t>
+            </w:r>
+            <w:r>
+              <w:rPr>
+                <w:rtl/>
+              </w:rPr>
+              <w:t xml:space="preserve">على</w:t>
+            </w:r>
+            <w:r>
+              <w:rPr>
+                <w:rtl/>
+              </w:rPr>
+              <w:t xml:space="preserve"> </w:t>
+            </w:r>
+            <m:oMath>
+              <m:r>
+                <m:rPr>
+                  <m:sty m:val="p"/>
+                </m:rPr>
+                <m:t>[</m:t>
+              </m:r>
+              <m:r>
+                <m:t>0</m:t>
+              </m:r>
+              <m:r>
+                <m:rPr>
+                  <m:sty m:val="p"/>
+                </m:rPr>
+                <m:t>;</m:t>
+              </m:r>
+              <m:r>
+                <m:rPr>
+                  <m:sty m:val="p"/>
+                </m:rPr>
+                <m:t>+</m:t>
+              </m:r>
+              <m:r>
+                <m:rPr>
+                  <m:sty m:val="p"/>
+                </m:rPr>
+                <m:t>∞</m:t>
+              </m:r>
+              <m:r>
+                <m:rPr>
+                  <m:sty m:val="p"/>
+                </m:rPr>
+                <m:t>[</m:t>
+              </m:r>
+            </m:oMath>
+            <w:r>
+              <w:rPr>
+                <w:rtl/>
+              </w:rPr>
+              <w:t xml:space="preserve"> </w:t>
+            </w:r>
+            <w:r>
+              <w:rPr>
+                <w:rtl/>
+              </w:rPr>
+              <w:t xml:space="preserve">، ثم ناقش حسب قيم الوسيط الحقيقي</w:t>
+            </w:r>
+            <w:r>
+              <w:rPr>
+                <w:rtl/>
+              </w:rPr>
+              <w:t xml:space="preserve"> </w:t>
+            </w:r>
+            <m:oMath>
+              <m:r>
+                <m:t>m</m:t>
+              </m:r>
+            </m:oMath>
+            <w:r>
+              <w:rPr>
+                <w:rtl/>
+              </w:rPr>
+              <w:t xml:space="preserve"> </w:t>
+            </w:r>
+            <w:r>
+              <w:rPr>
+                <w:rtl/>
+              </w:rPr>
+              <w:t xml:space="preserve">عدد حلول المعادلة</w:t>
+            </w:r>
+            <w:r>
+              <w:rPr>
+                <w:rtl/>
+              </w:rPr>
+              <w:t xml:space="preserve"> </w:t>
+            </w:r>
+            <m:oMath>
+              <m:r>
+                <m:t>k</m:t>
+              </m:r>
+              <m:d>
+                <m:dPr>
+                  <m:begChr m:val="("/>
+                  <m:endChr m:val=")"/>
+                  <m:sepChr m:val=""/>
+                  <m:grow/>
+                </m:dPr>
+                <m:e>
+                  <m:r>
+                    <m:t>x</m:t>
+                  </m:r>
+                </m:e>
+              </m:d>
+              <m:r>
+                <m:rPr>
+                  <m:sty m:val="p"/>
+                </m:rPr>
+                <m:t>=</m:t>
+              </m:r>
+              <m:r>
+                <m:t>m</m:t>
+              </m:r>
+            </m:oMath>
+            <w:r>
+              <w:rPr>
+                <w:rtl/>
+              </w:rPr>
+              <w:t xml:space="preserve">.</w:t>
+            </w:r>
+          </w:p>
+          <w:p>
+            <w:pPr>
+              <w:bidi/>
+            </w:pPr>
+            <w:r>
+              <w:rPr>
+                <w:b/>
+                <w:bCs/>
+                <w:rtl/>
+              </w:rPr>
+              <w:t xml:space="preserve">‎II.</w:t>
+            </w:r>
+            <w:r>
+              <w:rPr>
+                <w:rtl/>
+              </w:rPr>
+              <w:t xml:space="preserve"> </w:t>
+            </w:r>
+            <m:oMath>
+              <m:r>
+                <m:t>h</m:t>
+              </m:r>
+            </m:oMath>
+            <w:r>
+              <w:rPr>
+                <w:rtl/>
+              </w:rPr>
+              <w:t xml:space="preserve"> </w:t>
+            </w:r>
+            <w:r>
+              <w:rPr>
+                <w:rtl/>
+              </w:rPr>
+              <w:t xml:space="preserve">الدالة المعرّفة على</w:t>
+            </w:r>
+            <w:r>
+              <w:rPr>
+                <w:rtl/>
+              </w:rPr>
+              <w:t xml:space="preserve"> </w:t>
+            </w:r>
+            <m:oMath>
+              <m:r>
+                <m:rPr>
+                  <m:sty m:val="p"/>
+                  <m:scr m:val="double-struck"/>
+                </m:rPr>
+                <m:t>R</m:t>
+              </m:r>
+              <m:r>
+                <m:rPr>
+                  <m:sty m:val="p"/>
+                </m:rPr>
+                <m:t>−</m:t>
+              </m:r>
+              <m:r>
+                <m:rPr>
+                  <m:sty m:val="p"/>
+                </m:rPr>
+                <m:t>{</m:t>
+              </m:r>
+              <m:r>
+                <m:t>3</m:t>
+              </m:r>
+              <m:r>
+                <m:rPr>
+                  <m:sty m:val="p"/>
+                </m:rPr>
+                <m:t>}</m:t>
+              </m:r>
+            </m:oMath>
+            <w:r>
+              <w:rPr>
+                <w:rtl/>
+              </w:rPr>
+              <w:t xml:space="preserve"> </w:t>
+            </w:r>
+            <w:r>
+              <w:rPr>
+                <w:rtl/>
+              </w:rPr>
+              <w:t xml:space="preserve">بـ:</w:t>
+            </w:r>
+            <w:r>
+              <w:rPr>
+                <w:rtl/>
+              </w:rPr>
+              <w:t xml:space="preserve"> </w:t>
+            </w:r>
+            <m:oMath>
+              <m:r>
+                <m:t>h</m:t>
+              </m:r>
+              <m:d>
+                <m:dPr>
+                  <m:begChr m:val="("/>
+                  <m:endChr m:val=")"/>
+                  <m:sepChr m:val=""/>
+                  <m:grow/>
+                </m:dPr>
+                <m:e>
+                  <m:r>
+                    <m:t>x</m:t>
+                  </m:r>
+                </m:e>
+              </m:d>
+              <m:r>
+                <m:rPr>
+                  <m:sty m:val="p"/>
+                </m:rPr>
+                <m:t>=</m:t>
+              </m:r>
+              <m:f>
+                <m:fPr>
+                  <m:type m:val="bar"/>
+                </m:fPr>
+                <m:num>
+                  <m:r>
+                    <m:t>2</m:t>
+                  </m:r>
+                  <m:r>
+                    <m:t>x</m:t>
+                  </m:r>
+                  <m:r>
+                    <m:rPr>
+                      <m:sty m:val="p"/>
+                    </m:rPr>
+                    <m:t>−</m:t>
+                  </m:r>
+                  <m:r>
+                    <m:t>5</m:t>
+                  </m:r>
+                </m:num>
+                <m:den>
+                  <m:r>
+                    <m:t>x</m:t>
+                  </m:r>
+                  <m:r>
+                    <m:rPr>
+                      <m:sty m:val="p"/>
+                    </m:rPr>
+                    <m:t>−</m:t>
+                  </m:r>
+                  <m:r>
+                    <m:t>3</m:t>
+                  </m:r>
+                </m:den>
+              </m:f>
+            </m:oMath>
+            <w:r>
+              <w:rPr>
+                <w:rtl/>
+              </w:rPr>
+              <w:t xml:space="preserve"> </w:t>
+            </w:r>
+            <w:r>
+              <w:rPr>
+                <w:rtl/>
+              </w:rPr>
+              <w:t xml:space="preserve">، و</w:t>
+            </w:r>
+            <w:r>
+              <w:rPr>
+                <w:rtl/>
+              </w:rPr>
+              <w:t xml:space="preserve"> </w:t>
+            </w:r>
+            <m:oMath>
+              <m:d>
+                <m:dPr>
+                  <m:begChr m:val="("/>
+                  <m:endChr m:val=")"/>
+                  <m:sepChr m:val=""/>
+                  <m:grow/>
+                </m:dPr>
+                <m:e>
+                  <m:sSub>
+                    <m:e>
+                      <m:r>
+                        <m:t>C</m:t>
+                      </m:r>
+                    </m:e>
+                    <m:sub>
+                      <m:r>
+                        <m:t>h</m:t>
+                      </m:r>
+                    </m:sub>
+                  </m:sSub>
+                </m:e>
+              </m:d>
+            </m:oMath>
+            <w:r>
+              <w:rPr>
+                <w:rtl/>
+              </w:rPr>
+              <w:t xml:space="preserve"> </w:t>
+            </w:r>
+            <w:r>
+              <w:rPr>
+                <w:rtl/>
+              </w:rPr>
+              <w:t xml:space="preserve">تمثيلها البياني.</w:t>
+            </w:r>
+          </w:p>
+          <w:p>
+            <w:pPr>
+              <w:bidi/>
+            </w:pPr>
+            <w:r>
+              <w:rPr>
+                <w:b/>
+                <w:bCs/>
+                <w:rtl/>
+              </w:rPr>
+              <w:t xml:space="preserve">1.</w:t>
+            </w:r>
+            <w:r>
+              <w:rPr>
+                <w:rtl/>
+              </w:rPr>
+              <w:t xml:space="preserve"> </w:t>
+            </w:r>
+            <w:r>
+              <w:rPr>
+                <w:rtl/>
+              </w:rPr>
+              <w:t xml:space="preserve">تحقّق أنه من أجل كل</w:t>
+            </w:r>
+            <w:r>
+              <w:rPr>
+                <w:rtl/>
+              </w:rPr>
+              <w:t xml:space="preserve"> </w:t>
+            </w:r>
+            <m:oMath>
+              <m:r>
+                <m:t>x</m:t>
+              </m:r>
+              <m:r>
+                <m:rPr>
+                  <m:sty m:val="p"/>
+                </m:rPr>
+                <m:t>≠</m:t>
+              </m:r>
+              <m:r>
+                <m:t>3</m:t>
+              </m:r>
+            </m:oMath>
+            <w:r>
+              <w:rPr>
+                <w:rtl/>
+              </w:rPr>
+              <w:t xml:space="preserve">:</w:t>
+            </w:r>
+            <w:r>
+              <w:rPr>
+                <w:rtl/>
+              </w:rPr>
+              <w:t xml:space="preserve"> </w:t>
+            </w:r>
+            <m:oMath>
+              <m:r>
+                <m:t>h</m:t>
+              </m:r>
+              <m:d>
+                <m:dPr>
+                  <m:begChr m:val="("/>
+                  <m:endChr m:val=")"/>
+                  <m:sepChr m:val=""/>
+                  <m:grow/>
+                </m:dPr>
+                <m:e>
+                  <m:r>
+                    <m:t>x</m:t>
+                  </m:r>
+                </m:e>
+              </m:d>
+              <m:r>
+                <m:rPr>
+                  <m:sty m:val="p"/>
+                </m:rPr>
+                <m:t>=</m:t>
+              </m:r>
+              <m:r>
+                <m:t>2</m:t>
+              </m:r>
+              <m:r>
+                <m:rPr>
+                  <m:sty m:val="p"/>
+                </m:rPr>
+                <m:t>+</m:t>
+              </m:r>
+              <m:f>
+                <m:fPr>
+                  <m:type m:val="bar"/>
+                </m:fPr>
+                <m:num>
+                  <m:r>
+                    <m:t>1</m:t>
+                  </m:r>
+                </m:num>
+                <m:den>
+                  <m:r>
+                    <m:t>x</m:t>
+                  </m:r>
+                  <m:r>
+                    <m:rPr>
+                      <m:sty m:val="p"/>
+                    </m:rPr>
+                    <m:t>−</m:t>
+                  </m:r>
+                  <m:r>
+                    <m:t>3</m:t>
+                  </m:r>
+                </m:den>
+              </m:f>
+            </m:oMath>
+            <w:r>
+              <w:rPr>
+                <w:rtl/>
+              </w:rPr>
+              <w:t xml:space="preserve"> </w:t>
+            </w:r>
+            <w:r>
+              <w:rPr>
+                <w:rtl/>
+              </w:rPr>
+              <w:t xml:space="preserve">، ثم استنتج اتجاه تغيّر</w:t>
+            </w:r>
+            <w:r>
+              <w:rPr>
+                <w:rtl/>
+              </w:rPr>
+              <w:t xml:space="preserve"> </w:t>
+            </w:r>
+            <m:oMath>
+              <m:r>
+                <m:t>h</m:t>
+              </m:r>
+            </m:oMath>
+            <w:r>
+              <w:rPr>
+                <w:rtl/>
+              </w:rPr>
+              <w:t xml:space="preserve"> </w:t>
+            </w:r>
+            <w:r>
+              <w:rPr>
+                <w:rtl/>
+              </w:rPr>
+              <w:t xml:space="preserve">على كل من المجالين</w:t>
+            </w:r>
+            <w:r>
+              <w:rPr>
+                <w:rtl/>
+              </w:rPr>
+              <w:t xml:space="preserve"> </w:t>
+            </w:r>
+            <m:oMath>
+              <m:r>
+                <m:rPr>
+                  <m:sty m:val="p"/>
+                </m:rPr>
+                <m:t>]</m:t>
+              </m:r>
+              <m:r>
+                <m:rPr>
+                  <m:sty m:val="p"/>
+                </m:rPr>
+                <m:t>−</m:t>
+              </m:r>
+              <m:r>
+                <m:rPr>
+                  <m:sty m:val="p"/>
+                </m:rPr>
+                <m:t>∞</m:t>
+              </m:r>
+              <m:r>
+                <m:rPr>
+                  <m:sty m:val="p"/>
+                </m:rPr>
+                <m:t>;</m:t>
+              </m:r>
+              <m:r>
+                <m:t>3</m:t>
+              </m:r>
+              <m:r>
+                <m:rPr>
+                  <m:sty m:val="p"/>
+                </m:rPr>
+                <m:t>[</m:t>
+              </m:r>
+            </m:oMath>
+            <w:r>
+              <w:rPr>
+                <w:rtl/>
+              </w:rPr>
+              <w:t xml:space="preserve"> </w:t>
+            </w:r>
+            <w:r>
+              <w:rPr>
+                <w:rtl/>
+              </w:rPr>
+              <w:t xml:space="preserve">و</w:t>
+            </w:r>
+            <w:r>
+              <w:rPr>
+                <w:rtl/>
+              </w:rPr>
+              <w:t xml:space="preserve"> </w:t>
+            </w:r>
+            <m:oMath>
+              <m:r>
+                <m:rPr>
+                  <m:sty m:val="p"/>
+                </m:rPr>
+                <m:t>]</m:t>
+              </m:r>
+              <m:r>
+                <m:t>3</m:t>
+              </m:r>
+              <m:r>
+                <m:rPr>
+                  <m:sty m:val="p"/>
+                </m:rPr>
+                <m:t>;</m:t>
+              </m:r>
+              <m:r>
+                <m:rPr>
+                  <m:sty m:val="p"/>
+                </m:rPr>
+                <m:t>+</m:t>
+              </m:r>
+              <m:r>
+                <m:rPr>
+                  <m:sty m:val="p"/>
+                </m:rPr>
+                <m:t>∞</m:t>
+              </m:r>
+              <m:r>
+                <m:rPr>
+                  <m:sty m:val="p"/>
+                </m:rPr>
+                <m:t>[</m:t>
+              </m:r>
+            </m:oMath>
+            <w:r>
+              <w:rPr>
+                <w:rtl/>
+              </w:rPr>
+              <w:t xml:space="preserve">.</w:t>
+            </w:r>
+          </w:p>
+          <w:p>
+            <w:pPr>
+              <w:bidi/>
+            </w:pPr>
+            <w:r>
+              <w:rPr>
+                <w:b/>
+                <w:bCs/>
+                <w:rtl/>
+              </w:rPr>
+              <w:t xml:space="preserve">2.</w:t>
+            </w:r>
+            <w:r>
+              <w:rPr>
+                <w:rtl/>
+              </w:rPr>
+              <w:t xml:space="preserve"> </w:t>
+            </w:r>
+            <w:r>
+              <w:rPr>
+                <w:rtl/>
+              </w:rPr>
+              <w:t xml:space="preserve">بيّن أن النقطة</w:t>
+            </w:r>
+            <w:r>
+              <w:rPr>
+                <w:rtl/>
+              </w:rPr>
+              <w:t xml:space="preserve"> </w:t>
+            </w:r>
+            <m:oMath>
+              <m:r>
+                <m:t>Ω</m:t>
+              </m:r>
+              <m:d>
+                <m:dPr>
+                  <m:begChr m:val="("/>
+                  <m:endChr m:val=")"/>
+                  <m:sepChr m:val=""/>
+                  <m:grow/>
+                </m:dPr>
+                <m:e>
+                  <m:r>
+                    <m:t>3</m:t>
+                  </m:r>
+                  <m:r>
+                    <m:rPr>
+                      <m:sty m:val="p"/>
+                    </m:rPr>
+                    <m:t>;</m:t>
+                  </m:r>
+                  <m:r>
+                    <m:t>2</m:t>
+                  </m:r>
+                </m:e>
+              </m:d>
+            </m:oMath>
+            <w:r>
+              <w:rPr>
+                <w:rtl/>
+              </w:rPr>
+              <w:t xml:space="preserve"> </w:t>
+            </w:r>
+            <w:r>
+              <w:rPr>
+                <w:rtl/>
+              </w:rPr>
+              <w:t xml:space="preserve">مركز تناظر للمنحنى</w:t>
+            </w:r>
+            <w:r>
+              <w:rPr>
+                <w:rtl/>
+              </w:rPr>
+              <w:t xml:space="preserve"> </w:t>
+            </w:r>
+            <m:oMath>
+              <m:d>
+                <m:dPr>
+                  <m:begChr m:val="("/>
+                  <m:endChr m:val=")"/>
+                  <m:sepChr m:val=""/>
+                  <m:grow/>
+                </m:dPr>
+                <m:e>
+                  <m:sSub>
+                    <m:e>
+                      <m:r>
+                        <m:t>C</m:t>
+                      </m:r>
+                    </m:e>
+                    <m:sub>
+                      <m:r>
+                        <m:t>h</m:t>
+                      </m:r>
+                    </m:sub>
+                  </m:sSub>
+                </m:e>
+              </m:d>
+            </m:oMath>
+            <w:r>
+              <w:rPr>
+                <w:rtl/>
+              </w:rPr>
+              <w:t xml:space="preserve">.</w:t>
+            </w:r>
+          </w:p>
+        </w:tc>
+      </w:tr>
+    </w:tbl>
+    <w:p>
+      <w:pPr>
+        <w:bidi/>
+        <w:spacing w:before="0" w:after="0"/>
+      </w:pPr>
+    </w:p>
+    <w:tbl>
+      <w:tblPr>
+        <w:tblW w:w="9864" w:type="dxa"/>
+        <w:jc w:val="center"/>
+        <w:tblBorders>
+          <w:top w:val="single" w:sz="10" w:space="0" w:color="192E53"/>
+          <w:left w:val="single" w:sz="10" w:space="0" w:color="192E53"/>
+          <w:bottom w:val="single" w:sz="10" w:space="0" w:color="192E53"/>
+          <w:right w:val="single" w:sz="10" w:space="0" w:color="192E53"/>
+          <w:insideH w:val="single" w:sz="10" w:space="0" w:color="192E53"/>
+        </w:tblBorders>
+        <w:tblLayout w:type="fixed"/>
+        <w:tblCellMar>
+          <w:top w:w="40" w:type="dxa"/>
+          <w:left w:w="140" w:type="dxa"/>
+          <w:bottom w:w="60" w:type="dxa"/>
+          <w:right w:w="140" w:type="dxa"/>
+        </w:tblCellMar>
+      </w:tblPr>
+      <w:tblGrid>
+        <w:gridCol w:w="9864"/>
+      </w:tblGrid>
+      <w:tr>
+        <w:trPr>
+          <w:cantSplit/>
+        </w:trPr>
+        <w:tc>
+          <w:tcPr>
+            <w:tcW w:w="9864" w:type="dxa"/>
+            <w:shd w:val="clear" w:color="auto" w:fill="192E53"/>
+          </w:tcPr>
+          <w:p>
+            <w:pPr>
+              <w:keepNext/>
+              <w:bidi/>
+              <w:spacing w:before="0" w:after="0"/>
+            </w:pPr>
+            <w:r>
+              <w:rPr>
+                <w:b/>
+                <w:bCs/>
+                <w:color w:val="FFFFFF"/>
+                <w:rtl/>
+              </w:rPr>
+              <w:t xml:space="preserve">التمرين 3: الاحتمالات (08 نقاط)</w:t>
+            </w:r>
+          </w:p>
+        </w:tc>
+      </w:tr>
+      <w:tr>
+        <w:tc>
+          <w:tcPr>
+            <w:tcW w:w="9864" w:type="dxa"/>
+            <w:shd w:val="clear" w:color="auto" w:fill="F4F5F7"/>
+          </w:tcPr>
+          <w:p>
+            <w:pPr>
+              <w:bidi/>
+            </w:pPr>
+            <w:r>
+              <w:rPr>
+                <w:rtl/>
+              </w:rPr>
+              <w:t xml:space="preserve">يحتوي كيس على</w:t>
+            </w:r>
+            <w:r>
+              <w:rPr>
+                <w:rtl/>
+              </w:rPr>
+              <w:t xml:space="preserve"> </w:t>
+            </w:r>
+            <m:oMath>
+              <m:r>
+                <m:t>5</m:t>
+              </m:r>
+            </m:oMath>
+            <w:r>
+              <w:rPr>
+                <w:rtl/>
+              </w:rPr>
+              <w:t xml:space="preserve"> </w:t>
+            </w:r>
+            <w:r>
+              <w:rPr>
+                <w:rtl/>
+              </w:rPr>
+              <w:t xml:space="preserve">كريات متماثلة لا نفرّق بينها باللمس ، تحمل الأرقام:</w:t>
+            </w:r>
+            <w:r>
+              <w:rPr>
+                <w:rtl/>
+              </w:rPr>
+              <w:t xml:space="preserve"> </w:t>
+            </w:r>
+            <m:oMath>
+              <m:r>
+                <m:t>0</m:t>
+              </m:r>
+            </m:oMath>
+            <w:r>
+              <w:rPr>
+                <w:rtl/>
+              </w:rPr>
+              <w:t xml:space="preserve"> </w:t>
+            </w:r>
+            <w:r>
+              <w:rPr>
+                <w:rtl/>
+              </w:rPr>
+              <w:t xml:space="preserve">،</w:t>
+            </w:r>
+            <w:r>
+              <w:rPr>
+                <w:rtl/>
+              </w:rPr>
+              <w:t xml:space="preserve"> </w:t>
+            </w:r>
+            <m:oMath>
+              <m:r>
+                <m:t>1</m:t>
+              </m:r>
+            </m:oMath>
+            <w:r>
+              <w:rPr>
+                <w:rtl/>
+              </w:rPr>
+              <w:t xml:space="preserve"> </w:t>
+            </w:r>
+            <w:r>
+              <w:rPr>
+                <w:rtl/>
+              </w:rPr>
+              <w:t xml:space="preserve">،</w:t>
+            </w:r>
+            <w:r>
+              <w:rPr>
+                <w:rtl/>
+              </w:rPr>
+              <w:t xml:space="preserve"> </w:t>
+            </w:r>
+            <m:oMath>
+              <m:r>
+                <m:t>1</m:t>
+              </m:r>
+            </m:oMath>
+            <w:r>
+              <w:rPr>
+                <w:rtl/>
+              </w:rPr>
+              <w:t xml:space="preserve"> </w:t>
+            </w:r>
+            <w:r>
+              <w:rPr>
+                <w:rtl/>
+              </w:rPr>
+              <w:t xml:space="preserve">،</w:t>
+            </w:r>
+            <w:r>
+              <w:rPr>
+                <w:rtl/>
+              </w:rPr>
+              <w:t xml:space="preserve"> </w:t>
+            </w:r>
+            <m:oMath>
+              <m:r>
+                <m:t>2</m:t>
+              </m:r>
+            </m:oMath>
+            <w:r>
+              <w:rPr>
+                <w:rtl/>
+              </w:rPr>
+              <w:t xml:space="preserve"> </w:t>
+            </w:r>
+            <w:r>
+              <w:rPr>
+                <w:rtl/>
+              </w:rPr>
+              <w:t xml:space="preserve">،</w:t>
+            </w:r>
+            <w:r>
+              <w:rPr>
+                <w:rtl/>
+              </w:rPr>
+              <w:t xml:space="preserve"> </w:t>
+            </w:r>
+            <m:oMath>
+              <m:r>
+                <m:t>2</m:t>
+              </m:r>
+            </m:oMath>
+            <w:r>
+              <w:rPr>
+                <w:rtl/>
+              </w:rPr>
+              <w:t xml:space="preserve">.</w:t>
+            </w:r>
+            <w:r>
+              <w:rPr>
+                <w:rtl/>
+              </w:rPr>
+              <w:t xml:space="preserve"> </w:t>
+            </w:r>
+            <w:r>
+              <w:rPr>
+                <w:rtl/>
+              </w:rPr>
+              <w:t xml:space="preserve">نسحب عشوائياً كريتين من الكيس</w:t>
+            </w:r>
+            <w:r>
+              <w:rPr>
+                <w:rtl/>
+              </w:rPr>
+              <w:t xml:space="preserve"> </w:t>
+            </w:r>
+            <w:r>
+              <w:rPr>
+                <w:b/>
+                <w:bCs/>
+                <w:rtl/>
+              </w:rPr>
+              <w:t xml:space="preserve">على التوالي ودون إرجاع</w:t>
+            </w:r>
+            <w:r>
+              <w:rPr>
+                <w:rtl/>
+              </w:rPr>
+              <w:t xml:space="preserve"> </w:t>
+            </w:r>
+            <w:r>
+              <w:rPr>
+                <w:rtl/>
+              </w:rPr>
+              <w:t xml:space="preserve">، ونسجّل الرقمين المحصل عليهما.</w:t>
+            </w:r>
+          </w:p>
+          <w:p>
+            <w:pPr>
+              <w:bidi/>
+            </w:pPr>
+            <w:r>
+              <w:rPr>
+                <w:b/>
+                <w:bCs/>
+                <w:rtl/>
+              </w:rPr>
+              <w:t xml:space="preserve">1.</w:t>
+            </w:r>
+            <w:r>
+              <w:rPr>
+                <w:rtl/>
+              </w:rPr>
+              <w:t xml:space="preserve"> </w:t>
+            </w:r>
+            <w:r>
+              <w:rPr>
+                <w:rtl/>
+              </w:rPr>
+              <w:t xml:space="preserve">مثّل مجموعة الإمكانيات بجدول ذي مدخلين ، ثم عيّن عددها.</w:t>
+            </w:r>
+          </w:p>
+          <w:p>
+            <w:pPr>
+              <w:bidi/>
+            </w:pPr>
+            <w:r>
+              <w:rPr>
+                <w:b/>
+                <w:bCs/>
+                <w:rtl/>
+              </w:rPr>
+              <w:t xml:space="preserve">2.</w:t>
+            </w:r>
+            <w:r>
+              <w:rPr>
+                <w:rtl/>
+              </w:rPr>
+              <w:t xml:space="preserve"> </w:t>
+            </w:r>
+            <w:r>
+              <w:rPr>
+                <w:rtl/>
+              </w:rPr>
+              <w:t xml:space="preserve">احسب احتمال كل حادثة من الحوادث التالية:</w:t>
+            </w:r>
+          </w:p>
+          <w:p>
+            <w:pPr>
+              <w:bidi/>
+              <w:ind w:left="567"/>
+            </w:pPr>
+            <w:r>
+              <w:rPr>
+                <w:rtl/>
+              </w:rPr>
+              <w:t xml:space="preserve"/>
+            </w:r>
+            <w:r>
+              <w:rPr>
+                <w:b/>
+                <w:bCs/>
+                <w:rtl/>
+              </w:rPr>
+              <w:t xml:space="preserve">(أ)</w:t>
+            </w:r>
+            <w:r>
+              <w:rPr>
+                <w:rtl/>
+              </w:rPr>
+              <w:t xml:space="preserve"> </w:t>
+            </w:r>
+            <m:oMath>
+              <m:r>
+                <m:t>A</m:t>
+              </m:r>
+            </m:oMath>
+            <w:r>
+              <w:rPr>
+                <w:rtl/>
+              </w:rPr>
+              <w:t xml:space="preserve">: «مجموع الرقمين يساوي</w:t>
+            </w:r>
+            <w:r>
+              <w:rPr>
+                <w:rtl/>
+              </w:rPr>
+              <w:t xml:space="preserve"> </w:t>
+            </w:r>
+            <m:oMath>
+              <m:r>
+                <m:t>3</m:t>
+              </m:r>
+            </m:oMath>
+            <w:r>
+              <w:rPr>
+                <w:rtl/>
+              </w:rPr>
+              <w:t xml:space="preserve">».</w:t>
+            </w:r>
+          </w:p>
+          <w:p>
+            <w:pPr>
+              <w:bidi/>
+              <w:ind w:left="567"/>
+            </w:pPr>
+            <w:r>
+              <w:rPr>
+                <w:rtl/>
+              </w:rPr>
+              <w:t xml:space="preserve"/>
+            </w:r>
+            <w:r>
+              <w:rPr>
+                <w:b/>
+                <w:bCs/>
+                <w:rtl/>
+              </w:rPr>
+              <w:t xml:space="preserve">(ب)</w:t>
+            </w:r>
+            <w:r>
+              <w:rPr>
+                <w:rtl/>
+              </w:rPr>
+              <w:t xml:space="preserve"> </w:t>
+            </w:r>
+            <m:oMath>
+              <m:r>
+                <m:t>B</m:t>
+              </m:r>
+            </m:oMath>
+            <w:r>
+              <w:rPr>
+                <w:rtl/>
+              </w:rPr>
+              <w:t xml:space="preserve">: «الكريتان تحملان نفس الرقم».</w:t>
+            </w:r>
+          </w:p>
+          <w:p>
+            <w:pPr>
+              <w:bidi/>
+              <w:ind w:left="567"/>
+            </w:pPr>
+            <w:r>
+              <w:rPr>
+                <w:rtl/>
+              </w:rPr>
+              <w:t xml:space="preserve"/>
+            </w:r>
+            <w:r>
+              <w:rPr>
+                <w:b/>
+                <w:bCs/>
+                <w:rtl/>
+              </w:rPr>
+              <w:t xml:space="preserve">(جـ)</w:t>
+            </w:r>
+            <w:r>
+              <w:rPr>
+                <w:rtl/>
+              </w:rPr>
+              <w:t xml:space="preserve"> </w:t>
+            </w:r>
+            <m:oMath>
+              <m:r>
+                <m:t>C</m:t>
+              </m:r>
+            </m:oMath>
+            <w:r>
+              <w:rPr>
+                <w:rtl/>
+              </w:rPr>
+              <w:t xml:space="preserve">: «إحدى الكريتين على الأقل تحمل الرقم</w:t>
+            </w:r>
+            <w:r>
+              <w:rPr>
+                <w:rtl/>
+              </w:rPr>
+              <w:t xml:space="preserve"> </w:t>
+            </w:r>
+            <m:oMath>
+              <m:r>
+                <m:t>0</m:t>
+              </m:r>
+            </m:oMath>
+            <w:r>
+              <w:rPr>
+                <w:rtl/>
+              </w:rPr>
+              <w:t xml:space="preserve">».</w:t>
+            </w:r>
+          </w:p>
+          <w:p>
+            <w:pPr>
+              <w:bidi/>
+              <w:ind w:left="567"/>
+            </w:pPr>
+            <w:r>
+              <w:rPr>
+                <w:rtl/>
+              </w:rPr>
+              <w:t xml:space="preserve"/>
+            </w:r>
+            <w:r>
+              <w:rPr>
+                <w:b/>
+                <w:bCs/>
+                <w:rtl/>
+              </w:rPr>
+              <w:t xml:space="preserve">(د)</w:t>
+            </w:r>
+            <w:r>
+              <w:rPr>
+                <w:rtl/>
+              </w:rPr>
+              <w:t xml:space="preserve"> </w:t>
+            </w:r>
+            <m:oMath>
+              <m:r>
+                <m:t>A</m:t>
+              </m:r>
+              <m:r>
+                <m:rPr>
+                  <m:sty m:val="p"/>
+                </m:rPr>
+                <m:t>∪</m:t>
+              </m:r>
+              <m:r>
+                <m:t>C</m:t>
+              </m:r>
+            </m:oMath>
+            <w:r>
+              <w:rPr>
+                <w:rtl/>
+              </w:rPr>
+              <w:t xml:space="preserve">.</w:t>
+            </w:r>
+          </w:p>
+          <w:p>
+            <w:pPr>
+              <w:bidi/>
+            </w:pPr>
+            <w:r>
+              <w:rPr>
+                <w:b/>
+                <w:bCs/>
+                <w:rtl/>
+              </w:rPr>
+              <w:t xml:space="preserve">3.</w:t>
+            </w:r>
+            <w:r>
+              <w:rPr>
+                <w:rtl/>
+              </w:rPr>
+              <w:t xml:space="preserve"> </w:t>
+            </w:r>
+            <w:r>
+              <w:rPr>
+                <w:rtl/>
+              </w:rPr>
+              <w:t xml:space="preserve">ليكن</w:t>
+            </w:r>
+            <w:r>
+              <w:rPr>
+                <w:rtl/>
+              </w:rPr>
+              <w:t xml:space="preserve"> </w:t>
+            </w:r>
+            <m:oMath>
+              <m:r>
+                <m:t>X</m:t>
+              </m:r>
+            </m:oMath>
+            <w:r>
+              <w:rPr>
+                <w:rtl/>
+              </w:rPr>
+              <w:t xml:space="preserve"> </w:t>
+            </w:r>
+            <w:r>
+              <w:rPr>
+                <w:rtl/>
+              </w:rPr>
+              <w:t xml:space="preserve">المتغير العشوائي الذي يرفق بكل سحبة مجموع الرقمين المسجلين.</w:t>
+            </w:r>
+          </w:p>
+          <w:p>
+            <w:pPr>
+              <w:bidi/>
+              <w:ind w:left="567"/>
+            </w:pPr>
+            <w:r>
+              <w:rPr>
+                <w:rtl/>
+              </w:rPr>
+              <w:t xml:space="preserve"/>
+            </w:r>
+            <w:r>
+              <w:rPr>
+                <w:b/>
+                <w:bCs/>
+                <w:rtl/>
+              </w:rPr>
+              <w:t xml:space="preserve">(أ)</w:t>
+            </w:r>
+            <w:r>
+              <w:rPr>
+                <w:rtl/>
+              </w:rPr>
+              <w:t xml:space="preserve"> </w:t>
+            </w:r>
+            <w:r>
+              <w:rPr>
+                <w:rtl/>
+              </w:rPr>
+              <w:t xml:space="preserve">عيّن القيم الممكنة للمتغير العشوائي</w:t>
+            </w:r>
+            <w:r>
+              <w:rPr>
+                <w:rtl/>
+              </w:rPr>
+              <w:t xml:space="preserve"> </w:t>
+            </w:r>
+            <m:oMath>
+              <m:r>
+                <m:t>X</m:t>
+              </m:r>
+            </m:oMath>
+            <w:r>
+              <w:rPr>
+                <w:rtl/>
+              </w:rPr>
+              <w:t xml:space="preserve"> </w:t>
+            </w:r>
+            <w:r>
+              <w:rPr>
+                <w:rtl/>
+              </w:rPr>
+              <w:t xml:space="preserve">، ثم عرّف قانون احتماله.</w:t>
+            </w:r>
+          </w:p>
+          <w:p>
+            <w:pPr>
+              <w:bidi/>
+              <w:ind w:left="567"/>
+            </w:pPr>
+            <w:r>
+              <w:rPr>
+                <w:rtl/>
+              </w:rPr>
+              <w:t xml:space="preserve"/>
+            </w:r>
+            <w:r>
+              <w:rPr>
+                <w:b/>
+                <w:bCs/>
+                <w:rtl/>
+              </w:rPr>
+              <w:t xml:space="preserve">(ب)</w:t>
+            </w:r>
+            <w:r>
+              <w:rPr>
+                <w:rtl/>
+              </w:rPr>
+              <w:t xml:space="preserve"> </w:t>
+            </w:r>
+            <w:r>
+              <w:rPr>
+                <w:rtl/>
+              </w:rPr>
+              <w:t xml:space="preserve">احسب الأمل الرياضياتي</w:t>
+            </w:r>
+            <w:r>
+              <w:rPr>
+                <w:rtl/>
+              </w:rPr>
+              <w:t xml:space="preserve"> </w:t>
+            </w:r>
+            <m:oMath>
+              <m:r>
+                <m:t>E</m:t>
+              </m:r>
+              <m:d>
+                <m:dPr>
+                  <m:begChr m:val="("/>
+                  <m:endChr m:val=")"/>
+                  <m:sepChr m:val=""/>
+                  <m:grow/>
+                </m:dPr>
+                <m:e>
+                  <m:r>
+                    <m:t>X</m:t>
+                  </m:r>
+                </m:e>
+              </m:d>
+            </m:oMath>
+            <w:r>
+              <w:rPr>
+                <w:rtl/>
+              </w:rPr>
+              <w:t xml:space="preserve"> </w:t>
+            </w:r>
+            <w:r>
+              <w:rPr>
+                <w:rtl/>
+              </w:rPr>
+              <w:t xml:space="preserve">، والتباين</w:t>
+            </w:r>
+            <w:r>
+              <w:rPr>
+                <w:rtl/>
+              </w:rPr>
+              <w:t xml:space="preserve"> </w:t>
+            </w:r>
+            <m:oMath>
+              <m:r>
+                <m:t>V</m:t>
+              </m:r>
+              <m:d>
+                <m:dPr>
+                  <m:begChr m:val="("/>
+                  <m:endChr m:val=")"/>
+                  <m:sepChr m:val=""/>
+                  <m:grow/>
+                </m:dPr>
+                <m:e>
+                  <m:r>
+                    <m:t>X</m:t>
+                  </m:r>
+                </m:e>
+              </m:d>
+            </m:oMath>
+            <w:r>
+              <w:rPr>
+                <w:rtl/>
+              </w:rPr>
+              <w:t xml:space="preserve"> </w:t>
+            </w:r>
+            <w:r>
+              <w:rPr>
+                <w:rtl/>
+              </w:rPr>
+              <w:t xml:space="preserve">، والانحراف المعياري</w:t>
+            </w:r>
+            <w:r>
+              <w:rPr>
+                <w:rtl/>
+              </w:rPr>
+              <w:t xml:space="preserve"> </w:t>
+            </w:r>
+            <m:oMath>
+              <m:r>
+                <m:t>σ</m:t>
+              </m:r>
+              <m:d>
+                <m:dPr>
+                  <m:begChr m:val="("/>
+                  <m:endChr m:val=")"/>
+                  <m:sepChr m:val=""/>
+                  <m:grow/>
+                </m:dPr>
+                <m:e>
+                  <m:r>
+                    <m:t>X</m:t>
+                  </m:r>
+                </m:e>
+              </m:d>
+            </m:oMath>
+            <w:r>
+              <w:rPr>
+                <w:rtl/>
+              </w:rPr>
+              <w:t xml:space="preserve">.</w:t>
+            </w:r>
+          </w:p>
+          <w:p>
+            <w:pPr>
+              <w:bidi/>
+            </w:pPr>
+            <w:r>
+              <w:rPr>
+                <w:b/>
+                <w:bCs/>
+                <w:rtl/>
+              </w:rPr>
+              <w:t xml:space="preserve">4.</w:t>
+            </w:r>
+            <w:r>
+              <w:rPr>
+                <w:rtl/>
+              </w:rPr>
+              <w:t xml:space="preserve"> </w:t>
+            </w:r>
+            <w:r>
+              <w:rPr>
+                <w:rtl/>
+              </w:rPr>
+              <w:t xml:space="preserve">يدفع لاعب</w:t>
+            </w:r>
+            <w:r>
+              <w:rPr>
+                <w:rtl/>
+              </w:rPr>
+              <w:t xml:space="preserve"> </w:t>
+            </w:r>
+            <m:oMath>
+              <m:r>
+                <m:t>m</m:t>
+              </m:r>
+            </m:oMath>
+            <w:r>
+              <w:rPr>
+                <w:rtl/>
+              </w:rPr>
+              <w:t xml:space="preserve"> </w:t>
+            </w:r>
+            <w:r>
+              <w:rPr>
+                <w:rtl/>
+              </w:rPr>
+              <w:t xml:space="preserve">دينار للمشاركة في اللعبة ، ويتحصل على</w:t>
+            </w:r>
+            <w:r>
+              <w:rPr>
+                <w:rtl/>
+              </w:rPr>
+              <w:t xml:space="preserve"> </w:t>
+            </w:r>
+            <m:oMath>
+              <m:r>
+                <m:t>10</m:t>
+              </m:r>
+              <m:r>
+                <m:t>X</m:t>
+              </m:r>
+            </m:oMath>
+            <w:r>
+              <w:rPr>
+                <w:rtl/>
+              </w:rPr>
+              <w:t xml:space="preserve"> </w:t>
+            </w:r>
+            <w:r>
+              <w:rPr>
+                <w:rtl/>
+              </w:rPr>
+              <w:t xml:space="preserve">دينار. ليكن</w:t>
+            </w:r>
+            <w:r>
+              <w:rPr>
+                <w:rtl/>
+              </w:rPr>
+              <w:t xml:space="preserve"> </w:t>
+            </w:r>
+            <m:oMath>
+              <m:r>
+                <m:t>G</m:t>
+              </m:r>
+            </m:oMath>
+            <w:r>
+              <w:rPr>
+                <w:rtl/>
+              </w:rPr>
+              <w:t xml:space="preserve"> </w:t>
+            </w:r>
+            <w:r>
+              <w:rPr>
+                <w:rtl/>
+              </w:rPr>
+              <w:t xml:space="preserve">ربحه الجبري.</w:t>
+            </w:r>
+          </w:p>
+          <w:p>
+            <w:pPr>
+              <w:bidi/>
+            </w:pPr>
+            <w:r>
+              <w:rPr>
+                <w:rtl/>
+              </w:rPr>
+              <w:t xml:space="preserve">عبّر عن</w:t>
+            </w:r>
+            <w:r>
+              <w:rPr>
+                <w:rtl/>
+              </w:rPr>
+              <w:t xml:space="preserve"> </w:t>
+            </w:r>
+            <m:oMath>
+              <m:r>
+                <m:t>E</m:t>
+              </m:r>
+              <m:d>
+                <m:dPr>
+                  <m:begChr m:val="("/>
+                  <m:endChr m:val=")"/>
+                  <m:sepChr m:val=""/>
+                  <m:grow/>
+                </m:dPr>
+                <m:e>
+                  <m:r>
+                    <m:t>G</m:t>
+                  </m:r>
+                </m:e>
+              </m:d>
             </m:oMath>
             <w:r>
               <w:rPr>
@@ -3220,6 +3810,160 @@
                 <w:rtl/>
               </w:rPr>
               <w:t xml:space="preserve">التي تجعل اللعبة عادلة.</w:t>
+            </w:r>
+          </w:p>
+          <w:p>
+            <w:pPr>
+              <w:bidi/>
+            </w:pPr>
+            <w:r>
+              <w:rPr>
+                <w:b/>
+                <w:bCs/>
+                <w:rtl/>
+              </w:rPr>
+              <w:t xml:space="preserve">5.</w:t>
+            </w:r>
+            <w:r>
+              <w:rPr>
+                <w:rtl/>
+              </w:rPr>
+              <w:t xml:space="preserve"> </w:t>
+            </w:r>
+            <w:r>
+              <w:rPr>
+                <w:b/>
+                <w:bCs/>
+                <w:rtl/>
+              </w:rPr>
+              <w:t xml:space="preserve">(سؤال تميّز)</w:t>
+            </w:r>
+            <w:r>
+              <w:rPr>
+                <w:rtl/>
+              </w:rPr>
+              <w:t xml:space="preserve"> </w:t>
+            </w:r>
+            <w:r>
+              <w:rPr>
+                <w:rtl/>
+              </w:rPr>
+              <w:t xml:space="preserve">نضيف إلى الكيس</w:t>
+            </w:r>
+            <w:r>
+              <w:rPr>
+                <w:rtl/>
+              </w:rPr>
+              <w:t xml:space="preserve"> </w:t>
+            </w:r>
+            <m:oMath>
+              <m:r>
+                <m:t>n</m:t>
+              </m:r>
+            </m:oMath>
+            <w:r>
+              <w:rPr>
+                <w:rtl/>
+              </w:rPr>
+              <w:t xml:space="preserve"> </w:t>
+            </w:r>
+            <w:r>
+              <w:rPr>
+                <w:rtl/>
+              </w:rPr>
+              <w:t xml:space="preserve">كرية تحمل الرقم</w:t>
+            </w:r>
+            <w:r>
+              <w:rPr>
+                <w:rtl/>
+              </w:rPr>
+              <w:t xml:space="preserve"> </w:t>
+            </w:r>
+            <m:oMath>
+              <m:r>
+                <m:t>3</m:t>
+              </m:r>
+            </m:oMath>
+            <w:r>
+              <w:rPr>
+                <w:rtl/>
+              </w:rPr>
+              <w:t xml:space="preserve"> </w:t>
+            </w:r>
+            <w:r>
+              <w:rPr>
+                <w:rtl/>
+              </w:rPr>
+              <w:t xml:space="preserve">(</w:t>
+            </w:r>
+            <m:oMath>
+              <m:r>
+                <m:t>n</m:t>
+              </m:r>
+            </m:oMath>
+            <w:r>
+              <w:rPr>
+                <w:rtl/>
+              </w:rPr>
+              <w:t xml:space="preserve"> </w:t>
+            </w:r>
+            <w:r>
+              <w:rPr>
+                <w:rtl/>
+              </w:rPr>
+              <w:t xml:space="preserve">عدد طبيعي غير معدوم) ، ثم نسحب كرية واحدة. عيّن</w:t>
+            </w:r>
+            <w:r>
+              <w:rPr>
+                <w:rtl/>
+              </w:rPr>
+              <w:t xml:space="preserve"> </w:t>
+            </w:r>
+            <m:oMath>
+              <m:r>
+                <m:t>n</m:t>
+              </m:r>
+            </m:oMath>
+            <w:r>
+              <w:rPr>
+                <w:rtl/>
+              </w:rPr>
+              <w:t xml:space="preserve"> </w:t>
+            </w:r>
+            <w:r>
+              <w:rPr>
+                <w:rtl/>
+              </w:rPr>
+              <w:t xml:space="preserve">بحيث يكون احتمال سحب كرية تحمل رقماً فردياً يساوي</w:t>
+            </w:r>
+            <w:r>
+              <w:rPr>
+                <w:rtl/>
+              </w:rPr>
+              <w:t xml:space="preserve"> </w:t>
+            </w:r>
+            <m:oMath>
+              <m:f>
+                <m:fPr>
+                  <m:type m:val="bar"/>
+                </m:fPr>
+                <m:num>
+                  <m:r>
+                    <m:t>2</m:t>
+                  </m:r>
+                </m:num>
+                <m:den>
+                  <m:r>
+                    <m:t>3</m:t>
+                  </m:r>
+                </m:den>
+              </m:f>
+            </m:oMath>
+            <w:r>
+              <w:rPr>
+                <w:rtl/>
+              </w:rPr>
+              <w:t xml:space="preserve">.</w:t>
             </w:r>
           </w:p>
         </w:tc>
@@ -4220,7 +4964,7 @@
                 <w:color w:val="C00000"/>
                 <w:rtl/>
               </w:rPr>
-              <w:t xml:space="preserve">(1,5)</w:t>
+              <w:t xml:space="preserve">(1)</w:t>
             </w:r>
           </w:p>
           <w:p>
@@ -5056,7 +5800,7 @@
                 <w:color w:val="C00000"/>
                 <w:rtl/>
               </w:rPr>
-              <w:t xml:space="preserve">(1,5)</w:t>
+              <w:t xml:space="preserve">(1)</w:t>
             </w:r>
           </w:p>
           <w:p>
@@ -5758,6 +6502,733 @@
                 <w:color w:val="C00000"/>
                 <w:rtl/>
               </w:rPr>
+              <w:t xml:space="preserve">(1)</w:t>
+            </w:r>
+          </w:p>
+          <w:p>
+            <w:pPr>
+              <w:bidi/>
+            </w:pPr>
+            <w:r>
+              <w:rPr>
+                <w:b/>
+                <w:bCs/>
+                <w:rtl/>
+              </w:rPr>
+              <w:t xml:space="preserve">6.</w:t>
+            </w:r>
+            <w:r>
+              <w:rPr>
+                <w:rtl/>
+              </w:rPr>
+              <w:t xml:space="preserve"> </w:t>
+            </w:r>
+            <m:oMath>
+              <m:r>
+                <m:t>x</m:t>
+              </m:r>
+              <m:r>
+                <m:rPr>
+                  <m:sty m:val="p"/>
+                </m:rPr>
+                <m:t>=</m:t>
+              </m:r>
+              <m:r>
+                <m:t>0</m:t>
+              </m:r>
+            </m:oMath>
+            <w:r>
+              <w:rPr>
+                <w:rtl/>
+              </w:rPr>
+              <w:t xml:space="preserve"> </w:t>
+            </w:r>
+            <w:r>
+              <w:rPr>
+                <w:rtl/>
+              </w:rPr>
+              <w:t xml:space="preserve">ليس حلاً لأن</w:t>
+            </w:r>
+            <w:r>
+              <w:rPr>
+                <w:rtl/>
+              </w:rPr>
+              <w:t xml:space="preserve"> </w:t>
+            </w:r>
+            <m:oMath>
+              <m:r>
+                <m:t>2</m:t>
+              </m:r>
+              <m:r>
+                <m:rPr>
+                  <m:sty m:val="p"/>
+                </m:rPr>
+                <m:t>≠</m:t>
+              </m:r>
+              <m:r>
+                <m:t>0</m:t>
+              </m:r>
+            </m:oMath>
+            <w:r>
+              <w:rPr>
+                <w:rtl/>
+              </w:rPr>
+              <w:t xml:space="preserve">. من أجل</w:t>
+            </w:r>
+            <w:r>
+              <w:rPr>
+                <w:rtl/>
+              </w:rPr>
+              <w:t xml:space="preserve"> </w:t>
+            </w:r>
+            <m:oMath>
+              <m:r>
+                <m:t>x</m:t>
+              </m:r>
+              <m:r>
+                <m:rPr>
+                  <m:sty m:val="p"/>
+                </m:rPr>
+                <m:t>≠</m:t>
+              </m:r>
+              <m:r>
+                <m:t>0</m:t>
+              </m:r>
+            </m:oMath>
+            <w:r>
+              <w:rPr>
+                <w:rtl/>
+              </w:rPr>
+              <w:t xml:space="preserve"> </w:t>
+            </w:r>
+            <w:r>
+              <w:rPr>
+                <w:rtl/>
+              </w:rPr>
+              <w:t xml:space="preserve">نقسم على</w:t>
+            </w:r>
+            <w:r>
+              <w:rPr>
+                <w:rtl/>
+              </w:rPr>
+              <w:t xml:space="preserve"> </w:t>
+            </w:r>
+            <m:oMath>
+              <m:sSup>
+                <m:e>
+                  <m:r>
+                    <m:t>x</m:t>
+                  </m:r>
+                </m:e>
+                <m:sup>
+                  <m:r>
+                    <m:t>3</m:t>
+                  </m:r>
+                </m:sup>
+              </m:sSup>
+            </m:oMath>
+            <w:r>
+              <w:rPr>
+                <w:rtl/>
+              </w:rPr>
+              <w:t xml:space="preserve">:</w:t>
+            </w:r>
+            <w:r>
+              <w:rPr>
+                <w:rtl/>
+              </w:rPr>
+              <w:t xml:space="preserve"> </w:t>
+            </w:r>
+            <m:oMath>
+              <m:r>
+                <m:t>6</m:t>
+              </m:r>
+              <m:r>
+                <m:rPr>
+                  <m:sty m:val="p"/>
+                </m:rPr>
+                <m:t>−</m:t>
+              </m:r>
+              <m:f>
+                <m:fPr>
+                  <m:type m:val="bar"/>
+                </m:fPr>
+                <m:num>
+                  <m:r>
+                    <m:t>11</m:t>
+                  </m:r>
+                </m:num>
+                <m:den>
+                  <m:r>
+                    <m:t>x</m:t>
+                  </m:r>
+                </m:den>
+              </m:f>
+              <m:r>
+                <m:rPr>
+                  <m:sty m:val="p"/>
+                </m:rPr>
+                <m:t>−</m:t>
+              </m:r>
+              <m:f>
+                <m:fPr>
+                  <m:type m:val="bar"/>
+                </m:fPr>
+                <m:num>
+                  <m:r>
+                    <m:t>3</m:t>
+                  </m:r>
+                </m:num>
+                <m:den>
+                  <m:sSup>
+                    <m:e>
+                      <m:r>
+                        <m:t>x</m:t>
+                      </m:r>
+                    </m:e>
+                    <m:sup>
+                      <m:r>
+                        <m:t>2</m:t>
+                      </m:r>
+                    </m:sup>
+                  </m:sSup>
+                </m:den>
+              </m:f>
+              <m:r>
+                <m:rPr>
+                  <m:sty m:val="p"/>
+                </m:rPr>
+                <m:t>+</m:t>
+              </m:r>
+              <m:f>
+                <m:fPr>
+                  <m:type m:val="bar"/>
+                </m:fPr>
+                <m:num>
+                  <m:r>
+                    <m:t>2</m:t>
+                  </m:r>
+                </m:num>
+                <m:den>
+                  <m:sSup>
+                    <m:e>
+                      <m:r>
+                        <m:t>x</m:t>
+                      </m:r>
+                    </m:e>
+                    <m:sup>
+                      <m:r>
+                        <m:t>3</m:t>
+                      </m:r>
+                    </m:sup>
+                  </m:sSup>
+                </m:den>
+              </m:f>
+              <m:r>
+                <m:rPr>
+                  <m:sty m:val="p"/>
+                </m:rPr>
+                <m:t>=</m:t>
+              </m:r>
+              <m:r>
+                <m:t>0</m:t>
+              </m:r>
+            </m:oMath>
+            <w:r>
+              <w:rPr>
+                <w:rtl/>
+              </w:rPr>
+              <w:t xml:space="preserve"> </w:t>
+            </w:r>
+            <w:r>
+              <w:rPr>
+                <w:rtl/>
+              </w:rPr>
+              <w:t xml:space="preserve">، أي</w:t>
+            </w:r>
+            <w:r>
+              <w:rPr>
+                <w:rtl/>
+              </w:rPr>
+              <w:t xml:space="preserve"> </w:t>
+            </w:r>
+            <m:oMath>
+              <m:r>
+                <m:t>2</m:t>
+              </m:r>
+              <m:sSup>
+                <m:e>
+                  <m:d>
+                    <m:dPr>
+                      <m:begChr m:val="("/>
+                      <m:endChr m:val=")"/>
+                      <m:sepChr m:val=""/>
+                      <m:grow/>
+                    </m:dPr>
+                    <m:e>
+                      <m:f>
+                        <m:fPr>
+                          <m:type m:val="bar"/>
+                        </m:fPr>
+                        <m:num>
+                          <m:r>
+                            <m:t>1</m:t>
+                          </m:r>
+                        </m:num>
+                        <m:den>
+                          <m:r>
+                            <m:t>x</m:t>
+                          </m:r>
+                        </m:den>
+                      </m:f>
+                    </m:e>
+                  </m:d>
+                </m:e>
+                <m:sup>
+                  <m:r>
+                    <m:t>3</m:t>
+                  </m:r>
+                </m:sup>
+              </m:sSup>
+              <m:r>
+                <m:rPr>
+                  <m:sty m:val="p"/>
+                </m:rPr>
+                <m:t>−</m:t>
+              </m:r>
+              <m:r>
+                <m:t>3</m:t>
+              </m:r>
+              <m:sSup>
+                <m:e>
+                  <m:d>
+                    <m:dPr>
+                      <m:begChr m:val="("/>
+                      <m:endChr m:val=")"/>
+                      <m:sepChr m:val=""/>
+                      <m:grow/>
+                    </m:dPr>
+                    <m:e>
+                      <m:f>
+                        <m:fPr>
+                          <m:type m:val="bar"/>
+                        </m:fPr>
+                        <m:num>
+                          <m:r>
+                            <m:t>1</m:t>
+                          </m:r>
+                        </m:num>
+                        <m:den>
+                          <m:r>
+                            <m:t>x</m:t>
+                          </m:r>
+                        </m:den>
+                      </m:f>
+                    </m:e>
+                  </m:d>
+                </m:e>
+                <m:sup>
+                  <m:r>
+                    <m:t>2</m:t>
+                  </m:r>
+                </m:sup>
+              </m:sSup>
+              <m:r>
+                <m:rPr>
+                  <m:sty m:val="p"/>
+                </m:rPr>
+                <m:t>−</m:t>
+              </m:r>
+              <m:r>
+                <m:t>11</m:t>
+              </m:r>
+              <m:d>
+                <m:dPr>
+                  <m:begChr m:val="("/>
+                  <m:endChr m:val=")"/>
+                  <m:sepChr m:val=""/>
+                  <m:grow/>
+                </m:dPr>
+                <m:e>
+                  <m:f>
+                    <m:fPr>
+                      <m:type m:val="bar"/>
+                    </m:fPr>
+                    <m:num>
+                      <m:r>
+                        <m:t>1</m:t>
+                      </m:r>
+                    </m:num>
+                    <m:den>
+                      <m:r>
+                        <m:t>x</m:t>
+                      </m:r>
+                    </m:den>
+                  </m:f>
+                </m:e>
+              </m:d>
+              <m:r>
+                <m:rPr>
+                  <m:sty m:val="p"/>
+                </m:rPr>
+                <m:t>+</m:t>
+              </m:r>
+              <m:r>
+                <m:t>6</m:t>
+              </m:r>
+              <m:r>
+                <m:rPr>
+                  <m:sty m:val="p"/>
+                </m:rPr>
+                <m:t>=</m:t>
+              </m:r>
+              <m:r>
+                <m:t>0</m:t>
+              </m:r>
+            </m:oMath>
+            <w:r>
+              <w:rPr>
+                <w:rtl/>
+              </w:rPr>
+              <w:t xml:space="preserve"> </w:t>
+            </w:r>
+            <w:r>
+              <w:rPr>
+                <w:rtl/>
+              </w:rPr>
+              <w:t xml:space="preserve">، وهي</w:t>
+            </w:r>
+            <w:r>
+              <w:rPr>
+                <w:rtl/>
+              </w:rPr>
+              <w:t xml:space="preserve"> </w:t>
+            </w:r>
+            <m:oMath>
+              <m:r>
+                <m:t>P</m:t>
+              </m:r>
+              <m:d>
+                <m:dPr>
+                  <m:begChr m:val="("/>
+                  <m:endChr m:val=")"/>
+                  <m:sepChr m:val=""/>
+                  <m:grow/>
+                </m:dPr>
+                <m:e>
+                  <m:f>
+                    <m:fPr>
+                      <m:type m:val="bar"/>
+                    </m:fPr>
+                    <m:num>
+                      <m:r>
+                        <m:t>1</m:t>
+                      </m:r>
+                    </m:num>
+                    <m:den>
+                      <m:r>
+                        <m:t>x</m:t>
+                      </m:r>
+                    </m:den>
+                  </m:f>
+                </m:e>
+              </m:d>
+              <m:r>
+                <m:rPr>
+                  <m:sty m:val="p"/>
+                </m:rPr>
+                <m:t>=</m:t>
+              </m:r>
+              <m:r>
+                <m:t>0</m:t>
+              </m:r>
+            </m:oMath>
+            <w:r>
+              <w:rPr>
+                <w:rtl/>
+              </w:rPr>
+              <w:t xml:space="preserve">.</w:t>
+            </w:r>
+          </w:p>
+          <w:p>
+            <w:pPr>
+              <w:bidi/>
+            </w:pPr>
+            <w:r>
+              <w:rPr>
+                <w:rtl/>
+              </w:rPr>
+              <w:t xml:space="preserve">ومنه</w:t>
+            </w:r>
+            <w:r>
+              <w:rPr>
+                <w:rtl/>
+              </w:rPr>
+              <w:t xml:space="preserve"> </w:t>
+            </w:r>
+            <m:oMath>
+              <m:f>
+                <m:fPr>
+                  <m:type m:val="bar"/>
+                </m:fPr>
+                <m:num>
+                  <m:r>
+                    <m:t>1</m:t>
+                  </m:r>
+                </m:num>
+                <m:den>
+                  <m:r>
+                    <m:t>x</m:t>
+                  </m:r>
+                </m:den>
+              </m:f>
+              <m:r>
+                <m:rPr>
+                  <m:sty m:val="p"/>
+                </m:rPr>
+                <m:t>∈</m:t>
+              </m:r>
+              <m:d>
+                <m:dPr>
+                  <m:begChr m:val="{"/>
+                  <m:endChr m:val="}"/>
+                  <m:sepChr m:val=""/>
+                  <m:grow/>
+                </m:dPr>
+                <m:e>
+                  <m:r>
+                    <m:rPr>
+                      <m:sty m:val="p"/>
+                    </m:rPr>
+                    <m:t>−</m:t>
+                  </m:r>
+                  <m:r>
+                    <m:t>2</m:t>
+                  </m:r>
+                  <m:r>
+                    <m:rPr>
+                      <m:sty m:val="p"/>
+                    </m:rPr>
+                    <m:t>;</m:t>
+                  </m:r>
+                  <m:f>
+                    <m:fPr>
+                      <m:type m:val="lin"/>
+                    </m:fPr>
+                    <m:num>
+                      <m:r>
+                        <m:t>1</m:t>
+                      </m:r>
+                    </m:num>
+                    <m:den>
+                      <m:r>
+                        <m:t>2</m:t>
+                      </m:r>
+                    </m:den>
+                  </m:f>
+                  <m:r>
+                    <m:rPr>
+                      <m:sty m:val="p"/>
+                    </m:rPr>
+                    <m:t>;</m:t>
+                  </m:r>
+                  <m:r>
+                    <m:t>3</m:t>
+                  </m:r>
+                </m:e>
+              </m:d>
+            </m:oMath>
+            <w:r>
+              <w:rPr>
+                <w:rtl/>
+              </w:rPr>
+              <w:t xml:space="preserve"> </w:t>
+            </w:r>
+            <w:r>
+              <w:rPr>
+                <w:rtl/>
+              </w:rPr>
+              <w:t xml:space="preserve">، أي</w:t>
+            </w:r>
+            <w:r>
+              <w:rPr>
+                <w:rtl/>
+              </w:rPr>
+              <w:t xml:space="preserve"> </w:t>
+            </w:r>
+            <m:oMath>
+              <m:r>
+                <m:t>x</m:t>
+              </m:r>
+              <m:r>
+                <m:rPr>
+                  <m:sty m:val="p"/>
+                </m:rPr>
+                <m:t>∈</m:t>
+              </m:r>
+              <m:d>
+                <m:dPr>
+                  <m:begChr m:val="{"/>
+                  <m:endChr m:val="}"/>
+                  <m:sepChr m:val=""/>
+                  <m:grow/>
+                </m:dPr>
+                <m:e>
+                  <m:r>
+                    <m:rPr>
+                      <m:sty m:val="p"/>
+                    </m:rPr>
+                    <m:t>−</m:t>
+                  </m:r>
+                  <m:f>
+                    <m:fPr>
+                      <m:type m:val="lin"/>
+                    </m:fPr>
+                    <m:num>
+                      <m:r>
+                        <m:t>1</m:t>
+                      </m:r>
+                    </m:num>
+                    <m:den>
+                      <m:r>
+                        <m:t>2</m:t>
+                      </m:r>
+                    </m:den>
+                  </m:f>
+                  <m:r>
+                    <m:rPr>
+                      <m:sty m:val="p"/>
+                    </m:rPr>
+                    <m:t>;</m:t>
+                  </m:r>
+                  <m:r>
+                    <m:t>2</m:t>
+                  </m:r>
+                  <m:r>
+                    <m:rPr>
+                      <m:sty m:val="p"/>
+                    </m:rPr>
+                    <m:t>;</m:t>
+                  </m:r>
+                  <m:f>
+                    <m:fPr>
+                      <m:type m:val="lin"/>
+                    </m:fPr>
+                    <m:num>
+                      <m:r>
+                        <m:t>1</m:t>
+                      </m:r>
+                    </m:num>
+                    <m:den>
+                      <m:r>
+                        <m:t>3</m:t>
+                      </m:r>
+                    </m:den>
+                  </m:f>
+                </m:e>
+              </m:d>
+            </m:oMath>
+            <w:r>
+              <w:rPr>
+                <w:rtl/>
+              </w:rPr>
+              <w:t xml:space="preserve">:</w:t>
+            </w:r>
+            <w:r>
+              <w:rPr>
+                <w:rtl/>
+              </w:rPr>
+              <w:t xml:space="preserve"> </w:t>
+            </w:r>
+            <m:oMath>
+              <m:borderBox>
+                <m:e>
+                  <m:r>
+                    <m:t>S</m:t>
+                  </m:r>
+                  <m:r>
+                    <m:rPr>
+                      <m:sty m:val="p"/>
+                    </m:rPr>
+                    <m:t>=</m:t>
+                  </m:r>
+                  <m:d>
+                    <m:dPr>
+                      <m:begChr m:val="{"/>
+                      <m:endChr m:val="}"/>
+                      <m:sepChr m:val=""/>
+                      <m:grow/>
+                    </m:dPr>
+                    <m:e>
+                      <m:r>
+                        <m:rPr>
+                          <m:sty m:val="p"/>
+                        </m:rPr>
+                        <m:t>−</m:t>
+                      </m:r>
+                      <m:f>
+                        <m:fPr>
+                          <m:type m:val="lin"/>
+                        </m:fPr>
+                        <m:num>
+                          <m:r>
+                            <m:t>1</m:t>
+                          </m:r>
+                        </m:num>
+                        <m:den>
+                          <m:r>
+                            <m:t>2</m:t>
+                          </m:r>
+                        </m:den>
+                      </m:f>
+                      <m:r>
+                        <m:rPr>
+                          <m:sty m:val="p"/>
+                        </m:rPr>
+                        <m:t>;</m:t>
+                      </m:r>
+                      <m:f>
+                        <m:fPr>
+                          <m:type m:val="lin"/>
+                        </m:fPr>
+                        <m:num>
+                          <m:r>
+                            <m:t>1</m:t>
+                          </m:r>
+                        </m:num>
+                        <m:den>
+                          <m:r>
+                            <m:t>3</m:t>
+                          </m:r>
+                        </m:den>
+                      </m:f>
+                      <m:r>
+                        <m:rPr>
+                          <m:sty m:val="p"/>
+                        </m:rPr>
+                        <m:t>;</m:t>
+                      </m:r>
+                      <m:r>
+                        <m:t>2</m:t>
+                      </m:r>
+                    </m:e>
+                  </m:d>
+                </m:e>
+              </m:borderBox>
+            </m:oMath>
+            <w:r>
+              <w:rPr>
+                <w:rtl/>
+              </w:rPr>
+              <w:t xml:space="preserve"> </w:t>
+            </w:r>
+            <w:r>
+              <w:rPr>
+                <w:b/>
+                <w:bCs/>
+                <w:color w:val="C00000"/>
+                <w:rtl/>
+              </w:rPr>
               <w:t xml:space="preserve">(1,5)</w:t>
             </w:r>
           </w:p>
@@ -6331,7 +7802,7 @@
                 <w:color w:val="C00000"/>
                 <w:rtl/>
               </w:rPr>
-              <w:t xml:space="preserve">(1)</w:t>
+              <w:t xml:space="preserve">(0,5)</w:t>
             </w:r>
           </w:p>
           <w:p>
@@ -7091,7 +8562,7 @@
                 <w:color w:val="C00000"/>
                 <w:rtl/>
               </w:rPr>
-              <w:t xml:space="preserve">(1,5)</w:t>
+              <w:t xml:space="preserve">(1)</w:t>
             </w:r>
           </w:p>
           <w:p>
@@ -7576,6 +9047,1163 @@
               </w:rPr>
               <w:t xml:space="preserve"> </w:t>
             </w:r>
+            <w:r>
+              <w:rPr>
+                <w:b/>
+                <w:bCs/>
+                <w:color w:val="C00000"/>
+                <w:rtl/>
+              </w:rPr>
+              <w:t xml:space="preserve">(1)</w:t>
+            </w:r>
+          </w:p>
+          <w:p>
+            <w:pPr>
+              <w:bidi/>
+            </w:pPr>
+            <w:r>
+              <w:rPr>
+                <w:b/>
+                <w:bCs/>
+                <w:rtl/>
+              </w:rPr>
+              <w:t xml:space="preserve">5.</w:t>
+            </w:r>
+            <w:r>
+              <w:rPr>
+                <w:rtl/>
+              </w:rPr>
+              <w:t xml:space="preserve"> </w:t>
+            </w:r>
+            <w:r>
+              <w:rPr>
+                <w:rtl/>
+              </w:rPr>
+              <w:t xml:space="preserve">من أجل كل</w:t>
+            </w:r>
+            <w:r>
+              <w:rPr>
+                <w:rtl/>
+              </w:rPr>
+              <w:t xml:space="preserve"> </w:t>
+            </w:r>
+            <m:oMath>
+              <m:r>
+                <m:t>x</m:t>
+              </m:r>
+              <m:r>
+                <m:rPr>
+                  <m:sty m:val="p"/>
+                </m:rPr>
+                <m:t>∈</m:t>
+              </m:r>
+              <m:r>
+                <m:rPr>
+                  <m:sty m:val="p"/>
+                  <m:scr m:val="double-struck"/>
+                </m:rPr>
+                <m:t>R</m:t>
+              </m:r>
+            </m:oMath>
+            <w:r>
+              <w:rPr>
+                <w:rtl/>
+              </w:rPr>
+              <w:t xml:space="preserve">:</w:t>
+            </w:r>
+            <w:r>
+              <w:rPr>
+                <w:rtl/>
+              </w:rPr>
+              <w:t xml:space="preserve"> </w:t>
+            </w:r>
+            <m:oMath>
+              <m:d>
+                <m:dPr>
+                  <m:begChr m:val="("/>
+                  <m:endChr m:val=")"/>
+                  <m:sepChr m:val=""/>
+                  <m:grow/>
+                </m:dPr>
+                <m:e>
+                  <m:r>
+                    <m:rPr>
+                      <m:sty m:val="p"/>
+                    </m:rPr>
+                    <m:t>−</m:t>
+                  </m:r>
+                  <m:r>
+                    <m:t>x</m:t>
+                  </m:r>
+                </m:e>
+              </m:d>
+              <m:r>
+                <m:rPr>
+                  <m:sty m:val="p"/>
+                </m:rPr>
+                <m:t>∈</m:t>
+              </m:r>
+              <m:r>
+                <m:rPr>
+                  <m:sty m:val="p"/>
+                  <m:scr m:val="double-struck"/>
+                </m:rPr>
+                <m:t>R</m:t>
+              </m:r>
+            </m:oMath>
+            <w:r>
+              <w:rPr>
+                <w:rtl/>
+              </w:rPr>
+              <w:t xml:space="preserve"> </w:t>
+            </w:r>
+            <w:r>
+              <w:rPr>
+                <w:rtl/>
+              </w:rPr>
+              <w:t xml:space="preserve">و</w:t>
+            </w:r>
+            <w:r>
+              <w:rPr>
+                <w:rtl/>
+              </w:rPr>
+              <w:t xml:space="preserve"> </w:t>
+            </w:r>
+            <m:oMath>
+              <m:r>
+                <m:t>k</m:t>
+              </m:r>
+              <m:d>
+                <m:dPr>
+                  <m:begChr m:val="("/>
+                  <m:endChr m:val=")"/>
+                  <m:sepChr m:val=""/>
+                  <m:grow/>
+                </m:dPr>
+                <m:e>
+                  <m:r>
+                    <m:rPr>
+                      <m:sty m:val="p"/>
+                    </m:rPr>
+                    <m:t>−</m:t>
+                  </m:r>
+                  <m:r>
+                    <m:t>x</m:t>
+                  </m:r>
+                </m:e>
+              </m:d>
+              <m:r>
+                <m:rPr>
+                  <m:sty m:val="p"/>
+                </m:rPr>
+                <m:t>=</m:t>
+              </m:r>
+              <m:sSup>
+                <m:e>
+                  <m:r>
+                    <m:t>x</m:t>
+                  </m:r>
+                </m:e>
+                <m:sup>
+                  <m:r>
+                    <m:t>2</m:t>
+                  </m:r>
+                </m:sup>
+              </m:sSup>
+              <m:r>
+                <m:rPr>
+                  <m:sty m:val="p"/>
+                </m:rPr>
+                <m:t>−</m:t>
+              </m:r>
+              <m:r>
+                <m:t>4</m:t>
+              </m:r>
+              <m:d>
+                <m:dPr>
+                  <m:begChr m:val="|"/>
+                  <m:endChr m:val="|"/>
+                  <m:sepChr m:val=""/>
+                  <m:grow/>
+                </m:dPr>
+                <m:e>
+                  <m:r>
+                    <m:t>x</m:t>
+                  </m:r>
+                </m:e>
+              </m:d>
+              <m:r>
+                <m:rPr>
+                  <m:sty m:val="p"/>
+                </m:rPr>
+                <m:t>+</m:t>
+              </m:r>
+              <m:r>
+                <m:t>3</m:t>
+              </m:r>
+              <m:r>
+                <m:rPr>
+                  <m:sty m:val="p"/>
+                </m:rPr>
+                <m:t>=</m:t>
+              </m:r>
+              <m:r>
+                <m:t>k</m:t>
+              </m:r>
+              <m:d>
+                <m:dPr>
+                  <m:begChr m:val="("/>
+                  <m:endChr m:val=")"/>
+                  <m:sepChr m:val=""/>
+                  <m:grow/>
+                </m:dPr>
+                <m:e>
+                  <m:r>
+                    <m:t>x</m:t>
+                  </m:r>
+                </m:e>
+              </m:d>
+            </m:oMath>
+            <w:r>
+              <w:rPr>
+                <w:rtl/>
+              </w:rPr>
+              <w:t xml:space="preserve">:</w:t>
+            </w:r>
+            <w:r>
+              <w:rPr>
+                <w:rtl/>
+              </w:rPr>
+              <w:t xml:space="preserve"> </w:t>
+            </w:r>
+            <m:oMath>
+              <m:r>
+                <m:t>k</m:t>
+              </m:r>
+            </m:oMath>
+            <w:r>
+              <w:rPr>
+                <w:rtl/>
+              </w:rPr>
+              <w:t xml:space="preserve"> </w:t>
+            </w:r>
+            <w:r>
+              <w:rPr>
+                <w:b/>
+                <w:bCs/>
+                <w:rtl/>
+              </w:rPr>
+              <w:t xml:space="preserve">زوجية</w:t>
+            </w:r>
+            <w:r>
+              <w:rPr>
+                <w:rtl/>
+              </w:rPr>
+              <w:t xml:space="preserve"> </w:t>
+            </w:r>
+            <w:r>
+              <w:rPr>
+                <w:rtl/>
+              </w:rPr>
+              <w:t xml:space="preserve">ومنحناها متناظر بالنسبة إلى محور التراتيب.</w:t>
+            </w:r>
+          </w:p>
+          <w:p>
+            <w:pPr>
+              <w:bidi/>
+            </w:pPr>
+            <w:r>
+              <w:rPr>
+                <w:rtl/>
+              </w:rPr>
+              <w:t xml:space="preserve">من أجل</w:t>
+            </w:r>
+            <w:r>
+              <w:rPr>
+                <w:rtl/>
+              </w:rPr>
+              <w:t xml:space="preserve"> </w:t>
+            </w:r>
+            <m:oMath>
+              <m:r>
+                <m:t>x</m:t>
+              </m:r>
+              <m:r>
+                <m:rPr>
+                  <m:sty m:val="p"/>
+                </m:rPr>
+                <m:t>≥</m:t>
+              </m:r>
+              <m:r>
+                <m:t>0</m:t>
+              </m:r>
+            </m:oMath>
+            <w:r>
+              <w:rPr>
+                <w:rtl/>
+              </w:rPr>
+              <w:t xml:space="preserve">:</w:t>
+            </w:r>
+            <w:r>
+              <w:rPr>
+                <w:rtl/>
+              </w:rPr>
+              <w:t xml:space="preserve"> </w:t>
+            </w:r>
+            <m:oMath>
+              <m:d>
+                <m:dPr>
+                  <m:begChr m:val="|"/>
+                  <m:endChr m:val="|"/>
+                  <m:sepChr m:val=""/>
+                  <m:grow/>
+                </m:dPr>
+                <m:e>
+                  <m:r>
+                    <m:t>x</m:t>
+                  </m:r>
+                </m:e>
+              </m:d>
+              <m:r>
+                <m:rPr>
+                  <m:sty m:val="p"/>
+                </m:rPr>
+                <m:t>=</m:t>
+              </m:r>
+              <m:r>
+                <m:t>x</m:t>
+              </m:r>
+            </m:oMath>
+            <w:r>
+              <w:rPr>
+                <w:rtl/>
+              </w:rPr>
+              <w:t xml:space="preserve"> </w:t>
+            </w:r>
+            <w:r>
+              <w:rPr>
+                <w:rtl/>
+              </w:rPr>
+              <w:t xml:space="preserve">، ومنه</w:t>
+            </w:r>
+            <w:r>
+              <w:rPr>
+                <w:rtl/>
+              </w:rPr>
+              <w:t xml:space="preserve"> </w:t>
+            </w:r>
+            <m:oMath>
+              <m:r>
+                <m:t>k</m:t>
+              </m:r>
+              <m:d>
+                <m:dPr>
+                  <m:begChr m:val="("/>
+                  <m:endChr m:val=")"/>
+                  <m:sepChr m:val=""/>
+                  <m:grow/>
+                </m:dPr>
+                <m:e>
+                  <m:r>
+                    <m:t>x</m:t>
+                  </m:r>
+                </m:e>
+              </m:d>
+              <m:r>
+                <m:rPr>
+                  <m:sty m:val="p"/>
+                </m:rPr>
+                <m:t>=</m:t>
+              </m:r>
+              <m:sSup>
+                <m:e>
+                  <m:r>
+                    <m:t>x</m:t>
+                  </m:r>
+                </m:e>
+                <m:sup>
+                  <m:r>
+                    <m:t>2</m:t>
+                  </m:r>
+                </m:sup>
+              </m:sSup>
+              <m:r>
+                <m:rPr>
+                  <m:sty m:val="p"/>
+                </m:rPr>
+                <m:t>−</m:t>
+              </m:r>
+              <m:r>
+                <m:t>4</m:t>
+              </m:r>
+              <m:r>
+                <m:t>x</m:t>
+              </m:r>
+              <m:r>
+                <m:rPr>
+                  <m:sty m:val="p"/>
+                </m:rPr>
+                <m:t>+</m:t>
+              </m:r>
+              <m:r>
+                <m:t>3</m:t>
+              </m:r>
+              <m:r>
+                <m:rPr>
+                  <m:sty m:val="p"/>
+                </m:rPr>
+                <m:t>=</m:t>
+              </m:r>
+              <m:r>
+                <m:t>f</m:t>
+              </m:r>
+              <m:d>
+                <m:dPr>
+                  <m:begChr m:val="("/>
+                  <m:endChr m:val=")"/>
+                  <m:sepChr m:val=""/>
+                  <m:grow/>
+                </m:dPr>
+                <m:e>
+                  <m:r>
+                    <m:t>x</m:t>
+                  </m:r>
+                </m:e>
+              </m:d>
+            </m:oMath>
+            <w:r>
+              <w:rPr>
+                <w:rtl/>
+              </w:rPr>
+              <w:t xml:space="preserve">. إذن</w:t>
+            </w:r>
+            <w:r>
+              <w:rPr>
+                <w:rtl/>
+              </w:rPr>
+              <w:t xml:space="preserve"> </w:t>
+            </w:r>
+            <m:oMath>
+              <m:r>
+                <m:t>k</m:t>
+              </m:r>
+            </m:oMath>
+            <w:r>
+              <w:rPr>
+                <w:rtl/>
+              </w:rPr>
+              <w:t xml:space="preserve"> </w:t>
+            </w:r>
+            <w:r>
+              <w:rPr>
+                <w:rtl/>
+              </w:rPr>
+              <w:t xml:space="preserve">متناقصة على</w:t>
+            </w:r>
+            <w:r>
+              <w:rPr>
+                <w:rtl/>
+              </w:rPr>
+              <w:t xml:space="preserve"> </w:t>
+            </w:r>
+            <m:oMath>
+              <m:d>
+                <m:dPr>
+                  <m:begChr m:val="["/>
+                  <m:endChr m:val="]"/>
+                  <m:sepChr m:val=""/>
+                  <m:grow/>
+                </m:dPr>
+                <m:e>
+                  <m:r>
+                    <m:t>0</m:t>
+                  </m:r>
+                  <m:r>
+                    <m:rPr>
+                      <m:sty m:val="p"/>
+                    </m:rPr>
+                    <m:t>;</m:t>
+                  </m:r>
+                  <m:r>
+                    <m:t>2</m:t>
+                  </m:r>
+                </m:e>
+              </m:d>
+            </m:oMath>
+            <w:r>
+              <w:rPr>
+                <w:rtl/>
+              </w:rPr>
+              <w:t xml:space="preserve"> </w:t>
+            </w:r>
+            <w:r>
+              <w:rPr>
+                <w:rtl/>
+              </w:rPr>
+              <w:t xml:space="preserve">، متزايدة على</w:t>
+            </w:r>
+            <w:r>
+              <w:rPr>
+                <w:rtl/>
+              </w:rPr>
+              <w:t xml:space="preserve"> </w:t>
+            </w:r>
+            <m:oMath>
+              <m:r>
+                <m:rPr>
+                  <m:sty m:val="p"/>
+                </m:rPr>
+                <m:t>[</m:t>
+              </m:r>
+              <m:r>
+                <m:t>2</m:t>
+              </m:r>
+              <m:r>
+                <m:rPr>
+                  <m:sty m:val="p"/>
+                </m:rPr>
+                <m:t>;</m:t>
+              </m:r>
+              <m:r>
+                <m:rPr>
+                  <m:sty m:val="p"/>
+                </m:rPr>
+                <m:t>+</m:t>
+              </m:r>
+              <m:r>
+                <m:rPr>
+                  <m:sty m:val="p"/>
+                </m:rPr>
+                <m:t>∞</m:t>
+              </m:r>
+              <m:r>
+                <m:rPr>
+                  <m:sty m:val="p"/>
+                </m:rPr>
+                <m:t>[</m:t>
+              </m:r>
+            </m:oMath>
+            <w:r>
+              <w:rPr>
+                <w:rtl/>
+              </w:rPr>
+              <w:t xml:space="preserve"> </w:t>
+            </w:r>
+            <w:r>
+              <w:rPr>
+                <w:rtl/>
+              </w:rPr>
+              <w:t xml:space="preserve">، و</w:t>
+            </w:r>
+            <w:r>
+              <w:rPr>
+                <w:rtl/>
+              </w:rPr>
+              <w:t xml:space="preserve"> </w:t>
+            </w:r>
+            <m:oMath>
+              <m:r>
+                <m:t>k</m:t>
+              </m:r>
+              <m:d>
+                <m:dPr>
+                  <m:begChr m:val="("/>
+                  <m:endChr m:val=")"/>
+                  <m:sepChr m:val=""/>
+                  <m:grow/>
+                </m:dPr>
+                <m:e>
+                  <m:r>
+                    <m:t>0</m:t>
+                  </m:r>
+                </m:e>
+              </m:d>
+              <m:r>
+                <m:rPr>
+                  <m:sty m:val="p"/>
+                </m:rPr>
+                <m:t>=</m:t>
+              </m:r>
+              <m:r>
+                <m:t>3</m:t>
+              </m:r>
+            </m:oMath>
+            <w:r>
+              <w:rPr>
+                <w:rtl/>
+              </w:rPr>
+              <w:t xml:space="preserve"> </w:t>
+            </w:r>
+            <w:r>
+              <w:rPr>
+                <w:rtl/>
+              </w:rPr>
+              <w:t xml:space="preserve">،</w:t>
+            </w:r>
+            <w:r>
+              <w:rPr>
+                <w:rtl/>
+              </w:rPr>
+              <w:t xml:space="preserve"> </w:t>
+            </w:r>
+            <m:oMath>
+              <m:r>
+                <m:t>k</m:t>
+              </m:r>
+              <m:d>
+                <m:dPr>
+                  <m:begChr m:val="("/>
+                  <m:endChr m:val=")"/>
+                  <m:sepChr m:val=""/>
+                  <m:grow/>
+                </m:dPr>
+                <m:e>
+                  <m:r>
+                    <m:t>2</m:t>
+                  </m:r>
+                </m:e>
+              </m:d>
+              <m:r>
+                <m:rPr>
+                  <m:sty m:val="p"/>
+                </m:rPr>
+                <m:t>=</m:t>
+              </m:r>
+              <m:r>
+                <m:rPr>
+                  <m:sty m:val="p"/>
+                </m:rPr>
+                <m:t>−</m:t>
+              </m:r>
+              <m:r>
+                <m:t>1</m:t>
+              </m:r>
+            </m:oMath>
+            <w:r>
+              <w:rPr>
+                <w:rtl/>
+              </w:rPr>
+              <w:t xml:space="preserve"> </w:t>
+            </w:r>
+            <w:r>
+              <w:rPr>
+                <w:rtl/>
+              </w:rPr>
+              <w:t xml:space="preserve">،</w:t>
+            </w:r>
+            <w:r>
+              <w:rPr>
+                <w:rtl/>
+              </w:rPr>
+              <w:t xml:space="preserve"> </w:t>
+            </w:r>
+            <m:oMath>
+              <m:r>
+                <m:t>k</m:t>
+              </m:r>
+              <m:d>
+                <m:dPr>
+                  <m:begChr m:val="("/>
+                  <m:endChr m:val=")"/>
+                  <m:sepChr m:val=""/>
+                  <m:grow/>
+                </m:dPr>
+                <m:e>
+                  <m:r>
+                    <m:t>4</m:t>
+                  </m:r>
+                </m:e>
+              </m:d>
+              <m:r>
+                <m:rPr>
+                  <m:sty m:val="p"/>
+                </m:rPr>
+                <m:t>=</m:t>
+              </m:r>
+              <m:r>
+                <m:t>3</m:t>
+              </m:r>
+            </m:oMath>
+            <w:r>
+              <w:rPr>
+                <w:rtl/>
+              </w:rPr>
+              <w:t xml:space="preserve"> </w:t>
+            </w:r>
+            <w:r>
+              <w:rPr>
+                <w:rtl/>
+              </w:rPr>
+              <w:t xml:space="preserve">؛ وبالتناظر: متزايدة على</w:t>
+            </w:r>
+            <w:r>
+              <w:rPr>
+                <w:rtl/>
+              </w:rPr>
+              <w:t xml:space="preserve"> </w:t>
+            </w:r>
+            <m:oMath>
+              <m:d>
+                <m:dPr>
+                  <m:begChr m:val="["/>
+                  <m:endChr m:val="]"/>
+                  <m:sepChr m:val=""/>
+                  <m:grow/>
+                </m:dPr>
+                <m:e>
+                  <m:r>
+                    <m:rPr>
+                      <m:sty m:val="p"/>
+                    </m:rPr>
+                    <m:t>−</m:t>
+                  </m:r>
+                  <m:r>
+                    <m:t>2</m:t>
+                  </m:r>
+                  <m:r>
+                    <m:rPr>
+                      <m:sty m:val="p"/>
+                    </m:rPr>
+                    <m:t>;</m:t>
+                  </m:r>
+                  <m:r>
+                    <m:t>0</m:t>
+                  </m:r>
+                </m:e>
+              </m:d>
+            </m:oMath>
+            <w:r>
+              <w:rPr>
+                <w:rtl/>
+              </w:rPr>
+              <w:t xml:space="preserve"> </w:t>
+            </w:r>
+            <w:r>
+              <w:rPr>
+                <w:rtl/>
+              </w:rPr>
+              <w:t xml:space="preserve">ومتناقصة على</w:t>
+            </w:r>
+            <w:r>
+              <w:rPr>
+                <w:rtl/>
+              </w:rPr>
+              <w:t xml:space="preserve"> </w:t>
+            </w:r>
+            <m:oMath>
+              <m:r>
+                <m:rPr>
+                  <m:sty m:val="p"/>
+                </m:rPr>
+                <m:t>]</m:t>
+              </m:r>
+              <m:r>
+                <m:rPr>
+                  <m:sty m:val="p"/>
+                </m:rPr>
+                <m:t>−</m:t>
+              </m:r>
+              <m:r>
+                <m:rPr>
+                  <m:sty m:val="p"/>
+                </m:rPr>
+                <m:t>∞</m:t>
+              </m:r>
+              <m:r>
+                <m:rPr>
+                  <m:sty m:val="p"/>
+                </m:rPr>
+                <m:t>;</m:t>
+              </m:r>
+              <m:r>
+                <m:rPr>
+                  <m:sty m:val="p"/>
+                </m:rPr>
+                <m:t>−</m:t>
+              </m:r>
+              <m:r>
+                <m:t>2</m:t>
+              </m:r>
+              <m:r>
+                <m:rPr>
+                  <m:sty m:val="p"/>
+                </m:rPr>
+                <m:t>]</m:t>
+              </m:r>
+            </m:oMath>
+            <w:r>
+              <w:rPr>
+                <w:rtl/>
+              </w:rPr>
+              <w:t xml:space="preserve">.</w:t>
+            </w:r>
+          </w:p>
+          <w:p>
+            <w:pPr>
+              <w:bidi/>
+              <w:jc w:val="center"/>
+            </w:pPr>
+            <w:r>
+              <w:rPr>
+                <w:rtl/>
+              </w:rPr>
+              <w:drawing>
+                <wp:inline>
+                  <wp:extent cx="3392424" cy="859536"/>
+                  <wp:docPr id="3" name="Picture 3"/>
+                  <wp:cNvGraphicFramePr>
+                    <a:graphicFrameLocks noChangeAspect="1"/>
+                  </wp:cNvGraphicFramePr>
+                  <a:graphic>
+                    <a:graphicData uri="http://schemas.openxmlformats.org/drawingml/2006/picture">
+                      <pic:pic>
+                        <pic:nvPicPr>
+                          <pic:cNvPr id="0" name="d75c9f85b77568fd.png"/>
+                          <pic:cNvPicPr/>
+                        </pic:nvPicPr>
+                        <pic:blipFill>
+                          <a:blip r:embed="rId11"/>
+                          <a:stretch>
+                            <a:fillRect/>
+                          </a:stretch>
+                        </pic:blipFill>
+                        <pic:spPr>
+                          <a:xfrm>
+                            <a:off x="0" y="0"/>
+                            <a:ext cx="3392424" cy="859536"/>
+                          </a:xfrm>
+                          <a:prstGeom prst="rect"/>
+                        </pic:spPr>
+                      </pic:pic>
+                    </a:graphicData>
+                  </a:graphic>
+                </wp:inline>
+              </w:drawing>
+            </w:r>
+          </w:p>
+          <w:p>
+            <w:pPr>
+              <w:bidi/>
+            </w:pPr>
+            <m:oMath>
+              <m:r>
+                <m:t>m</m:t>
+              </m:r>
+              <m:r>
+                <m:rPr>
+                  <m:sty m:val="p"/>
+                </m:rPr>
+                <m:t>&lt;</m:t>
+              </m:r>
+              <m:r>
+                <m:rPr>
+                  <m:sty m:val="p"/>
+                </m:rPr>
+                <m:t>−</m:t>
+              </m:r>
+              <m:r>
+                <m:t>1</m:t>
+              </m:r>
+            </m:oMath>
+            <w:r>
+              <w:rPr>
+                <w:rtl/>
+              </w:rPr>
+              <w:t xml:space="preserve">:</w:t>
+            </w:r>
+            <w:r>
+              <w:rPr>
+                <w:rtl/>
+              </w:rPr>
+              <w:t xml:space="preserve"> </w:t>
+            </w:r>
+            <m:oMath>
+              <m:borderBox>
+                <m:e>
+                  <m:r>
+                    <m:t>0</m:t>
+                  </m:r>
+                </m:e>
+              </m:borderBox>
+            </m:oMath>
+            <w:r>
+              <w:rPr>
+                <w:rtl/>
+              </w:rPr>
+              <w:t xml:space="preserve"> </w:t>
+            </w:r>
+            <w:r>
+              <w:rPr>
+                <w:rtl/>
+              </w:rPr>
+              <w:t xml:space="preserve">حل ؛  </w:t>
+            </w:r>
+            <w:r>
+              <w:rPr>
+                <w:rtl/>
+              </w:rPr>
+              <w:t xml:space="preserve"> </w:t>
+            </w:r>
+            <m:oMath>
+              <m:r>
+                <m:t>m</m:t>
+              </m:r>
+              <m:r>
+                <m:rPr>
+                  <m:sty m:val="p"/>
+                </m:rPr>
+                <m:t>=</m:t>
+              </m:r>
+              <m:r>
+                <m:rPr>
+                  <m:sty m:val="p"/>
+                </m:rPr>
+                <m:t>−</m:t>
+              </m:r>
+              <m:r>
+                <m:t>1</m:t>
+              </m:r>
+            </m:oMath>
+            <w:r>
+              <w:rPr>
+                <w:rtl/>
+              </w:rPr>
+              <w:t xml:space="preserve">: حلان (</w:t>
+            </w:r>
+            <m:oMath>
+              <m:r>
+                <m:t>x</m:t>
+              </m:r>
+              <m:r>
+                <m:rPr>
+                  <m:sty m:val="p"/>
+                </m:rPr>
+                <m:t>=</m:t>
+              </m:r>
+              <m:r>
+                <m:rPr>
+                  <m:sty m:val="p"/>
+                </m:rPr>
+                <m:t>±</m:t>
+              </m:r>
+              <m:r>
+                <m:t>2</m:t>
+              </m:r>
+            </m:oMath>
+            <w:r>
+              <w:rPr>
+                <w:rtl/>
+              </w:rPr>
+              <w:t xml:space="preserve">).</w:t>
+            </w:r>
+          </w:p>
+          <w:p>
+            <w:pPr>
+              <w:bidi/>
+            </w:pPr>
+            <m:oMath>
+              <m:r>
+                <m:rPr>
+                  <m:sty m:val="p"/>
+                </m:rPr>
+                <m:t>−</m:t>
+              </m:r>
+              <m:r>
+                <m:t>1</m:t>
+              </m:r>
+              <m:r>
+                <m:rPr>
+                  <m:sty m:val="p"/>
+                </m:rPr>
+                <m:t>&lt;</m:t>
+              </m:r>
+              <m:r>
+                <m:t>m</m:t>
+              </m:r>
+              <m:r>
+                <m:rPr>
+                  <m:sty m:val="p"/>
+                </m:rPr>
+                <m:t>&lt;</m:t>
+              </m:r>
+              <m:r>
+                <m:t>3</m:t>
+              </m:r>
+            </m:oMath>
+            <w:r>
+              <w:rPr>
+                <w:rtl/>
+              </w:rPr>
+              <w:t xml:space="preserve">:</w:t>
+            </w:r>
+            <w:r>
+              <w:rPr>
+                <w:rtl/>
+              </w:rPr>
+              <w:t xml:space="preserve"> </w:t>
+            </w:r>
+            <m:oMath>
+              <m:borderBox>
+                <m:e>
+                  <m:r>
+                    <m:t>4</m:t>
+                  </m:r>
+                </m:e>
+              </m:borderBox>
+            </m:oMath>
+            <w:r>
+              <w:rPr>
+                <w:rtl/>
+              </w:rPr>
+              <w:t xml:space="preserve"> </w:t>
+            </w:r>
+            <w:r>
+              <w:rPr>
+                <w:rtl/>
+              </w:rPr>
+              <w:t xml:space="preserve">حلول ؛  </w:t>
+            </w:r>
+            <w:r>
+              <w:rPr>
+                <w:rtl/>
+              </w:rPr>
+              <w:t xml:space="preserve"> </w:t>
+            </w:r>
+            <m:oMath>
+              <m:r>
+                <m:t>m</m:t>
+              </m:r>
+              <m:r>
+                <m:rPr>
+                  <m:sty m:val="p"/>
+                </m:rPr>
+                <m:t>=</m:t>
+              </m:r>
+              <m:r>
+                <m:t>3</m:t>
+              </m:r>
+            </m:oMath>
+            <w:r>
+              <w:rPr>
+                <w:rtl/>
+              </w:rPr>
+              <w:t xml:space="preserve">:</w:t>
+            </w:r>
+            <w:r>
+              <w:rPr>
+                <w:rtl/>
+              </w:rPr>
+              <w:t xml:space="preserve"> </w:t>
+            </w:r>
+            <m:oMath>
+              <m:borderBox>
+                <m:e>
+                  <m:r>
+                    <m:t>3</m:t>
+                  </m:r>
+                </m:e>
+              </m:borderBox>
+            </m:oMath>
+            <w:r>
+              <w:rPr>
+                <w:rtl/>
+              </w:rPr>
+              <w:t xml:space="preserve"> </w:t>
+            </w:r>
+            <w:r>
+              <w:rPr>
+                <w:rtl/>
+              </w:rPr>
+              <w:t xml:space="preserve">حلول (</w:t>
+            </w:r>
+            <m:oMath>
+              <m:r>
+                <m:t>x</m:t>
+              </m:r>
+              <m:r>
+                <m:rPr>
+                  <m:sty m:val="p"/>
+                </m:rPr>
+                <m:t>=</m:t>
+              </m:r>
+              <m:r>
+                <m:t>0</m:t>
+              </m:r>
+            </m:oMath>
+            <w:r>
+              <w:rPr>
+                <w:rtl/>
+              </w:rPr>
+              <w:t xml:space="preserve"> </w:t>
+            </w:r>
+            <w:r>
+              <w:rPr>
+                <w:rtl/>
+              </w:rPr>
+              <w:t xml:space="preserve">،</w:t>
+            </w:r>
+            <w:r>
+              <w:rPr>
+                <w:rtl/>
+              </w:rPr>
+              <w:t xml:space="preserve"> </w:t>
+            </w:r>
+            <m:oMath>
+              <m:r>
+                <m:t>x</m:t>
+              </m:r>
+              <m:r>
+                <m:rPr>
+                  <m:sty m:val="p"/>
+                </m:rPr>
+                <m:t>=</m:t>
+              </m:r>
+              <m:r>
+                <m:rPr>
+                  <m:sty m:val="p"/>
+                </m:rPr>
+                <m:t>±</m:t>
+              </m:r>
+              <m:r>
+                <m:t>4</m:t>
+              </m:r>
+            </m:oMath>
+            <w:r>
+              <w:rPr>
+                <w:rtl/>
+              </w:rPr>
+              <w:t xml:space="preserve">).</w:t>
+            </w:r>
+          </w:p>
+          <w:p>
+            <w:pPr>
+              <w:bidi/>
+            </w:pPr>
+            <m:oMath>
+              <m:r>
+                <m:t>m</m:t>
+              </m:r>
+              <m:r>
+                <m:rPr>
+                  <m:sty m:val="p"/>
+                </m:rPr>
+                <m:t>&gt;</m:t>
+              </m:r>
+              <m:r>
+                <m:t>3</m:t>
+              </m:r>
+            </m:oMath>
+            <w:r>
+              <w:rPr>
+                <w:rtl/>
+              </w:rPr>
+              <w:t xml:space="preserve">: حلان.</w:t>
+            </w:r>
+          </w:p>
+          <w:p>
+            <w:pPr>
+              <w:bidi/>
+            </w:pPr>
             <w:r>
               <w:rPr>
                 <w:b/>
@@ -9955,7 +12583,7 @@
                 <w:color w:val="C00000"/>
                 <w:rtl/>
               </w:rPr>
-              <w:t xml:space="preserve">(1,5)</w:t>
+              <w:t xml:space="preserve">(1)</w:t>
             </w:r>
           </w:p>
           <w:p>
@@ -10889,7 +13517,7 @@
                 <w:color w:val="C00000"/>
                 <w:rtl/>
               </w:rPr>
-              <w:t xml:space="preserve">(1)</w:t>
+              <w:t xml:space="preserve">(0,5)</w:t>
             </w:r>
           </w:p>
           <w:p>
@@ -12539,6 +15167,303 @@
               <w:t xml:space="preserve">(1)</w:t>
             </w:r>
           </w:p>
+          <w:p>
+            <w:pPr>
+              <w:bidi/>
+            </w:pPr>
+            <w:r>
+              <w:rPr>
+                <w:b/>
+                <w:bCs/>
+                <w:rtl/>
+              </w:rPr>
+              <w:t xml:space="preserve">5.</w:t>
+            </w:r>
+            <w:r>
+              <w:rPr>
+                <w:rtl/>
+              </w:rPr>
+              <w:t xml:space="preserve"> </w:t>
+            </w:r>
+            <w:r>
+              <w:rPr>
+                <w:rtl/>
+              </w:rPr>
+              <w:t xml:space="preserve">يصبح في الكيس</w:t>
+            </w:r>
+            <w:r>
+              <w:rPr>
+                <w:rtl/>
+              </w:rPr>
+              <w:t xml:space="preserve"> </w:t>
+            </w:r>
+            <m:oMath>
+              <m:r>
+                <m:t>n</m:t>
+              </m:r>
+              <m:r>
+                <m:rPr>
+                  <m:sty m:val="p"/>
+                </m:rPr>
+                <m:t>+</m:t>
+              </m:r>
+              <m:r>
+                <m:t>5</m:t>
+              </m:r>
+            </m:oMath>
+            <w:r>
+              <w:rPr>
+                <w:rtl/>
+              </w:rPr>
+              <w:t xml:space="preserve"> </w:t>
+            </w:r>
+            <w:r>
+              <w:rPr>
+                <w:rtl/>
+              </w:rPr>
+              <w:t xml:space="preserve">كرية ، منها</w:t>
+            </w:r>
+            <w:r>
+              <w:rPr>
+                <w:rtl/>
+              </w:rPr>
+              <w:t xml:space="preserve"> </w:t>
+            </w:r>
+            <m:oMath>
+              <m:r>
+                <m:t>2</m:t>
+              </m:r>
+              <m:r>
+                <m:rPr>
+                  <m:sty m:val="p"/>
+                </m:rPr>
+                <m:t>+</m:t>
+              </m:r>
+              <m:r>
+                <m:t>n</m:t>
+              </m:r>
+            </m:oMath>
+            <w:r>
+              <w:rPr>
+                <w:rtl/>
+              </w:rPr>
+              <w:t xml:space="preserve"> </w:t>
+            </w:r>
+            <w:r>
+              <w:rPr>
+                <w:rtl/>
+              </w:rPr>
+              <w:t xml:space="preserve">تحمل رقماً فردياً (الرقمان</w:t>
+            </w:r>
+            <w:r>
+              <w:rPr>
+                <w:rtl/>
+              </w:rPr>
+              <w:t xml:space="preserve"> </w:t>
+            </w:r>
+            <m:oMath>
+              <m:r>
+                <m:t>1</m:t>
+              </m:r>
+            </m:oMath>
+            <w:r>
+              <w:rPr>
+                <w:rtl/>
+              </w:rPr>
+              <w:t xml:space="preserve"> </w:t>
+            </w:r>
+            <w:r>
+              <w:rPr>
+                <w:rtl/>
+              </w:rPr>
+              <w:t xml:space="preserve">والأرقام</w:t>
+            </w:r>
+            <w:r>
+              <w:rPr>
+                <w:rtl/>
+              </w:rPr>
+              <w:t xml:space="preserve"> </w:t>
+            </w:r>
+            <m:oMath>
+              <m:r>
+                <m:t>3</m:t>
+              </m:r>
+            </m:oMath>
+            <w:r>
+              <w:rPr>
+                <w:rtl/>
+              </w:rPr>
+              <w:t xml:space="preserve">).</w:t>
+            </w:r>
+          </w:p>
+          <w:p>
+            <w:pPr>
+              <w:bidi/>
+            </w:pPr>
+            <m:oMath>
+              <m:f>
+                <m:fPr>
+                  <m:type m:val="bar"/>
+                </m:fPr>
+                <m:num>
+                  <m:r>
+                    <m:t>n</m:t>
+                  </m:r>
+                  <m:r>
+                    <m:rPr>
+                      <m:sty m:val="p"/>
+                    </m:rPr>
+                    <m:t>+</m:t>
+                  </m:r>
+                  <m:r>
+                    <m:t>2</m:t>
+                  </m:r>
+                </m:num>
+                <m:den>
+                  <m:r>
+                    <m:t>n</m:t>
+                  </m:r>
+                  <m:r>
+                    <m:rPr>
+                      <m:sty m:val="p"/>
+                    </m:rPr>
+                    <m:t>+</m:t>
+                  </m:r>
+                  <m:r>
+                    <m:t>5</m:t>
+                  </m:r>
+                </m:den>
+              </m:f>
+              <m:r>
+                <m:rPr>
+                  <m:sty m:val="p"/>
+                </m:rPr>
+                <m:t>=</m:t>
+              </m:r>
+              <m:f>
+                <m:fPr>
+                  <m:type m:val="bar"/>
+                </m:fPr>
+                <m:num>
+                  <m:r>
+                    <m:t>2</m:t>
+                  </m:r>
+                </m:num>
+                <m:den>
+                  <m:r>
+                    <m:t>3</m:t>
+                  </m:r>
+                </m:den>
+              </m:f>
+            </m:oMath>
+            <w:r>
+              <w:rPr>
+                <w:rtl/>
+              </w:rPr>
+              <w:t xml:space="preserve"> </w:t>
+            </w:r>
+            <w:r>
+              <w:rPr>
+                <w:rtl/>
+              </w:rPr>
+              <w:t xml:space="preserve">معناه</w:t>
+            </w:r>
+            <w:r>
+              <w:rPr>
+                <w:rtl/>
+              </w:rPr>
+              <w:t xml:space="preserve"> </w:t>
+            </w:r>
+            <m:oMath>
+              <m:r>
+                <m:t>3</m:t>
+              </m:r>
+              <m:r>
+                <m:t>n</m:t>
+              </m:r>
+              <m:r>
+                <m:rPr>
+                  <m:sty m:val="p"/>
+                </m:rPr>
+                <m:t>+</m:t>
+              </m:r>
+              <m:r>
+                <m:t>6</m:t>
+              </m:r>
+              <m:r>
+                <m:rPr>
+                  <m:sty m:val="p"/>
+                </m:rPr>
+                <m:t>=</m:t>
+              </m:r>
+              <m:r>
+                <m:t>2</m:t>
+              </m:r>
+              <m:r>
+                <m:t>n</m:t>
+              </m:r>
+              <m:r>
+                <m:rPr>
+                  <m:sty m:val="p"/>
+                </m:rPr>
+                <m:t>+</m:t>
+              </m:r>
+              <m:r>
+                <m:t>10</m:t>
+              </m:r>
+            </m:oMath>
+            <w:r>
+              <w:rPr>
+                <w:rtl/>
+              </w:rPr>
+              <w:t xml:space="preserve"> </w:t>
+            </w:r>
+            <w:r>
+              <w:rPr>
+                <w:rtl/>
+              </w:rPr>
+              <w:t xml:space="preserve">، أي</w:t>
+            </w:r>
+            <w:r>
+              <w:rPr>
+                <w:rtl/>
+              </w:rPr>
+              <w:t xml:space="preserve"> </w:t>
+            </w:r>
+            <m:oMath>
+              <m:borderBox>
+                <m:e>
+                  <m:r>
+                    <m:t>n</m:t>
+                  </m:r>
+                  <m:r>
+                    <m:rPr>
+                      <m:sty m:val="p"/>
+                    </m:rPr>
+                    <m:t>=</m:t>
+                  </m:r>
+                  <m:r>
+                    <m:t>4</m:t>
+                  </m:r>
+                </m:e>
+              </m:borderBox>
+            </m:oMath>
+            <w:r>
+              <w:rPr>
+                <w:rtl/>
+              </w:rPr>
+              <w:t xml:space="preserve"> </w:t>
+            </w:r>
+            <w:r>
+              <w:rPr>
+                <w:b/>
+                <w:bCs/>
+                <w:color w:val="C00000"/>
+                <w:rtl/>
+              </w:rPr>
+              <w:t xml:space="preserve">(1)</w:t>
+            </w:r>
+          </w:p>
         </w:tc>
       </w:tr>
     </w:tbl>
@@ -12620,13 +15545,14 @@
               <w:tblLook w:firstRow="1" w:lastRow="0" w:firstColumn="0" w:lastColumn="0" w:noHBand="0" w:noVBand="0" w:val="0020"/>
             </w:tblPr>
             <w:tblGrid>
-              <w:gridCol w:w="1360"/>
-              <w:gridCol w:w="3655"/>
-              <w:gridCol w:w="820"/>
-              <w:gridCol w:w="685"/>
-              <w:gridCol w:w="820"/>
-              <w:gridCol w:w="820"/>
-              <w:gridCol w:w="1360"/>
+              <w:gridCol w:w="1269"/>
+              <w:gridCol w:w="3661"/>
+              <w:gridCol w:w="639"/>
+              <w:gridCol w:w="639"/>
+              <w:gridCol w:w="639"/>
+              <w:gridCol w:w="639"/>
+              <w:gridCol w:w="765"/>
+              <w:gridCol w:w="1269"/>
             </w:tblGrid>
             <w:tr>
               <w:trPr>
@@ -12634,7 +15560,7 @@
               </w:trPr>
               <w:tc>
                 <w:tcPr>
-                  <w:tcW w:w="1360" w:type="dxa"/>
+                  <w:tcW w:w="1269" w:type="dxa"/>
                   <w:shd w:val="clear" w:color="auto" w:fill="E4E7ED"/>
                 </w:tcPr>
                 <w:p>
@@ -12653,7 +15579,7 @@
               </w:tc>
               <w:tc>
                 <w:tcPr>
-                  <w:tcW w:w="3655" w:type="dxa"/>
+                  <w:tcW w:w="3661" w:type="dxa"/>
                   <w:shd w:val="clear" w:color="auto" w:fill="E4E7ED"/>
                 </w:tcPr>
                 <w:p>
@@ -12672,7 +15598,7 @@
               </w:tc>
               <w:tc>
                 <w:tcPr>
-                  <w:tcW w:w="820" w:type="dxa"/>
+                  <w:tcW w:w="639" w:type="dxa"/>
                   <w:shd w:val="clear" w:color="auto" w:fill="E4E7ED"/>
                 </w:tcPr>
                 <w:p>
@@ -12691,7 +15617,7 @@
               </w:tc>
               <w:tc>
                 <w:tcPr>
-                  <w:tcW w:w="685" w:type="dxa"/>
+                  <w:tcW w:w="639" w:type="dxa"/>
                   <w:shd w:val="clear" w:color="auto" w:fill="E4E7ED"/>
                 </w:tcPr>
                 <w:p>
@@ -12710,7 +15636,7 @@
               </w:tc>
               <w:tc>
                 <w:tcPr>
-                  <w:tcW w:w="820" w:type="dxa"/>
+                  <w:tcW w:w="639" w:type="dxa"/>
                   <w:shd w:val="clear" w:color="auto" w:fill="E4E7ED"/>
                 </w:tcPr>
                 <w:p>
@@ -12729,7 +15655,7 @@
               </w:tc>
               <w:tc>
                 <w:tcPr>
-                  <w:tcW w:w="820" w:type="dxa"/>
+                  <w:tcW w:w="639" w:type="dxa"/>
                   <w:shd w:val="clear" w:color="auto" w:fill="E4E7ED"/>
                 </w:tcPr>
                 <w:p>
@@ -12748,7 +15674,26 @@
               </w:tc>
               <w:tc>
                 <w:tcPr>
-                  <w:tcW w:w="1360" w:type="dxa"/>
+                  <w:tcW w:w="765" w:type="dxa"/>
+                  <w:shd w:val="clear" w:color="auto" w:fill="E4E7ED"/>
+                </w:tcPr>
+                <w:p>
+                  <w:pPr>
+                    <w:pStyle w:val="Compact"/>
+                    <w:bidi/>
+                    <w:jc w:val="center"/>
+                  </w:pPr>
+                  <w:r>
+                    <w:rPr>
+                      <w:rtl/>
+                    </w:rPr>
+                    <w:t xml:space="preserve">س6</w:t>
+                  </w:r>
+                </w:p>
+              </w:tc>
+              <w:tc>
+                <w:tcPr>
+                  <w:tcW w:w="1269" w:type="dxa"/>
                   <w:shd w:val="clear" w:color="auto" w:fill="E4E7ED"/>
                 </w:tcPr>
                 <w:p>
@@ -12769,7 +15714,7 @@
             <w:tr>
               <w:tc>
                 <w:tcPr>
-                  <w:tcW w:w="1360" w:type="dxa"/>
+                  <w:tcW w:w="1269" w:type="dxa"/>
                 </w:tcPr>
                 <w:p>
                   <w:pPr>
@@ -12787,7 +15732,7 @@
               </w:tc>
               <w:tc>
                 <w:tcPr>
-                  <w:tcW w:w="3655" w:type="dxa"/>
+                  <w:tcW w:w="3661" w:type="dxa"/>
                 </w:tcPr>
                 <w:p>
                   <w:pPr>
@@ -12813,7 +15758,75 @@
               </w:tc>
               <w:tc>
                 <w:tcPr>
-                  <w:tcW w:w="820" w:type="dxa"/>
+                  <w:tcW w:w="639" w:type="dxa"/>
+                </w:tcPr>
+                <w:p>
+                  <w:pPr>
+                    <w:pStyle w:val="Compact"/>
+                    <w:bidi/>
+                    <w:jc w:val="center"/>
+                  </w:pPr>
+                  <m:oMath>
+                    <m:r>
+                      <m:t>1</m:t>
+                    </m:r>
+                  </m:oMath>
+                </w:p>
+              </w:tc>
+              <w:tc>
+                <w:tcPr>
+                  <w:tcW w:w="639" w:type="dxa"/>
+                </w:tcPr>
+                <w:p>
+                  <w:pPr>
+                    <w:pStyle w:val="Compact"/>
+                    <w:bidi/>
+                    <w:jc w:val="center"/>
+                  </w:pPr>
+                  <m:oMath>
+                    <m:r>
+                      <m:t>1</m:t>
+                    </m:r>
+                  </m:oMath>
+                </w:p>
+              </w:tc>
+              <w:tc>
+                <w:tcPr>
+                  <w:tcW w:w="639" w:type="dxa"/>
+                </w:tcPr>
+                <w:p>
+                  <w:pPr>
+                    <w:pStyle w:val="Compact"/>
+                    <w:bidi/>
+                    <w:jc w:val="center"/>
+                  </w:pPr>
+                  <m:oMath>
+                    <m:r>
+                      <m:t>1</m:t>
+                    </m:r>
+                  </m:oMath>
+                </w:p>
+              </w:tc>
+              <w:tc>
+                <w:tcPr>
+                  <w:tcW w:w="639" w:type="dxa"/>
+                </w:tcPr>
+                <w:p>
+                  <w:pPr>
+                    <w:pStyle w:val="Compact"/>
+                    <w:bidi/>
+                    <w:jc w:val="center"/>
+                  </w:pPr>
+                  <m:oMath>
+                    <m:r>
+                      <m:t>1</m:t>
+                    </m:r>
+                  </m:oMath>
+                </w:p>
+              </w:tc>
+              <w:tc>
+                <w:tcPr>
+                  <w:tcW w:w="765" w:type="dxa"/>
                 </w:tcPr>
                 <w:p>
                   <w:pPr>
@@ -12839,76 +15852,7 @@
               </w:tc>
               <w:tc>
                 <w:tcPr>
-                  <w:tcW w:w="685" w:type="dxa"/>
-                </w:tcPr>
-                <w:p>
-                  <w:pPr>
-                    <w:pStyle w:val="Compact"/>
-                    <w:bidi/>
-                    <w:jc w:val="center"/>
-                  </w:pPr>
-                  <m:oMath>
-                    <m:r>
-                      <m:t>1</m:t>
-                    </m:r>
-                  </m:oMath>
-                </w:p>
-              </w:tc>
-              <w:tc>
-                <w:tcPr>
-                  <w:tcW w:w="820" w:type="dxa"/>
-                </w:tcPr>
-                <w:p>
-                  <w:pPr>
-                    <w:pStyle w:val="Compact"/>
-                    <w:bidi/>
-                    <w:jc w:val="center"/>
-                  </w:pPr>
-                  <m:oMath>
-                    <m:r>
-                      <m:t>1</m:t>
-                    </m:r>
-                    <m:r>
-                      <m:rPr>
-                        <m:sty m:val="p"/>
-                      </m:rPr>
-                      <m:t>,</m:t>
-                    </m:r>
-                    <m:r>
-                      <m:t>5</m:t>
-                    </m:r>
-                  </m:oMath>
-                </w:p>
-              </w:tc>
-              <w:tc>
-                <w:tcPr>
-                  <w:tcW w:w="820" w:type="dxa"/>
-                </w:tcPr>
-                <w:p>
-                  <w:pPr>
-                    <w:pStyle w:val="Compact"/>
-                    <w:bidi/>
-                    <w:jc w:val="center"/>
-                  </w:pPr>
-                  <m:oMath>
-                    <m:r>
-                      <m:t>1</m:t>
-                    </m:r>
-                    <m:r>
-                      <m:rPr>
-                        <m:sty m:val="p"/>
-                      </m:rPr>
-                      <m:t>,</m:t>
-                    </m:r>
-                    <m:r>
-                      <m:t>5</m:t>
-                    </m:r>
-                  </m:oMath>
-                </w:p>
-              </w:tc>
-              <w:tc>
-                <w:tcPr>
-                  <w:tcW w:w="1360" w:type="dxa"/>
+                  <w:tcW w:w="1269" w:type="dxa"/>
                 </w:tcPr>
                 <w:p>
                   <w:pPr>
@@ -12927,7 +15871,7 @@
             <w:tr>
               <w:tc>
                 <w:tcPr>
-                  <w:tcW w:w="1360" w:type="dxa"/>
+                  <w:tcW w:w="1269" w:type="dxa"/>
                 </w:tcPr>
                 <w:p>
                   <w:pPr>
@@ -12945,8 +15889,8 @@
               </w:tc>
               <w:tc>
                 <w:tcPr>
-                  <w:tcW w:w="3655" w:type="dxa"/>
-                  <w:gridSpan w:val="5"/>
+                  <w:tcW w:w="3661" w:type="dxa"/>
+                  <w:gridSpan w:val="6"/>
                 </w:tcPr>
                 <w:p>
                   <w:pPr>
@@ -12986,7 +15930,16 @@
                       <m:t>+</m:t>
                     </m:r>
                     <m:r>
-                      <m:t>1</m:t>
+                      <m:t>0</m:t>
+                    </m:r>
+                    <m:r>
+                      <m:rPr>
+                        <m:sty m:val="p"/>
+                      </m:rPr>
+                      <m:t>,</m:t>
+                    </m:r>
+                    <m:r>
+                      <m:t>5</m:t>
                     </m:r>
                     <m:r>
                       <m:rPr>
@@ -13001,10 +15954,10 @@
                       <m:rPr>
                         <m:sty m:val="p"/>
                       </m:rPr>
-                      <m:t>,</m:t>
+                      <m:t>+</m:t>
                     </m:r>
                     <m:r>
-                      <m:t>5</m:t>
+                      <m:t>1</m:t>
                     </m:r>
                     <m:r>
                       <m:rPr>
@@ -13052,7 +16005,7 @@
               </w:tc>
               <w:tc>
                 <w:tcPr>
-                  <w:tcW w:w="820" w:type="dxa"/>
+                  <w:tcW w:w="639" w:type="dxa"/>
                 </w:tcPr>
                 <w:p>
                   <w:pPr>
@@ -13071,7 +16024,7 @@
             <w:tr>
               <w:tc>
                 <w:tcPr>
-                  <w:tcW w:w="1360" w:type="dxa"/>
+                  <w:tcW w:w="1269" w:type="dxa"/>
                 </w:tcPr>
                 <w:p>
                   <w:pPr>
@@ -13089,7 +16042,7 @@
               </w:tc>
               <w:tc>
                 <w:tcPr>
-                  <w:tcW w:w="3655" w:type="dxa"/>
+                  <w:tcW w:w="3661" w:type="dxa"/>
                 </w:tcPr>
                 <w:p>
                   <w:pPr>
@@ -13101,21 +16054,12 @@
                     <m:r>
                       <m:t>1</m:t>
                     </m:r>
-                    <m:r>
-                      <m:rPr>
-                        <m:sty m:val="p"/>
-                      </m:rPr>
-                      <m:t>,</m:t>
-                    </m:r>
-                    <m:r>
-                      <m:t>5</m:t>
-                    </m:r>
                   </m:oMath>
                 </w:p>
               </w:tc>
               <w:tc>
                 <w:tcPr>
-                  <w:tcW w:w="820" w:type="dxa"/>
+                  <w:tcW w:w="639" w:type="dxa"/>
                 </w:tcPr>
                 <w:p>
                   <w:pPr>
@@ -13127,21 +16071,12 @@
                     <m:r>
                       <m:t>2</m:t>
                     </m:r>
-                    <m:r>
-                      <m:rPr>
-                        <m:sty m:val="p"/>
-                      </m:rPr>
-                      <m:t>,</m:t>
-                    </m:r>
-                    <m:r>
-                      <m:t>5</m:t>
-                    </m:r>
                   </m:oMath>
                 </w:p>
               </w:tc>
               <w:tc>
                 <w:tcPr>
-                  <w:tcW w:w="685" w:type="dxa"/>
+                  <w:tcW w:w="639" w:type="dxa"/>
                 </w:tcPr>
                 <w:p>
                   <w:pPr>
@@ -13158,7 +16093,7 @@
               </w:tc>
               <w:tc>
                 <w:tcPr>
-                  <w:tcW w:w="820" w:type="dxa"/>
+                  <w:tcW w:w="639" w:type="dxa"/>
                 </w:tcPr>
                 <w:p>
                   <w:pPr>
@@ -13175,7 +16110,24 @@
               </w:tc>
               <w:tc>
                 <w:tcPr>
-                  <w:tcW w:w="820" w:type="dxa"/>
+                  <w:tcW w:w="639" w:type="dxa"/>
+                </w:tcPr>
+                <w:p>
+                  <w:pPr>
+                    <w:pStyle w:val="Compact"/>
+                    <w:bidi/>
+                    <w:jc w:val="center"/>
+                  </w:pPr>
+                  <m:oMath>
+                    <m:r>
+                      <m:t>1</m:t>
+                    </m:r>
+                  </m:oMath>
+                </w:p>
+              </w:tc>
+              <w:tc>
+                <w:tcPr>
+                  <w:tcW w:w="765" w:type="dxa"/>
                 </w:tcPr>
                 <w:p>
                   <w:pPr>
@@ -13193,7 +16145,7 @@
               </w:tc>
               <w:tc>
                 <w:tcPr>
-                  <w:tcW w:w="1360" w:type="dxa"/>
+                  <w:tcW w:w="1269" w:type="dxa"/>
                 </w:tcPr>
                 <w:p>
                   <w:pPr>
@@ -13212,7 +16164,7 @@
             <w:tr>
               <w:tc>
                 <w:tcPr>
-                  <w:tcW w:w="1360" w:type="dxa"/>
+                  <w:tcW w:w="1269" w:type="dxa"/>
                   <w:shd w:val="clear" w:color="auto" w:fill="E4E7ED"/>
                 </w:tcPr>
                 <w:p>
@@ -13231,8 +16183,8 @@
               </w:tc>
               <w:tc>
                 <w:tcPr>
-                  <w:tcW w:w="3655" w:type="dxa"/>
-                  <w:gridSpan w:val="5"/>
+                  <w:tcW w:w="3661" w:type="dxa"/>
+                  <w:gridSpan w:val="6"/>
                   <w:shd w:val="clear" w:color="auto" w:fill="E4E7ED"/>
                 </w:tcPr>
                 <w:p>
@@ -13245,7 +16197,7 @@
               </w:tc>
               <w:tc>
                 <w:tcPr>
-                  <w:tcW w:w="820" w:type="dxa"/>
+                  <w:tcW w:w="639" w:type="dxa"/>
                   <w:shd w:val="clear" w:color="auto" w:fill="E4E7ED"/>
                 </w:tcPr>
                 <w:p>
@@ -13279,8 +16231,8 @@
       </w:pPr>
     </w:p>
     <w:sectPr>
-      <w:headerReference w:type="default" r:id="rId11"/>
-      <w:footerReference w:type="default" r:id="rId12"/>
+      <w:headerReference w:type="default" r:id="rId12"/>
+      <w:footerReference w:type="default" r:id="rId13"/>
       <w:pgSz w:h="16838" w:w="11906"/>
       <w:pgMar w:bottom="1134" w:left="964" w:right="964" w:top="1134" w:header="454" w:footer="454" w:gutter="0"/>
     </w:sectPr>

--- a/documents/2as/frod/fard_01_2as_rt.docx
+++ b/documents/2as/frod/fard_01_2as_rt.docx
@@ -4258,6 +4258,9 @@
               <m:borderBox>
                 <m:e>
                   <m:r>
+                    <w:rPr>
+                      <w:highlight w:val="yellow"/>
+                    </w:rPr>
                     <m:t>0</m:t>
                   </m:r>
                 </m:e>
@@ -4859,6 +4862,9 @@
               <m:borderBox>
                 <m:e>
                   <m:r>
+                    <w:rPr>
+                      <w:highlight w:val="yellow"/>
+                    </w:rPr>
                     <m:t>P</m:t>
                   </m:r>
                   <m:d>
@@ -4870,6 +4876,9 @@
                     </m:dPr>
                     <m:e>
                       <m:r>
+                        <w:rPr>
+                          <w:highlight w:val="yellow"/>
+                        </w:rPr>
                         <m:t>x</m:t>
                       </m:r>
                     </m:e>
@@ -4878,6 +4887,9 @@
                     <m:rPr>
                       <m:sty m:val="p"/>
                     </m:rPr>
+                    <w:rPr>
+                      <w:highlight w:val="yellow"/>
+                    </w:rPr>
                     <m:t>=</m:t>
                   </m:r>
                   <m:d>
@@ -4889,15 +4901,24 @@
                     </m:dPr>
                     <m:e>
                       <m:r>
+                        <w:rPr>
+                          <w:highlight w:val="yellow"/>
+                        </w:rPr>
                         <m:t>x</m:t>
                       </m:r>
                       <m:r>
                         <m:rPr>
                           <m:sty m:val="p"/>
                         </m:rPr>
+                        <w:rPr>
+                          <w:highlight w:val="yellow"/>
+                        </w:rPr>
                         <m:t>−</m:t>
                       </m:r>
                       <m:r>
+                        <w:rPr>
+                          <w:highlight w:val="yellow"/>
+                        </w:rPr>
                         <m:t>3</m:t>
                       </m:r>
                     </m:e>
@@ -4911,16 +4932,25 @@
                     </m:dPr>
                     <m:e>
                       <m:r>
+                        <w:rPr>
+                          <w:highlight w:val="yellow"/>
+                        </w:rPr>
                         <m:t>2</m:t>
                       </m:r>
                       <m:sSup>
                         <m:e>
                           <m:r>
+                            <w:rPr>
+                              <w:highlight w:val="yellow"/>
+                            </w:rPr>
                             <m:t>x</m:t>
                           </m:r>
                         </m:e>
                         <m:sup>
                           <m:r>
+                            <w:rPr>
+                              <w:highlight w:val="yellow"/>
+                            </w:rPr>
                             <m:t>2</m:t>
                           </m:r>
                         </m:sup>
@@ -4929,21 +4959,36 @@
                         <m:rPr>
                           <m:sty m:val="p"/>
                         </m:rPr>
+                        <w:rPr>
+                          <w:highlight w:val="yellow"/>
+                        </w:rPr>
                         <m:t>+</m:t>
                       </m:r>
                       <m:r>
+                        <w:rPr>
+                          <w:highlight w:val="yellow"/>
+                        </w:rPr>
                         <m:t>3</m:t>
                       </m:r>
                       <m:r>
+                        <w:rPr>
+                          <w:highlight w:val="yellow"/>
+                        </w:rPr>
                         <m:t>x</m:t>
                       </m:r>
                       <m:r>
                         <m:rPr>
                           <m:sty m:val="p"/>
                         </m:rPr>
+                        <w:rPr>
+                          <w:highlight w:val="yellow"/>
+                        </w:rPr>
                         <m:t>−</m:t>
                       </m:r>
                       <m:r>
+                        <w:rPr>
+                          <w:highlight w:val="yellow"/>
+                        </w:rPr>
                         <m:t>2</m:t>
                       </m:r>
                     </m:e>
@@ -5401,12 +5446,18 @@
               <m:borderBox>
                 <m:e>
                   <m:r>
+                    <w:rPr>
+                      <w:highlight w:val="yellow"/>
+                    </w:rPr>
                     <m:t>S</m:t>
                   </m:r>
                   <m:r>
                     <m:rPr>
                       <m:sty m:val="p"/>
                     </m:rPr>
+                    <w:rPr>
+                      <w:highlight w:val="yellow"/>
+                    </w:rPr>
                     <m:t>=</m:t>
                   </m:r>
                   <m:d>
@@ -5421,15 +5472,24 @@
                         <m:rPr>
                           <m:sty m:val="p"/>
                         </m:rPr>
+                        <w:rPr>
+                          <w:highlight w:val="yellow"/>
+                        </w:rPr>
                         <m:t>−</m:t>
                       </m:r>
                       <m:r>
+                        <w:rPr>
+                          <w:highlight w:val="yellow"/>
+                        </w:rPr>
                         <m:t>2</m:t>
                       </m:r>
                       <m:r>
                         <m:rPr>
                           <m:sty m:val="p"/>
                         </m:rPr>
+                        <w:rPr>
+                          <w:highlight w:val="yellow"/>
+                        </w:rPr>
                         <m:t>;</m:t>
                       </m:r>
                       <m:f>
@@ -5438,11 +5498,17 @@
                         </m:fPr>
                         <m:num>
                           <m:r>
+                            <w:rPr>
+                              <w:highlight w:val="yellow"/>
+                            </w:rPr>
                             <m:t>1</m:t>
                           </m:r>
                         </m:num>
                         <m:den>
                           <m:r>
+                            <w:rPr>
+                              <w:highlight w:val="yellow"/>
+                            </w:rPr>
                             <m:t>2</m:t>
                           </m:r>
                         </m:den>
@@ -5451,9 +5517,15 @@
                         <m:rPr>
                           <m:sty m:val="p"/>
                         </m:rPr>
+                        <w:rPr>
+                          <w:highlight w:val="yellow"/>
+                        </w:rPr>
                         <m:t>;</m:t>
                       </m:r>
                       <m:r>
+                        <w:rPr>
+                          <w:highlight w:val="yellow"/>
+                        </w:rPr>
                         <m:t>3</m:t>
                       </m:r>
                     </m:e>
@@ -5615,7 +5687,7 @@
                     <a:graphicData uri="http://schemas.openxmlformats.org/drawingml/2006/picture">
                       <pic:pic>
                         <pic:nvPicPr>
-                          <pic:cNvPr id="0" name="f273a91513f065e8.png"/>
+                          <pic:cNvPr id="0" name="a19b093f33f06594.png"/>
                           <pic:cNvPicPr/>
                         </pic:nvPicPr>
                         <pic:blipFill>
@@ -5697,57 +5769,87 @@
               <m:borderBox>
                 <m:e>
                   <m:r>
+                    <w:rPr>
+                      <w:highlight w:val="yellow"/>
+                    </w:rPr>
                     <m:t>S</m:t>
                   </m:r>
                   <m:r>
                     <m:rPr>
                       <m:sty m:val="p"/>
                     </m:rPr>
+                    <w:rPr>
+                      <w:highlight w:val="yellow"/>
+                    </w:rPr>
                     <m:t>=</m:t>
                   </m:r>
                   <m:r>
                     <m:rPr>
                       <m:sty m:val="p"/>
                     </m:rPr>
+                    <w:rPr>
+                      <w:highlight w:val="yellow"/>
+                    </w:rPr>
                     <m:t>]</m:t>
                   </m:r>
                   <m:r>
                     <m:rPr>
                       <m:sty m:val="p"/>
                     </m:rPr>
+                    <w:rPr>
+                      <w:highlight w:val="yellow"/>
+                    </w:rPr>
                     <m:t>−</m:t>
                   </m:r>
                   <m:r>
                     <m:rPr>
                       <m:sty m:val="p"/>
                     </m:rPr>
+                    <w:rPr>
+                      <w:highlight w:val="yellow"/>
+                    </w:rPr>
                     <m:t>∞</m:t>
                   </m:r>
                   <m:r>
                     <m:rPr>
                       <m:sty m:val="p"/>
                     </m:rPr>
+                    <w:rPr>
+                      <w:highlight w:val="yellow"/>
+                    </w:rPr>
                     <m:t>;</m:t>
                   </m:r>
                   <m:r>
                     <m:rPr>
                       <m:sty m:val="p"/>
                     </m:rPr>
+                    <w:rPr>
+                      <w:highlight w:val="yellow"/>
+                    </w:rPr>
                     <m:t>−</m:t>
                   </m:r>
                   <m:r>
+                    <w:rPr>
+                      <w:highlight w:val="yellow"/>
+                    </w:rPr>
                     <m:t>2</m:t>
                   </m:r>
                   <m:r>
                     <m:rPr>
                       <m:sty m:val="p"/>
                     </m:rPr>
+                    <w:rPr>
+                      <w:highlight w:val="yellow"/>
+                    </w:rPr>
                     <m:t>]</m:t>
                   </m:r>
                   <m:r>
                     <m:rPr>
                       <m:sty m:val="p"/>
                     </m:rPr>
+                    <w:rPr>
+                      <w:highlight w:val="yellow"/>
+                    </w:rPr>
                     <m:t>∪</m:t>
                   </m:r>
                   <m:d>
@@ -5764,11 +5866,17 @@
                         </m:fPr>
                         <m:num>
                           <m:r>
+                            <w:rPr>
+                              <w:highlight w:val="yellow"/>
+                            </w:rPr>
                             <m:t>1</m:t>
                           </m:r>
                         </m:num>
                         <m:den>
                           <m:r>
+                            <w:rPr>
+                              <w:highlight w:val="yellow"/>
+                            </w:rPr>
                             <m:t>2</m:t>
                           </m:r>
                         </m:den>
@@ -5777,9 +5885,15 @@
                         <m:rPr>
                           <m:sty m:val="p"/>
                         </m:rPr>
+                        <w:rPr>
+                          <w:highlight w:val="yellow"/>
+                        </w:rPr>
                         <m:t>;</m:t>
                       </m:r>
                       <m:r>
+                        <w:rPr>
+                          <w:highlight w:val="yellow"/>
+                        </w:rPr>
                         <m:t>3</m:t>
                       </m:r>
                     </m:e>
@@ -6370,12 +6484,18 @@
               <m:borderBox>
                 <m:e>
                   <m:r>
+                    <w:rPr>
+                      <w:highlight w:val="yellow"/>
+                    </w:rPr>
                     <m:t>S</m:t>
                   </m:r>
                   <m:r>
                     <m:rPr>
                       <m:sty m:val="p"/>
                     </m:rPr>
+                    <w:rPr>
+                      <w:highlight w:val="yellow"/>
+                    </w:rPr>
                     <m:t>=</m:t>
                   </m:r>
                   <m:d>
@@ -6390,6 +6510,9 @@
                         <m:rPr>
                           <m:sty m:val="p"/>
                         </m:rPr>
+                        <w:rPr>
+                          <w:highlight w:val="yellow"/>
+                        </w:rPr>
                         <m:t>−</m:t>
                       </m:r>
                       <m:rad>
@@ -6399,6 +6522,9 @@
                         <m:deg/>
                         <m:e>
                           <m:r>
+                            <w:rPr>
+                              <w:highlight w:val="yellow"/>
+                            </w:rPr>
                             <m:t>3</m:t>
                           </m:r>
                         </m:e>
@@ -6407,12 +6533,18 @@
                         <m:rPr>
                           <m:sty m:val="p"/>
                         </m:rPr>
+                        <w:rPr>
+                          <w:highlight w:val="yellow"/>
+                        </w:rPr>
                         <m:t>;</m:t>
                       </m:r>
                       <m:r>
                         <m:rPr>
                           <m:sty m:val="p"/>
                         </m:rPr>
+                        <w:rPr>
+                          <w:highlight w:val="yellow"/>
+                        </w:rPr>
                         <m:t>−</m:t>
                       </m:r>
                       <m:f>
@@ -6427,6 +6559,9 @@
                             <m:deg/>
                             <m:e>
                               <m:r>
+                                <w:rPr>
+                                  <w:highlight w:val="yellow"/>
+                                </w:rPr>
                                 <m:t>2</m:t>
                               </m:r>
                             </m:e>
@@ -6434,6 +6569,9 @@
                         </m:num>
                         <m:den>
                           <m:r>
+                            <w:rPr>
+                              <w:highlight w:val="yellow"/>
+                            </w:rPr>
                             <m:t>2</m:t>
                           </m:r>
                         </m:den>
@@ -6442,6 +6580,9 @@
                         <m:rPr>
                           <m:sty m:val="p"/>
                         </m:rPr>
+                        <w:rPr>
+                          <w:highlight w:val="yellow"/>
+                        </w:rPr>
                         <m:t>;</m:t>
                       </m:r>
                       <m:f>
@@ -6456,6 +6597,9 @@
                             <m:deg/>
                             <m:e>
                               <m:r>
+                                <w:rPr>
+                                  <w:highlight w:val="yellow"/>
+                                </w:rPr>
                                 <m:t>2</m:t>
                               </m:r>
                             </m:e>
@@ -6463,6 +6607,9 @@
                         </m:num>
                         <m:den>
                           <m:r>
+                            <w:rPr>
+                              <w:highlight w:val="yellow"/>
+                            </w:rPr>
                             <m:t>2</m:t>
                           </m:r>
                         </m:den>
@@ -6471,6 +6618,9 @@
                         <m:rPr>
                           <m:sty m:val="p"/>
                         </m:rPr>
+                        <w:rPr>
+                          <w:highlight w:val="yellow"/>
+                        </w:rPr>
                         <m:t>;</m:t>
                       </m:r>
                       <m:rad>
@@ -6480,6 +6630,9 @@
                         <m:deg/>
                         <m:e>
                           <m:r>
+                            <w:rPr>
+                              <w:highlight w:val="yellow"/>
+                            </w:rPr>
                             <m:t>3</m:t>
                           </m:r>
                         </m:e>
@@ -7144,12 +7297,18 @@
               <m:borderBox>
                 <m:e>
                   <m:r>
+                    <w:rPr>
+                      <w:highlight w:val="yellow"/>
+                    </w:rPr>
                     <m:t>S</m:t>
                   </m:r>
                   <m:r>
                     <m:rPr>
                       <m:sty m:val="p"/>
                     </m:rPr>
+                    <w:rPr>
+                      <w:highlight w:val="yellow"/>
+                    </w:rPr>
                     <m:t>=</m:t>
                   </m:r>
                   <m:d>
@@ -7164,6 +7323,9 @@
                         <m:rPr>
                           <m:sty m:val="p"/>
                         </m:rPr>
+                        <w:rPr>
+                          <w:highlight w:val="yellow"/>
+                        </w:rPr>
                         <m:t>−</m:t>
                       </m:r>
                       <m:f>
@@ -7172,11 +7334,17 @@
                         </m:fPr>
                         <m:num>
                           <m:r>
+                            <w:rPr>
+                              <w:highlight w:val="yellow"/>
+                            </w:rPr>
                             <m:t>1</m:t>
                           </m:r>
                         </m:num>
                         <m:den>
                           <m:r>
+                            <w:rPr>
+                              <w:highlight w:val="yellow"/>
+                            </w:rPr>
                             <m:t>2</m:t>
                           </m:r>
                         </m:den>
@@ -7185,6 +7353,9 @@
                         <m:rPr>
                           <m:sty m:val="p"/>
                         </m:rPr>
+                        <w:rPr>
+                          <w:highlight w:val="yellow"/>
+                        </w:rPr>
                         <m:t>;</m:t>
                       </m:r>
                       <m:f>
@@ -7193,11 +7364,17 @@
                         </m:fPr>
                         <m:num>
                           <m:r>
+                            <w:rPr>
+                              <w:highlight w:val="yellow"/>
+                            </w:rPr>
                             <m:t>1</m:t>
                           </m:r>
                         </m:num>
                         <m:den>
                           <m:r>
+                            <w:rPr>
+                              <w:highlight w:val="yellow"/>
+                            </w:rPr>
                             <m:t>3</m:t>
                           </m:r>
                         </m:den>
@@ -7206,9 +7383,15 @@
                         <m:rPr>
                           <m:sty m:val="p"/>
                         </m:rPr>
+                        <w:rPr>
+                          <w:highlight w:val="yellow"/>
+                        </w:rPr>
                         <m:t>;</m:t>
                       </m:r>
                       <m:r>
+                        <w:rPr>
+                          <w:highlight w:val="yellow"/>
+                        </w:rPr>
                         <m:t>2</m:t>
                       </m:r>
                     </m:e>
@@ -7427,11 +7610,17 @@
                   <m:sSup>
                     <m:e>
                       <m:r>
+                        <w:rPr>
+                          <w:highlight w:val="yellow"/>
+                        </w:rPr>
                         <m:t>x</m:t>
                       </m:r>
                     </m:e>
                     <m:sup>
                       <m:r>
+                        <w:rPr>
+                          <w:highlight w:val="yellow"/>
+                        </w:rPr>
                         <m:t>2</m:t>
                       </m:r>
                     </m:sup>
@@ -7440,30 +7629,51 @@
                     <m:rPr>
                       <m:sty m:val="p"/>
                     </m:rPr>
+                    <w:rPr>
+                      <w:highlight w:val="yellow"/>
+                    </w:rPr>
                     <m:t>−</m:t>
                   </m:r>
                   <m:r>
+                    <w:rPr>
+                      <w:highlight w:val="yellow"/>
+                    </w:rPr>
                     <m:t>4</m:t>
                   </m:r>
                   <m:r>
+                    <w:rPr>
+                      <w:highlight w:val="yellow"/>
+                    </w:rPr>
                     <m:t>x</m:t>
                   </m:r>
                   <m:r>
                     <m:rPr>
                       <m:sty m:val="p"/>
                     </m:rPr>
+                    <w:rPr>
+                      <w:highlight w:val="yellow"/>
+                    </w:rPr>
                     <m:t>+</m:t>
                   </m:r>
                   <m:r>
+                    <w:rPr>
+                      <w:highlight w:val="yellow"/>
+                    </w:rPr>
                     <m:t>3</m:t>
                   </m:r>
                   <m:r>
                     <m:rPr>
                       <m:sty m:val="p"/>
                     </m:rPr>
+                    <w:rPr>
+                      <w:highlight w:val="yellow"/>
+                    </w:rPr>
                     <m:t>=</m:t>
                   </m:r>
                   <m:r>
+                    <w:rPr>
+                      <w:highlight w:val="yellow"/>
+                    </w:rPr>
                     <m:t>f</m:t>
                   </m:r>
                   <m:d>
@@ -7475,6 +7685,9 @@
                     </m:dPr>
                     <m:e>
                       <m:r>
+                        <w:rPr>
+                          <w:highlight w:val="yellow"/>
+                        </w:rPr>
                         <m:t>x</m:t>
                       </m:r>
                     </m:e>
@@ -7766,24 +7979,39 @@
               <m:borderBox>
                 <m:e>
                   <m:r>
+                    <w:rPr>
+                      <w:highlight w:val="yellow"/>
+                    </w:rPr>
                     <m:t>f</m:t>
                   </m:r>
                   <m:r>
                     <m:rPr>
                       <m:sty m:val="p"/>
                     </m:rPr>
+                    <w:rPr>
+                      <w:highlight w:val="yellow"/>
+                    </w:rPr>
                     <m:t>=</m:t>
                   </m:r>
                   <m:r>
+                    <w:rPr>
+                      <w:highlight w:val="yellow"/>
+                    </w:rPr>
                     <m:t>v</m:t>
                   </m:r>
                   <m:r>
                     <m:rPr>
                       <m:sty m:val="p"/>
                     </m:rPr>
+                    <w:rPr>
+                      <w:highlight w:val="yellow"/>
+                    </w:rPr>
                     <m:t>∘</m:t>
                   </m:r>
                   <m:r>
+                    <w:rPr>
+                      <w:highlight w:val="yellow"/>
+                    </w:rPr>
                     <m:t>u</m:t>
                   </m:r>
                 </m:e>
@@ -8528,7 +8756,7 @@
                     <a:graphicData uri="http://schemas.openxmlformats.org/drawingml/2006/picture">
                       <pic:pic>
                         <pic:nvPicPr>
-                          <pic:cNvPr id="0" name="253dd2bc6e771bca.png"/>
+                          <pic:cNvPr id="0" name="b409237869f155a7.png"/>
                           <pic:cNvPicPr/>
                         </pic:nvPicPr>
                         <pic:blipFill>
@@ -8903,6 +9131,9 @@
               <m:borderBox>
                 <m:e>
                   <m:r>
+                    <w:rPr>
+                      <w:highlight w:val="yellow"/>
+                    </w:rPr>
                     <m:t>f</m:t>
                   </m:r>
                   <m:d>
@@ -8914,24 +9145,39 @@
                     </m:dPr>
                     <m:e>
                       <m:r>
+                        <w:rPr>
+                          <w:highlight w:val="yellow"/>
+                        </w:rPr>
                         <m:t>2</m:t>
                       </m:r>
                       <m:r>
                         <m:rPr>
                           <m:sty m:val="p"/>
                         </m:rPr>
+                        <w:rPr>
+                          <w:highlight w:val="yellow"/>
+                        </w:rPr>
                         <m:t>×</m:t>
                       </m:r>
                       <m:r>
+                        <w:rPr>
+                          <w:highlight w:val="yellow"/>
+                        </w:rPr>
                         <m:t>2</m:t>
                       </m:r>
                       <m:r>
                         <m:rPr>
                           <m:sty m:val="p"/>
                         </m:rPr>
+                        <w:rPr>
+                          <w:highlight w:val="yellow"/>
+                        </w:rPr>
                         <m:t>−</m:t>
                       </m:r>
                       <m:r>
+                        <w:rPr>
+                          <w:highlight w:val="yellow"/>
+                        </w:rPr>
                         <m:t>x</m:t>
                       </m:r>
                     </m:e>
@@ -8940,9 +9186,15 @@
                     <m:rPr>
                       <m:sty m:val="p"/>
                     </m:rPr>
+                    <w:rPr>
+                      <w:highlight w:val="yellow"/>
+                    </w:rPr>
                     <m:t>=</m:t>
                   </m:r>
                   <m:r>
+                    <w:rPr>
+                      <w:highlight w:val="yellow"/>
+                    </w:rPr>
                     <m:t>f</m:t>
                   </m:r>
                   <m:d>
@@ -8954,6 +9206,9 @@
                     </m:dPr>
                     <m:e>
                       <m:r>
+                        <w:rPr>
+                          <w:highlight w:val="yellow"/>
+                        </w:rPr>
                         <m:t>x</m:t>
                       </m:r>
                     </m:e>
@@ -9858,7 +10113,7 @@
                     <a:graphicData uri="http://schemas.openxmlformats.org/drawingml/2006/picture">
                       <pic:pic>
                         <pic:nvPicPr>
-                          <pic:cNvPr id="0" name="d75c9f85b77568fd.png"/>
+                          <pic:cNvPr id="0" name="1da11d506026ccff.png"/>
                           <pic:cNvPicPr/>
                         </pic:nvPicPr>
                         <pic:blipFill>
@@ -9881,328 +10136,587 @@
               </w:drawing>
             </w:r>
           </w:p>
+          <w:tbl>
+            <w:tblPr>
+              <w:tblStyle w:val="Table"/>
+              <w:tblW w:w="6870" w:type="dxa"/>
+              <w:jc w:val="center"/>
+              <w:tblBorders>
+                <w:top w:val="single" w:sz="4" w:space="0" w:color="000000"/>
+                <w:left w:val="single" w:sz="4" w:space="0" w:color="000000"/>
+                <w:bottom w:val="single" w:sz="4" w:space="0" w:color="000000"/>
+                <w:right w:val="single" w:sz="4" w:space="0" w:color="000000"/>
+                <w:insideH w:val="single" w:sz="4" w:space="0" w:color="000000"/>
+                <w:insideV w:val="single" w:sz="4" w:space="0" w:color="000000"/>
+              </w:tblBorders>
+              <w:tblLayout w:type="fixed"/>
+              <w:tblLook w:firstRow="1" w:lastRow="0" w:firstColumn="0" w:lastColumn="0" w:noHBand="0" w:noVBand="0" w:val="0020"/>
+            </w:tblPr>
+            <w:tblGrid>
+              <w:gridCol w:w="5145"/>
+              <w:gridCol w:w="1725"/>
+            </w:tblGrid>
+            <w:tr>
+              <w:trPr>
+                <w:tblHeader w:val="true"/>
+              </w:trPr>
+              <w:tc>
+                <w:tcPr>
+                  <w:tcW w:w="5145" w:type="dxa"/>
+                  <w:shd w:val="clear" w:color="auto" w:fill="E4E7ED"/>
+                </w:tcPr>
+                <w:p>
+                  <w:pPr>
+                    <w:pStyle w:val="Compact"/>
+                    <w:bidi/>
+                    <w:jc w:val="center"/>
+                  </w:pPr>
+                  <w:r>
+                    <w:rPr>
+                      <w:rtl/>
+                    </w:rPr>
+                    <w:t xml:space="preserve"/>
+                  </w:r>
+                  <w:r>
+                    <w:rPr>
+                      <w:b/>
+                      <w:bCs/>
+                      <w:rtl/>
+                    </w:rPr>
+                    <w:t xml:space="preserve">عدد حلول المعادلة</w:t>
+                  </w:r>
+                  <w:r>
+                    <w:rPr>
+                      <w:rtl/>
+                    </w:rPr>
+                    <w:t xml:space="preserve"> </w:t>
+                  </w:r>
+                  <m:oMath>
+                    <m:r>
+                      <m:t>k</m:t>
+                    </m:r>
+                    <m:d>
+                      <m:dPr>
+                        <m:begChr m:val="("/>
+                        <m:endChr m:val=")"/>
+                        <m:sepChr m:val=""/>
+                        <m:grow/>
+                      </m:dPr>
+                      <m:e>
+                        <m:r>
+                          <m:t>x</m:t>
+                        </m:r>
+                      </m:e>
+                    </m:d>
+                    <m:r>
+                      <m:rPr>
+                        <m:sty m:val="p"/>
+                      </m:rPr>
+                      <m:t>=</m:t>
+                    </m:r>
+                    <m:r>
+                      <m:t>m</m:t>
+                    </m:r>
+                  </m:oMath>
+                </w:p>
+              </w:tc>
+              <w:tc>
+                <w:tcPr>
+                  <w:tcW w:w="1725" w:type="dxa"/>
+                  <w:shd w:val="clear" w:color="auto" w:fill="E4E7ED"/>
+                </w:tcPr>
+                <w:p>
+                  <w:pPr>
+                    <w:pStyle w:val="Compact"/>
+                    <w:bidi/>
+                    <w:jc w:val="center"/>
+                  </w:pPr>
+                  <w:r>
+                    <w:rPr>
+                      <w:b/>
+                      <w:bCs/>
+                      <w:rtl/>
+                    </w:rPr>
+                    <w:t xml:space="preserve">قيم</w:t>
+                  </w:r>
+                  <w:r>
+                    <w:rPr>
+                      <w:rtl/>
+                    </w:rPr>
+                    <w:t xml:space="preserve"> </w:t>
+                  </w:r>
+                  <m:oMath>
+                    <m:r>
+                      <m:t>m</m:t>
+                    </m:r>
+                  </m:oMath>
+                </w:p>
+              </w:tc>
+            </w:tr>
+            <w:tr>
+              <w:tc>
+                <w:tcPr>
+                  <w:tcW w:w="5145" w:type="dxa"/>
+                </w:tcPr>
+                <w:p>
+                  <w:pPr>
+                    <w:pStyle w:val="Compact"/>
+                    <w:bidi/>
+                    <w:jc w:val="center"/>
+                  </w:pPr>
+                  <w:r>
+                    <w:rPr>
+                      <w:rtl/>
+                    </w:rPr>
+                    <w:t xml:space="preserve">لا توجد حلول:</w:t>
+                  </w:r>
+                  <w:r>
+                    <w:rPr>
+                      <w:rtl/>
+                    </w:rPr>
+                    <w:t xml:space="preserve"> </w:t>
+                  </w:r>
+                  <m:oMath>
+                    <m:borderBox>
+                      <m:e>
+                        <m:r>
+                          <w:rPr>
+                            <w:highlight w:val="yellow"/>
+                          </w:rPr>
+                          <m:t>0</m:t>
+                        </m:r>
+                      </m:e>
+                    </m:borderBox>
+                  </m:oMath>
+                </w:p>
+              </w:tc>
+              <w:tc>
+                <w:tcPr>
+                  <w:tcW w:w="1725" w:type="dxa"/>
+                </w:tcPr>
+                <w:p>
+                  <w:pPr>
+                    <w:pStyle w:val="Compact"/>
+                    <w:bidi/>
+                    <w:jc w:val="center"/>
+                  </w:pPr>
+                  <m:oMath>
+                    <m:r>
+                      <m:t>m</m:t>
+                    </m:r>
+                    <m:r>
+                      <m:rPr>
+                        <m:sty m:val="p"/>
+                      </m:rPr>
+                      <m:t>&lt;</m:t>
+                    </m:r>
+                    <m:r>
+                      <m:rPr>
+                        <m:sty m:val="p"/>
+                      </m:rPr>
+                      <m:t>−</m:t>
+                    </m:r>
+                    <m:r>
+                      <m:t>1</m:t>
+                    </m:r>
+                  </m:oMath>
+                </w:p>
+              </w:tc>
+            </w:tr>
+            <w:tr>
+              <w:tc>
+                <w:tcPr>
+                  <w:tcW w:w="5145" w:type="dxa"/>
+                </w:tcPr>
+                <w:p>
+                  <w:pPr>
+                    <w:pStyle w:val="Compact"/>
+                    <w:bidi/>
+                    <w:jc w:val="center"/>
+                  </w:pPr>
+                  <w:r>
+                    <w:rPr>
+                      <w:rtl/>
+                    </w:rPr>
+                    <w:t xml:space="preserve">حلان:</w:t>
+                  </w:r>
+                  <w:r>
+                    <w:rPr>
+                      <w:rtl/>
+                    </w:rPr>
+                    <w:t xml:space="preserve"> </w:t>
+                  </w:r>
+                  <m:oMath>
+                    <m:r>
+                      <m:t>x</m:t>
+                    </m:r>
+                    <m:r>
+                      <m:rPr>
+                        <m:sty m:val="p"/>
+                      </m:rPr>
+                      <m:t>=</m:t>
+                    </m:r>
+                    <m:r>
+                      <m:rPr>
+                        <m:sty m:val="p"/>
+                      </m:rPr>
+                      <m:t>−</m:t>
+                    </m:r>
+                    <m:r>
+                      <m:t>2</m:t>
+                    </m:r>
+                  </m:oMath>
+                  <w:r>
+                    <w:rPr>
+                      <w:rtl/>
+                    </w:rPr>
+                    <w:t xml:space="preserve"> </w:t>
+                  </w:r>
+                  <w:r>
+                    <w:rPr>
+                      <w:rtl/>
+                    </w:rPr>
+                    <w:t xml:space="preserve">،</w:t>
+                  </w:r>
+                  <w:r>
+                    <w:rPr>
+                      <w:rtl/>
+                    </w:rPr>
+                    <w:t xml:space="preserve"> </w:t>
+                  </w:r>
+                  <m:oMath>
+                    <m:r>
+                      <m:t>x</m:t>
+                    </m:r>
+                    <m:r>
+                      <m:rPr>
+                        <m:sty m:val="p"/>
+                      </m:rPr>
+                      <m:t>=</m:t>
+                    </m:r>
+                    <m:r>
+                      <m:t>2</m:t>
+                    </m:r>
+                  </m:oMath>
+                </w:p>
+              </w:tc>
+              <w:tc>
+                <w:tcPr>
+                  <w:tcW w:w="1725" w:type="dxa"/>
+                </w:tcPr>
+                <w:p>
+                  <w:pPr>
+                    <w:pStyle w:val="Compact"/>
+                    <w:bidi/>
+                    <w:jc w:val="center"/>
+                  </w:pPr>
+                  <m:oMath>
+                    <m:r>
+                      <m:t>m</m:t>
+                    </m:r>
+                    <m:r>
+                      <m:rPr>
+                        <m:sty m:val="p"/>
+                      </m:rPr>
+                      <m:t>=</m:t>
+                    </m:r>
+                    <m:r>
+                      <m:rPr>
+                        <m:sty m:val="p"/>
+                      </m:rPr>
+                      <m:t>−</m:t>
+                    </m:r>
+                    <m:r>
+                      <m:t>1</m:t>
+                    </m:r>
+                  </m:oMath>
+                </w:p>
+              </w:tc>
+            </w:tr>
+            <w:tr>
+              <w:tc>
+                <w:tcPr>
+                  <w:tcW w:w="5145" w:type="dxa"/>
+                </w:tcPr>
+                <w:p>
+                  <w:pPr>
+                    <w:pStyle w:val="Compact"/>
+                    <w:bidi/>
+                    <w:jc w:val="center"/>
+                  </w:pPr>
+                  <m:oMath>
+                    <m:borderBox>
+                      <m:e>
+                        <m:r>
+                          <w:rPr>
+                            <w:highlight w:val="yellow"/>
+                          </w:rPr>
+                          <m:t>4</m:t>
+                        </m:r>
+                      </m:e>
+                    </m:borderBox>
+                  </m:oMath>
+                  <w:r>
+                    <w:rPr>
+                      <w:rtl/>
+                    </w:rPr>
+                    <w:t xml:space="preserve"> </w:t>
+                  </w:r>
+                  <w:r>
+                    <w:rPr>
+                      <w:rtl/>
+                    </w:rPr>
+                    <w:t xml:space="preserve">حلول</w:t>
+                  </w:r>
+                </w:p>
+              </w:tc>
+              <w:tc>
+                <w:tcPr>
+                  <w:tcW w:w="1725" w:type="dxa"/>
+                </w:tcPr>
+                <w:p>
+                  <w:pPr>
+                    <w:pStyle w:val="Compact"/>
+                    <w:bidi/>
+                    <w:jc w:val="center"/>
+                  </w:pPr>
+                  <m:oMath>
+                    <m:r>
+                      <m:rPr>
+                        <m:sty m:val="p"/>
+                      </m:rPr>
+                      <m:t>−</m:t>
+                    </m:r>
+                    <m:r>
+                      <m:t>1</m:t>
+                    </m:r>
+                    <m:r>
+                      <m:rPr>
+                        <m:sty m:val="p"/>
+                      </m:rPr>
+                      <m:t>&lt;</m:t>
+                    </m:r>
+                    <m:r>
+                      <m:t>m</m:t>
+                    </m:r>
+                    <m:r>
+                      <m:rPr>
+                        <m:sty m:val="p"/>
+                      </m:rPr>
+                      <m:t>&lt;</m:t>
+                    </m:r>
+                    <m:r>
+                      <m:t>3</m:t>
+                    </m:r>
+                  </m:oMath>
+                </w:p>
+              </w:tc>
+            </w:tr>
+            <w:tr>
+              <w:tc>
+                <w:tcPr>
+                  <w:tcW w:w="5145" w:type="dxa"/>
+                </w:tcPr>
+                <w:p>
+                  <w:pPr>
+                    <w:pStyle w:val="Compact"/>
+                    <w:bidi/>
+                    <w:jc w:val="center"/>
+                  </w:pPr>
+                  <m:oMath>
+                    <m:borderBox>
+                      <m:e>
+                        <m:r>
+                          <w:rPr>
+                            <w:highlight w:val="yellow"/>
+                          </w:rPr>
+                          <m:t>3</m:t>
+                        </m:r>
+                      </m:e>
+                    </m:borderBox>
+                  </m:oMath>
+                  <w:r>
+                    <w:rPr>
+                      <w:rtl/>
+                    </w:rPr>
+                    <w:t xml:space="preserve"> </w:t>
+                  </w:r>
+                  <w:r>
+                    <w:rPr>
+                      <w:rtl/>
+                    </w:rPr>
+                    <w:t xml:space="preserve">حلول:</w:t>
+                  </w:r>
+                  <w:r>
+                    <w:rPr>
+                      <w:rtl/>
+                    </w:rPr>
+                    <w:t xml:space="preserve"> </w:t>
+                  </w:r>
+                  <m:oMath>
+                    <m:r>
+                      <m:t>x</m:t>
+                    </m:r>
+                    <m:r>
+                      <m:rPr>
+                        <m:sty m:val="p"/>
+                      </m:rPr>
+                      <m:t>=</m:t>
+                    </m:r>
+                    <m:r>
+                      <m:rPr>
+                        <m:sty m:val="p"/>
+                      </m:rPr>
+                      <m:t>−</m:t>
+                    </m:r>
+                    <m:r>
+                      <m:t>4</m:t>
+                    </m:r>
+                  </m:oMath>
+                  <w:r>
+                    <w:rPr>
+                      <w:rtl/>
+                    </w:rPr>
+                    <w:t xml:space="preserve"> </w:t>
+                  </w:r>
+                  <w:r>
+                    <w:rPr>
+                      <w:rtl/>
+                    </w:rPr>
+                    <w:t xml:space="preserve">،</w:t>
+                  </w:r>
+                  <w:r>
+                    <w:rPr>
+                      <w:rtl/>
+                    </w:rPr>
+                    <w:t xml:space="preserve"> </w:t>
+                  </w:r>
+                  <m:oMath>
+                    <m:r>
+                      <m:t>x</m:t>
+                    </m:r>
+                    <m:r>
+                      <m:rPr>
+                        <m:sty m:val="p"/>
+                      </m:rPr>
+                      <m:t>=</m:t>
+                    </m:r>
+                    <m:r>
+                      <m:t>0</m:t>
+                    </m:r>
+                  </m:oMath>
+                  <w:r>
+                    <w:rPr>
+                      <w:rtl/>
+                    </w:rPr>
+                    <w:t xml:space="preserve"> </w:t>
+                  </w:r>
+                  <w:r>
+                    <w:rPr>
+                      <w:rtl/>
+                    </w:rPr>
+                    <w:t xml:space="preserve">،</w:t>
+                  </w:r>
+                  <w:r>
+                    <w:rPr>
+                      <w:rtl/>
+                    </w:rPr>
+                    <w:t xml:space="preserve"> </w:t>
+                  </w:r>
+                  <m:oMath>
+                    <m:r>
+                      <m:t>x</m:t>
+                    </m:r>
+                    <m:r>
+                      <m:rPr>
+                        <m:sty m:val="p"/>
+                      </m:rPr>
+                      <m:t>=</m:t>
+                    </m:r>
+                    <m:r>
+                      <m:t>4</m:t>
+                    </m:r>
+                  </m:oMath>
+                </w:p>
+              </w:tc>
+              <w:tc>
+                <w:tcPr>
+                  <w:tcW w:w="1725" w:type="dxa"/>
+                </w:tcPr>
+                <w:p>
+                  <w:pPr>
+                    <w:pStyle w:val="Compact"/>
+                    <w:bidi/>
+                    <w:jc w:val="center"/>
+                  </w:pPr>
+                  <m:oMath>
+                    <m:r>
+                      <m:t>m</m:t>
+                    </m:r>
+                    <m:r>
+                      <m:rPr>
+                        <m:sty m:val="p"/>
+                      </m:rPr>
+                      <m:t>=</m:t>
+                    </m:r>
+                    <m:r>
+                      <m:t>3</m:t>
+                    </m:r>
+                  </m:oMath>
+                </w:p>
+              </w:tc>
+            </w:tr>
+            <w:tr>
+              <w:tc>
+                <w:tcPr>
+                  <w:tcW w:w="5145" w:type="dxa"/>
+                </w:tcPr>
+                <w:p>
+                  <w:pPr>
+                    <w:pStyle w:val="Compact"/>
+                    <w:bidi/>
+                    <w:jc w:val="center"/>
+                  </w:pPr>
+                  <w:r>
+                    <w:rPr>
+                      <w:rtl/>
+                    </w:rPr>
+                    <w:t xml:space="preserve">حلان</w:t>
+                  </w:r>
+                </w:p>
+              </w:tc>
+              <w:tc>
+                <w:tcPr>
+                  <w:tcW w:w="1725" w:type="dxa"/>
+                </w:tcPr>
+                <w:p>
+                  <w:pPr>
+                    <w:pStyle w:val="Compact"/>
+                    <w:bidi/>
+                    <w:jc w:val="center"/>
+                  </w:pPr>
+                  <m:oMath>
+                    <m:r>
+                      <m:t>m</m:t>
+                    </m:r>
+                    <m:r>
+                      <m:rPr>
+                        <m:sty m:val="p"/>
+                      </m:rPr>
+                      <m:t>&gt;</m:t>
+                    </m:r>
+                    <m:r>
+                      <m:t>3</m:t>
+                    </m:r>
+                  </m:oMath>
+                </w:p>
+              </w:tc>
+            </w:tr>
+          </w:tbl>
           <w:p>
             <w:pPr>
               <w:bidi/>
-            </w:pPr>
-            <m:oMath>
-              <m:r>
-                <m:t>m</m:t>
-              </m:r>
-              <m:r>
-                <m:rPr>
-                  <m:sty m:val="p"/>
-                </m:rPr>
-                <m:t>&lt;</m:t>
-              </m:r>
-              <m:r>
-                <m:rPr>
-                  <m:sty m:val="p"/>
-                </m:rPr>
-                <m:t>−</m:t>
-              </m:r>
-              <m:r>
-                <m:t>1</m:t>
-              </m:r>
-            </m:oMath>
-            <w:r>
-              <w:rPr>
-                <w:rtl/>
-              </w:rPr>
-              <w:t xml:space="preserve">:</w:t>
-            </w:r>
-            <w:r>
-              <w:rPr>
-                <w:rtl/>
-              </w:rPr>
-              <w:t xml:space="preserve"> </w:t>
-            </w:r>
-            <m:oMath>
-              <m:borderBox>
-                <m:e>
-                  <m:r>
-                    <m:t>0</m:t>
-                  </m:r>
-                </m:e>
-              </m:borderBox>
-            </m:oMath>
-            <w:r>
-              <w:rPr>
-                <w:rtl/>
-              </w:rPr>
-              <w:t xml:space="preserve"> </w:t>
-            </w:r>
-            <w:r>
-              <w:rPr>
-                <w:rtl/>
-              </w:rPr>
-              <w:t xml:space="preserve">حل ؛  </w:t>
-            </w:r>
-            <w:r>
-              <w:rPr>
-                <w:rtl/>
-              </w:rPr>
-              <w:t xml:space="preserve"> </w:t>
-            </w:r>
-            <m:oMath>
-              <m:r>
-                <m:t>m</m:t>
-              </m:r>
-              <m:r>
-                <m:rPr>
-                  <m:sty m:val="p"/>
-                </m:rPr>
-                <m:t>=</m:t>
-              </m:r>
-              <m:r>
-                <m:rPr>
-                  <m:sty m:val="p"/>
-                </m:rPr>
-                <m:t>−</m:t>
-              </m:r>
-              <m:r>
-                <m:t>1</m:t>
-              </m:r>
-            </m:oMath>
-            <w:r>
-              <w:rPr>
-                <w:rtl/>
-              </w:rPr>
-              <w:t xml:space="preserve">: حلان (</w:t>
-            </w:r>
-            <m:oMath>
-              <m:r>
-                <m:t>x</m:t>
-              </m:r>
-              <m:r>
-                <m:rPr>
-                  <m:sty m:val="p"/>
-                </m:rPr>
-                <m:t>=</m:t>
-              </m:r>
-              <m:r>
-                <m:rPr>
-                  <m:sty m:val="p"/>
-                </m:rPr>
-                <m:t>±</m:t>
-              </m:r>
-              <m:r>
-                <m:t>2</m:t>
-              </m:r>
-            </m:oMath>
-            <w:r>
-              <w:rPr>
-                <w:rtl/>
-              </w:rPr>
-              <w:t xml:space="preserve">).</w:t>
-            </w:r>
-          </w:p>
-          <w:p>
-            <w:pPr>
-              <w:bidi/>
-            </w:pPr>
-            <m:oMath>
-              <m:r>
-                <m:rPr>
-                  <m:sty m:val="p"/>
-                </m:rPr>
-                <m:t>−</m:t>
-              </m:r>
-              <m:r>
-                <m:t>1</m:t>
-              </m:r>
-              <m:r>
-                <m:rPr>
-                  <m:sty m:val="p"/>
-                </m:rPr>
-                <m:t>&lt;</m:t>
-              </m:r>
-              <m:r>
-                <m:t>m</m:t>
-              </m:r>
-              <m:r>
-                <m:rPr>
-                  <m:sty m:val="p"/>
-                </m:rPr>
-                <m:t>&lt;</m:t>
-              </m:r>
-              <m:r>
-                <m:t>3</m:t>
-              </m:r>
-            </m:oMath>
-            <w:r>
-              <w:rPr>
-                <w:rtl/>
-              </w:rPr>
-              <w:t xml:space="preserve">:</w:t>
-            </w:r>
-            <w:r>
-              <w:rPr>
-                <w:rtl/>
-              </w:rPr>
-              <w:t xml:space="preserve"> </w:t>
-            </w:r>
-            <m:oMath>
-              <m:borderBox>
-                <m:e>
-                  <m:r>
-                    <m:t>4</m:t>
-                  </m:r>
-                </m:e>
-              </m:borderBox>
-            </m:oMath>
-            <w:r>
-              <w:rPr>
-                <w:rtl/>
-              </w:rPr>
-              <w:t xml:space="preserve"> </w:t>
-            </w:r>
-            <w:r>
-              <w:rPr>
-                <w:rtl/>
-              </w:rPr>
-              <w:t xml:space="preserve">حلول ؛  </w:t>
-            </w:r>
-            <w:r>
-              <w:rPr>
-                <w:rtl/>
-              </w:rPr>
-              <w:t xml:space="preserve"> </w:t>
-            </w:r>
-            <m:oMath>
-              <m:r>
-                <m:t>m</m:t>
-              </m:r>
-              <m:r>
-                <m:rPr>
-                  <m:sty m:val="p"/>
-                </m:rPr>
-                <m:t>=</m:t>
-              </m:r>
-              <m:r>
-                <m:t>3</m:t>
-              </m:r>
-            </m:oMath>
-            <w:r>
-              <w:rPr>
-                <w:rtl/>
-              </w:rPr>
-              <w:t xml:space="preserve">:</w:t>
-            </w:r>
-            <w:r>
-              <w:rPr>
-                <w:rtl/>
-              </w:rPr>
-              <w:t xml:space="preserve"> </w:t>
-            </w:r>
-            <m:oMath>
-              <m:borderBox>
-                <m:e>
-                  <m:r>
-                    <m:t>3</m:t>
-                  </m:r>
-                </m:e>
-              </m:borderBox>
-            </m:oMath>
-            <w:r>
-              <w:rPr>
-                <w:rtl/>
-              </w:rPr>
-              <w:t xml:space="preserve"> </w:t>
-            </w:r>
-            <w:r>
-              <w:rPr>
-                <w:rtl/>
-              </w:rPr>
-              <w:t xml:space="preserve">حلول (</w:t>
-            </w:r>
-            <m:oMath>
-              <m:r>
-                <m:t>x</m:t>
-              </m:r>
-              <m:r>
-                <m:rPr>
-                  <m:sty m:val="p"/>
-                </m:rPr>
-                <m:t>=</m:t>
-              </m:r>
-              <m:r>
-                <m:t>0</m:t>
-              </m:r>
-            </m:oMath>
-            <w:r>
-              <w:rPr>
-                <w:rtl/>
-              </w:rPr>
-              <w:t xml:space="preserve"> </w:t>
-            </w:r>
-            <w:r>
-              <w:rPr>
-                <w:rtl/>
-              </w:rPr>
-              <w:t xml:space="preserve">،</w:t>
-            </w:r>
-            <w:r>
-              <w:rPr>
-                <w:rtl/>
-              </w:rPr>
-              <w:t xml:space="preserve"> </w:t>
-            </w:r>
-            <m:oMath>
-              <m:r>
-                <m:t>x</m:t>
-              </m:r>
-              <m:r>
-                <m:rPr>
-                  <m:sty m:val="p"/>
-                </m:rPr>
-                <m:t>=</m:t>
-              </m:r>
-              <m:r>
-                <m:rPr>
-                  <m:sty m:val="p"/>
-                </m:rPr>
-                <m:t>±</m:t>
-              </m:r>
-              <m:r>
-                <m:t>4</m:t>
-              </m:r>
-            </m:oMath>
-            <w:r>
-              <w:rPr>
-                <w:rtl/>
-              </w:rPr>
-              <w:t xml:space="preserve">).</w:t>
-            </w:r>
-          </w:p>
-          <w:p>
-            <w:pPr>
-              <w:bidi/>
-            </w:pPr>
-            <m:oMath>
-              <m:r>
-                <m:t>m</m:t>
-              </m:r>
-              <m:r>
-                <m:rPr>
-                  <m:sty m:val="p"/>
-                </m:rPr>
-                <m:t>&gt;</m:t>
-              </m:r>
-              <m:r>
-                <m:t>3</m:t>
-              </m:r>
-            </m:oMath>
-            <w:r>
-              <w:rPr>
-                <w:rtl/>
-              </w:rPr>
-              <w:t xml:space="preserve">: حلان.</w:t>
-            </w:r>
-          </w:p>
-          <w:p>
-            <w:pPr>
-              <w:bidi/>
+              <w:spacing w:before="120"/>
             </w:pPr>
             <w:r>
               <w:rPr>
@@ -11123,6 +11637,9 @@
               <m:borderBox>
                 <m:e>
                   <m:r>
+                    <w:rPr>
+                      <w:highlight w:val="yellow"/>
+                    </w:rPr>
                     <m:t>h</m:t>
                   </m:r>
                   <m:d>
@@ -11134,24 +11651,39 @@
                     </m:dPr>
                     <m:e>
                       <m:r>
+                        <w:rPr>
+                          <w:highlight w:val="yellow"/>
+                        </w:rPr>
                         <m:t>2</m:t>
                       </m:r>
                       <m:r>
                         <m:rPr>
                           <m:sty m:val="p"/>
                         </m:rPr>
+                        <w:rPr>
+                          <w:highlight w:val="yellow"/>
+                        </w:rPr>
                         <m:t>×</m:t>
                       </m:r>
                       <m:r>
+                        <w:rPr>
+                          <w:highlight w:val="yellow"/>
+                        </w:rPr>
                         <m:t>3</m:t>
                       </m:r>
                       <m:r>
                         <m:rPr>
                           <m:sty m:val="p"/>
                         </m:rPr>
+                        <w:rPr>
+                          <w:highlight w:val="yellow"/>
+                        </w:rPr>
                         <m:t>−</m:t>
                       </m:r>
                       <m:r>
+                        <w:rPr>
+                          <w:highlight w:val="yellow"/>
+                        </w:rPr>
                         <m:t>x</m:t>
                       </m:r>
                     </m:e>
@@ -11160,9 +11692,15 @@
                     <m:rPr>
                       <m:sty m:val="p"/>
                     </m:rPr>
+                    <w:rPr>
+                      <w:highlight w:val="yellow"/>
+                    </w:rPr>
                     <m:t>+</m:t>
                   </m:r>
                   <m:r>
+                    <w:rPr>
+                      <w:highlight w:val="yellow"/>
+                    </w:rPr>
                     <m:t>h</m:t>
                   </m:r>
                   <m:d>
@@ -11174,6 +11712,9 @@
                     </m:dPr>
                     <m:e>
                       <m:r>
+                        <w:rPr>
+                          <w:highlight w:val="yellow"/>
+                        </w:rPr>
                         <m:t>x</m:t>
                       </m:r>
                     </m:e>
@@ -11182,18 +11723,30 @@
                     <m:rPr>
                       <m:sty m:val="p"/>
                     </m:rPr>
+                    <w:rPr>
+                      <w:highlight w:val="yellow"/>
+                    </w:rPr>
                     <m:t>=</m:t>
                   </m:r>
                   <m:r>
+                    <w:rPr>
+                      <w:highlight w:val="yellow"/>
+                    </w:rPr>
                     <m:t>2</m:t>
                   </m:r>
                   <m:r>
                     <m:rPr>
                       <m:sty m:val="p"/>
                     </m:rPr>
+                    <w:rPr>
+                      <w:highlight w:val="yellow"/>
+                    </w:rPr>
                     <m:t>×</m:t>
                   </m:r>
                   <m:r>
+                    <w:rPr>
+                      <w:highlight w:val="yellow"/>
+                    </w:rPr>
                     <m:t>2</m:t>
                   </m:r>
                 </m:e>
@@ -12495,24 +13048,39 @@
               <m:borderBox>
                 <m:e>
                   <m:r>
+                    <w:rPr>
+                      <w:highlight w:val="yellow"/>
+                    </w:rPr>
                     <m:t>5</m:t>
                   </m:r>
                   <m:r>
                     <m:rPr>
                       <m:sty m:val="p"/>
                     </m:rPr>
+                    <w:rPr>
+                      <w:highlight w:val="yellow"/>
+                    </w:rPr>
                     <m:t>×</m:t>
                   </m:r>
                   <m:r>
+                    <w:rPr>
+                      <w:highlight w:val="yellow"/>
+                    </w:rPr>
                     <m:t>4</m:t>
                   </m:r>
                   <m:r>
                     <m:rPr>
                       <m:sty m:val="p"/>
                     </m:rPr>
+                    <w:rPr>
+                      <w:highlight w:val="yellow"/>
+                    </w:rPr>
                     <m:t>=</m:t>
                   </m:r>
                   <m:r>
+                    <w:rPr>
+                      <w:highlight w:val="yellow"/>
+                    </w:rPr>
                     <m:t>20</m:t>
                   </m:r>
                 </m:e>
@@ -12661,6 +13229,9 @@
               <m:borderBox>
                 <m:e>
                   <m:r>
+                    <w:rPr>
+                      <w:highlight w:val="yellow"/>
+                    </w:rPr>
                     <m:t>P</m:t>
                   </m:r>
                   <m:d>
@@ -12672,6 +13243,9 @@
                     </m:dPr>
                     <m:e>
                       <m:r>
+                        <w:rPr>
+                          <w:highlight w:val="yellow"/>
+                        </w:rPr>
                         <m:t>A</m:t>
                       </m:r>
                     </m:e>
@@ -12680,6 +13254,9 @@
                     <m:rPr>
                       <m:sty m:val="p"/>
                     </m:rPr>
+                    <w:rPr>
+                      <w:highlight w:val="yellow"/>
+                    </w:rPr>
                     <m:t>=</m:t>
                   </m:r>
                   <m:f>
@@ -12688,11 +13265,17 @@
                     </m:fPr>
                     <m:num>
                       <m:r>
+                        <w:rPr>
+                          <w:highlight w:val="yellow"/>
+                        </w:rPr>
                         <m:t>8</m:t>
                       </m:r>
                     </m:num>
                     <m:den>
                       <m:r>
+                        <w:rPr>
+                          <w:highlight w:val="yellow"/>
+                        </w:rPr>
                         <m:t>20</m:t>
                       </m:r>
                     </m:den>
@@ -12701,6 +13284,9 @@
                     <m:rPr>
                       <m:sty m:val="p"/>
                     </m:rPr>
+                    <w:rPr>
+                      <w:highlight w:val="yellow"/>
+                    </w:rPr>
                     <m:t>=</m:t>
                   </m:r>
                   <m:f>
@@ -12709,11 +13295,17 @@
                     </m:fPr>
                     <m:num>
                       <m:r>
+                        <w:rPr>
+                          <w:highlight w:val="yellow"/>
+                        </w:rPr>
                         <m:t>2</m:t>
                       </m:r>
                     </m:num>
                     <m:den>
                       <m:r>
+                        <w:rPr>
+                          <w:highlight w:val="yellow"/>
+                        </w:rPr>
                         <m:t>5</m:t>
                       </m:r>
                     </m:den>
@@ -13010,6 +13602,9 @@
               <m:borderBox>
                 <m:e>
                   <m:r>
+                    <w:rPr>
+                      <w:highlight w:val="yellow"/>
+                    </w:rPr>
                     <m:t>P</m:t>
                   </m:r>
                   <m:d>
@@ -13021,6 +13616,9 @@
                     </m:dPr>
                     <m:e>
                       <m:r>
+                        <w:rPr>
+                          <w:highlight w:val="yellow"/>
+                        </w:rPr>
                         <m:t>B</m:t>
                       </m:r>
                     </m:e>
@@ -13029,6 +13627,9 @@
                     <m:rPr>
                       <m:sty m:val="p"/>
                     </m:rPr>
+                    <w:rPr>
+                      <w:highlight w:val="yellow"/>
+                    </w:rPr>
                     <m:t>=</m:t>
                   </m:r>
                   <m:f>
@@ -13037,11 +13638,17 @@
                     </m:fPr>
                     <m:num>
                       <m:r>
+                        <w:rPr>
+                          <w:highlight w:val="yellow"/>
+                        </w:rPr>
                         <m:t>4</m:t>
                       </m:r>
                     </m:num>
                     <m:den>
                       <m:r>
+                        <w:rPr>
+                          <w:highlight w:val="yellow"/>
+                        </w:rPr>
                         <m:t>20</m:t>
                       </m:r>
                     </m:den>
@@ -13050,6 +13657,9 @@
                     <m:rPr>
                       <m:sty m:val="p"/>
                     </m:rPr>
+                    <w:rPr>
+                      <w:highlight w:val="yellow"/>
+                    </w:rPr>
                     <m:t>=</m:t>
                   </m:r>
                   <m:f>
@@ -13058,11 +13668,17 @@
                     </m:fPr>
                     <m:num>
                       <m:r>
+                        <w:rPr>
+                          <w:highlight w:val="yellow"/>
+                        </w:rPr>
                         <m:t>1</m:t>
                       </m:r>
                     </m:num>
                     <m:den>
                       <m:r>
+                        <w:rPr>
+                          <w:highlight w:val="yellow"/>
+                        </w:rPr>
                         <m:t>5</m:t>
                       </m:r>
                     </m:den>
@@ -13148,6 +13764,9 @@
               <m:borderBox>
                 <m:e>
                   <m:r>
+                    <w:rPr>
+                      <w:highlight w:val="yellow"/>
+                    </w:rPr>
                     <m:t>P</m:t>
                   </m:r>
                   <m:d>
@@ -13159,6 +13778,9 @@
                     </m:dPr>
                     <m:e>
                       <m:r>
+                        <w:rPr>
+                          <w:highlight w:val="yellow"/>
+                        </w:rPr>
                         <m:t>C</m:t>
                       </m:r>
                     </m:e>
@@ -13167,6 +13789,9 @@
                     <m:rPr>
                       <m:sty m:val="p"/>
                     </m:rPr>
+                    <w:rPr>
+                      <w:highlight w:val="yellow"/>
+                    </w:rPr>
                     <m:t>=</m:t>
                   </m:r>
                   <m:f>
@@ -13175,11 +13800,17 @@
                     </m:fPr>
                     <m:num>
                       <m:r>
+                        <w:rPr>
+                          <w:highlight w:val="yellow"/>
+                        </w:rPr>
                         <m:t>8</m:t>
                       </m:r>
                     </m:num>
                     <m:den>
                       <m:r>
+                        <w:rPr>
+                          <w:highlight w:val="yellow"/>
+                        </w:rPr>
                         <m:t>20</m:t>
                       </m:r>
                     </m:den>
@@ -13188,6 +13819,9 @@
                     <m:rPr>
                       <m:sty m:val="p"/>
                     </m:rPr>
+                    <w:rPr>
+                      <w:highlight w:val="yellow"/>
+                    </w:rPr>
                     <m:t>=</m:t>
                   </m:r>
                   <m:f>
@@ -13196,11 +13830,17 @@
                     </m:fPr>
                     <m:num>
                       <m:r>
+                        <w:rPr>
+                          <w:highlight w:val="yellow"/>
+                        </w:rPr>
                         <m:t>2</m:t>
                       </m:r>
                     </m:num>
                     <m:den>
                       <m:r>
+                        <w:rPr>
+                          <w:highlight w:val="yellow"/>
+                        </w:rPr>
                         <m:t>5</m:t>
                       </m:r>
                     </m:den>
@@ -13492,11 +14132,17 @@
                     </m:fPr>
                     <m:num>
                       <m:r>
+                        <w:rPr>
+                          <w:highlight w:val="yellow"/>
+                        </w:rPr>
                         <m:t>4</m:t>
                       </m:r>
                     </m:num>
                     <m:den>
                       <m:r>
+                        <w:rPr>
+                          <w:highlight w:val="yellow"/>
+                        </w:rPr>
                         <m:t>5</m:t>
                       </m:r>
                     </m:den>
@@ -14450,11 +15096,17 @@
                     </m:fPr>
                     <m:num>
                       <m:r>
+                        <w:rPr>
+                          <w:highlight w:val="yellow"/>
+                        </w:rPr>
                         <m:t>12</m:t>
                       </m:r>
                     </m:num>
                     <m:den>
                       <m:r>
+                        <w:rPr>
+                          <w:highlight w:val="yellow"/>
+                        </w:rPr>
                         <m:t>5</m:t>
                       </m:r>
                     </m:den>
@@ -14463,18 +15115,30 @@
                     <m:rPr>
                       <m:sty m:val="p"/>
                     </m:rPr>
+                    <w:rPr>
+                      <w:highlight w:val="yellow"/>
+                    </w:rPr>
                     <m:t>=</m:t>
                   </m:r>
                   <m:r>
+                    <w:rPr>
+                      <w:highlight w:val="yellow"/>
+                    </w:rPr>
                     <m:t>2</m:t>
                   </m:r>
                   <m:r>
                     <m:rPr>
                       <m:sty m:val="p"/>
                     </m:rPr>
+                    <w:rPr>
+                      <w:highlight w:val="yellow"/>
+                    </w:rPr>
                     <m:t>,</m:t>
                   </m:r>
                   <m:r>
+                    <w:rPr>
+                      <w:highlight w:val="yellow"/>
+                    </w:rPr>
                     <m:t>4</m:t>
                   </m:r>
                 </m:e>
@@ -14767,11 +15431,17 @@
                     </m:fPr>
                     <m:num>
                       <m:r>
+                        <w:rPr>
+                          <w:highlight w:val="yellow"/>
+                        </w:rPr>
                         <m:t>21</m:t>
                       </m:r>
                     </m:num>
                     <m:den>
                       <m:r>
+                        <w:rPr>
+                          <w:highlight w:val="yellow"/>
+                        </w:rPr>
                         <m:t>25</m:t>
                       </m:r>
                     </m:den>
@@ -14780,18 +15450,30 @@
                     <m:rPr>
                       <m:sty m:val="p"/>
                     </m:rPr>
+                    <w:rPr>
+                      <w:highlight w:val="yellow"/>
+                    </w:rPr>
                     <m:t>=</m:t>
                   </m:r>
                   <m:r>
+                    <w:rPr>
+                      <w:highlight w:val="yellow"/>
+                    </w:rPr>
                     <m:t>0</m:t>
                   </m:r>
                   <m:r>
                     <m:rPr>
                       <m:sty m:val="p"/>
                     </m:rPr>
+                    <w:rPr>
+                      <w:highlight w:val="yellow"/>
+                    </w:rPr>
                     <m:t>,</m:t>
                   </m:r>
                   <m:r>
+                    <w:rPr>
+                      <w:highlight w:val="yellow"/>
+                    </w:rPr>
                     <m:t>84</m:t>
                   </m:r>
                 </m:e>
@@ -14869,6 +15551,9 @@
                         <m:deg/>
                         <m:e>
                           <m:r>
+                            <w:rPr>
+                              <w:highlight w:val="yellow"/>
+                            </w:rPr>
                             <m:t>21</m:t>
                           </m:r>
                         </m:e>
@@ -14876,6 +15561,9 @@
                     </m:num>
                     <m:den>
                       <m:r>
+                        <w:rPr>
+                          <w:highlight w:val="yellow"/>
+                        </w:rPr>
                         <m:t>5</m:t>
                       </m:r>
                     </m:den>
@@ -14884,18 +15572,30 @@
                     <m:rPr>
                       <m:sty m:val="p"/>
                     </m:rPr>
+                    <w:rPr>
+                      <w:highlight w:val="yellow"/>
+                    </w:rPr>
                     <m:t>≈</m:t>
                   </m:r>
                   <m:r>
+                    <w:rPr>
+                      <w:highlight w:val="yellow"/>
+                    </w:rPr>
                     <m:t>0</m:t>
                   </m:r>
                   <m:r>
                     <m:rPr>
                       <m:sty m:val="p"/>
                     </m:rPr>
+                    <w:rPr>
+                      <w:highlight w:val="yellow"/>
+                    </w:rPr>
                     <m:t>,</m:t>
                   </m:r>
                   <m:r>
+                    <w:rPr>
+                      <w:highlight w:val="yellow"/>
+                    </w:rPr>
                     <m:t>92</m:t>
                   </m:r>
                 </m:e>
@@ -15039,15 +15739,24 @@
               <m:borderBox>
                 <m:e>
                   <m:r>
+                    <w:rPr>
+                      <w:highlight w:val="yellow"/>
+                    </w:rPr>
                     <m:t>24</m:t>
                   </m:r>
                   <m:r>
                     <m:rPr>
                       <m:sty m:val="p"/>
                     </m:rPr>
+                    <w:rPr>
+                      <w:highlight w:val="yellow"/>
+                    </w:rPr>
                     <m:t>−</m:t>
                   </m:r>
                   <m:r>
+                    <w:rPr>
+                      <w:highlight w:val="yellow"/>
+                    </w:rPr>
                     <m:t>m</m:t>
                   </m:r>
                 </m:e>
@@ -15125,15 +15834,24 @@
               <m:borderBox>
                 <m:e>
                   <m:r>
+                    <w:rPr>
+                      <w:highlight w:val="yellow"/>
+                    </w:rPr>
                     <m:t>m</m:t>
                   </m:r>
                   <m:r>
                     <m:rPr>
                       <m:sty m:val="p"/>
                     </m:rPr>
+                    <w:rPr>
+                      <w:highlight w:val="yellow"/>
+                    </w:rPr>
                     <m:t>=</m:t>
                   </m:r>
                   <m:r>
+                    <w:rPr>
+                      <w:highlight w:val="yellow"/>
+                    </w:rPr>
                     <m:t>24</m:t>
                   </m:r>
                 </m:e>
@@ -15434,15 +16152,24 @@
               <m:borderBox>
                 <m:e>
                   <m:r>
+                    <w:rPr>
+                      <w:highlight w:val="yellow"/>
+                    </w:rPr>
                     <m:t>n</m:t>
                   </m:r>
                   <m:r>
                     <m:rPr>
                       <m:sty m:val="p"/>
                     </m:rPr>
+                    <w:rPr>
+                      <w:highlight w:val="yellow"/>
+                    </w:rPr>
                     <m:t>=</m:t>
                   </m:r>
                   <m:r>
+                    <w:rPr>
+                      <w:highlight w:val="yellow"/>
+                    </w:rPr>
                     <m:t>4</m:t>
                   </m:r>
                 </m:e>
